--- a/lessons/3-4/downloads/3-4-notes.docx
+++ b/lessons/3-4/downloads/3-4-notes.docx
@@ -363,6 +363,610 @@
         <w:rPr>
           <w:b/>
           <w:bCs/>
+          <w:color w:val="1FA6A2"/>
+          <w:sz w:val="26"/>
+          <w:szCs w:val="26"/>
+        </w:rPr>
+        <w:t xml:space="preserve">Turn &amp; Talk — Discussion Points  (Level 1 support · Level 2)</w:t>
+      </w:r>
+    </w:p>
+    <w:p>
+      <w:pPr>
+        <w:spacing w:after="60"/>
+      </w:pPr>
+      <w:r>
+        <w:rPr>
+          <w:i/>
+          <w:iCs/>
+          <w:color w:val="5F6F80"/>
+          <w:sz w:val="19"/>
+          <w:szCs w:val="19"/>
+        </w:rPr>
+        <w:t xml:space="preserve">Talk with a partner. Use the Level 1 stems if you need help getting started; try the Level 2 question when you are ready for more.</w:t>
+      </w:r>
+    </w:p>
+    <w:p>
+      <w:pPr>
+        <w:spacing w:after="60"/>
+      </w:pPr>
+      <w:r>
+        <w:rPr>
+          <w:b/>
+          <w:bCs/>
+          <w:color w:val="12355B"/>
+          <w:sz w:val="21"/>
+          <w:szCs w:val="21"/>
+        </w:rPr>
+        <w:t xml:space="preserve">1. [Launch] </w:t>
+      </w:r>
+      <w:r>
+        <w:rPr>
+          <w:b/>
+          <w:bCs/>
+          <w:sz w:val="21"/>
+          <w:szCs w:val="21"/>
+        </w:rPr>
+        <w:t xml:space="preserve">Chef Montoya's soup serves 8 people, but she needs to serve 32. How many times bigger is the recipe, and what must she do to BOTH ingredients to keep the flavor?</w:t>
+      </w:r>
+    </w:p>
+    <w:p>
+      <w:pPr>
+        <w:spacing w:after="60"/>
+      </w:pPr>
+      <w:r>
+        <w:rPr>
+          <w:b/>
+          <w:bCs/>
+          <w:color w:val="1FA6A2"/>
+          <w:sz w:val="20"/>
+          <w:szCs w:val="20"/>
+        </w:rPr>
+        <w:t xml:space="preserve">Level 1 — Start here: </w:t>
+      </w:r>
+      <w:r>
+        <w:rPr>
+          <w:sz w:val="20"/>
+          <w:szCs w:val="20"/>
+        </w:rPr>
+        <w:t xml:space="preserve">32 is 4 times 8, so she multiplies both ingredients by 4.</w:t>
+      </w:r>
+    </w:p>
+    <w:p>
+      <w:pPr>
+        <w:spacing w:after="60"/>
+      </w:pPr>
+      <w:r>
+        <w:rPr>
+          <w:sz w:val="21"/>
+          <w:szCs w:val="21"/>
+        </w:rPr>
+        <w:t xml:space="preserve">32 is ___ times bigger than 8, so I multiply both by ___.</w:t>
+      </w:r>
+      <w:r>
+        <w:rPr>
+          <w:i/>
+          <w:iCs/>
+          <w:color w:val="5F6F80"/>
+          <w:sz w:val="19"/>
+          <w:szCs w:val="19"/>
+        </w:rPr>
+        <w:br/>
+        <w:t xml:space="preserve">
+32 es ___ veces más grande que 8, así que multiplico ambos por ___.</w:t>
+      </w:r>
+    </w:p>
+    <w:p>
+      <w:pPr>
+        <w:spacing w:after="60"/>
+      </w:pPr>
+      <w:r>
+        <w:rPr>
+          <w:sz w:val="21"/>
+          <w:szCs w:val="21"/>
+        </w:rPr>
+        <w:t xml:space="preserve">The flavor stays the same because ___.</w:t>
+      </w:r>
+      <w:r>
+        <w:rPr>
+          <w:i/>
+          <w:iCs/>
+          <w:color w:val="5F6F80"/>
+          <w:sz w:val="19"/>
+          <w:szCs w:val="19"/>
+        </w:rPr>
+        <w:br/>
+        <w:t xml:space="preserve">
+El sabor se mantiene igual porque ___.</w:t>
+      </w:r>
+    </w:p>
+    <w:p>
+      <w:pPr>
+        <w:spacing w:after="60"/>
+      </w:pPr>
+      <w:r>
+        <w:rPr>
+          <w:b/>
+          <w:bCs/>
+          <w:color w:val="12355B"/>
+          <w:sz w:val="20"/>
+          <w:szCs w:val="20"/>
+        </w:rPr>
+        <w:t xml:space="preserve">Word bank: </w:t>
+      </w:r>
+      <w:r>
+        <w:rPr>
+          <w:color w:val="1FA6A2"/>
+          <w:sz w:val="20"/>
+          <w:szCs w:val="20"/>
+        </w:rPr>
+        <w:t xml:space="preserve">Equivalent ratios, Proportion, Rate</w:t>
+      </w:r>
+    </w:p>
+    <w:p>
+      <w:pPr>
+        <w:spacing w:after="60"/>
+      </w:pPr>
+      <w:r>
+        <w:rPr>
+          <w:b/>
+          <w:bCs/>
+          <w:color w:val="12355B"/>
+          <w:sz w:val="19"/>
+          <w:szCs w:val="19"/>
+        </w:rPr>
+        <w:t xml:space="preserve">Listen for: </w:t>
+      </w:r>
+      <w:r>
+        <w:rPr>
+          <w:i/>
+          <w:iCs/>
+          <w:color w:val="5F6F80"/>
+          <w:sz w:val="19"/>
+          <w:szCs w:val="19"/>
+        </w:rPr>
+        <w:t xml:space="preserve">A strong answer finds the scale factor 4 (32 ÷ 8) and explains both ingredients must be multiplied by 4 to make equivalent ratios.</w:t>
+      </w:r>
+    </w:p>
+    <w:p>
+      <w:pPr>
+        <w:spacing w:after="60"/>
+      </w:pPr>
+      <w:r>
+        <w:rPr>
+          <w:b/>
+          <w:bCs/>
+          <w:color w:val="9A6B12"/>
+          <w:sz w:val="20"/>
+          <w:szCs w:val="20"/>
+        </w:rPr>
+        <w:t xml:space="preserve">Level 2: </w:t>
+      </w:r>
+      <w:r>
+        <w:rPr>
+          <w:sz w:val="20"/>
+          <w:szCs w:val="20"/>
+        </w:rPr>
+        <w:t xml:space="preserve">Chef Montoya now needs to scale DOWN to serve only 4 people. Explain what scale factor she uses and why dividing keeps the ratios equivalent.</w:t>
+      </w:r>
+    </w:p>
+    <w:p>
+      <w:pPr>
+        <w:spacing w:after="60"/>
+        <w:ind w:left="360"/>
+      </w:pPr>
+      <w:r>
+        <w:rPr>
+          <w:sz w:val="20"/>
+          <w:szCs w:val="20"/>
+        </w:rPr>
+        <w:t xml:space="preserve">• To serve 4 people she divides both ingredients by ___ because ___.</w:t>
+      </w:r>
+    </w:p>
+    <w:p>
+      <w:pPr>
+        <w:spacing w:after="60"/>
+        <w:ind w:left="360"/>
+      </w:pPr>
+      <w:r>
+        <w:rPr>
+          <w:sz w:val="20"/>
+          <w:szCs w:val="20"/>
+        </w:rPr>
+        <w:t xml:space="preserve">• Dividing keeps equivalent ratios because ___.</w:t>
+      </w:r>
+    </w:p>
+    <w:p>
+      <w:pPr>
+        <w:spacing w:after="60"/>
+      </w:pPr>
+      <w:r>
+        <w:rPr>
+          <w:b/>
+          <w:bCs/>
+          <w:color w:val="12355B"/>
+          <w:sz w:val="21"/>
+          <w:szCs w:val="21"/>
+        </w:rPr>
+        <w:t xml:space="preserve">2. [Explore] </w:t>
+      </w:r>
+      <w:r>
+        <w:rPr>
+          <w:b/>
+          <w:bCs/>
+          <w:sz w:val="21"/>
+          <w:szCs w:val="21"/>
+        </w:rPr>
+        <w:t xml:space="preserve">Looking at the tomatoes-to-broth table (3:2, 6:4, 9:6, 12:8), how can you PROVE these ratios are all equivalent?</w:t>
+      </w:r>
+    </w:p>
+    <w:p>
+      <w:pPr>
+        <w:spacing w:after="60"/>
+      </w:pPr>
+      <w:r>
+        <w:rPr>
+          <w:b/>
+          <w:bCs/>
+          <w:color w:val="1FA6A2"/>
+          <w:sz w:val="20"/>
+          <w:szCs w:val="20"/>
+        </w:rPr>
+        <w:t xml:space="preserve">Level 1 — Start here: </w:t>
+      </w:r>
+      <w:r>
+        <w:rPr>
+          <w:sz w:val="20"/>
+          <w:szCs w:val="20"/>
+        </w:rPr>
+        <w:t xml:space="preserve">Each row is 3:2 multiplied by the same number, so they all simplify to 3:2.</w:t>
+      </w:r>
+    </w:p>
+    <w:p>
+      <w:pPr>
+        <w:spacing w:after="60"/>
+      </w:pPr>
+      <w:r>
+        <w:rPr>
+          <w:sz w:val="21"/>
+          <w:szCs w:val="21"/>
+        </w:rPr>
+        <w:t xml:space="preserve">These ratios are equivalent because each is ___ times ___.</w:t>
+      </w:r>
+      <w:r>
+        <w:rPr>
+          <w:i/>
+          <w:iCs/>
+          <w:color w:val="5F6F80"/>
+          <w:sz w:val="19"/>
+          <w:szCs w:val="19"/>
+        </w:rPr>
+        <w:br/>
+        <w:t xml:space="preserve">
+Estas razones son equivalentes porque cada una es ___ veces ___.</w:t>
+      </w:r>
+    </w:p>
+    <w:p>
+      <w:pPr>
+        <w:spacing w:after="60"/>
+      </w:pPr>
+      <w:r>
+        <w:rPr>
+          <w:sz w:val="21"/>
+          <w:szCs w:val="21"/>
+        </w:rPr>
+        <w:t xml:space="preserve">I checked by ___ both numbers.</w:t>
+      </w:r>
+      <w:r>
+        <w:rPr>
+          <w:i/>
+          <w:iCs/>
+          <w:color w:val="5F6F80"/>
+          <w:sz w:val="19"/>
+          <w:szCs w:val="19"/>
+        </w:rPr>
+        <w:br/>
+        <w:t xml:space="preserve">
+Lo comprobé al ___ ambos números.</w:t>
+      </w:r>
+    </w:p>
+    <w:p>
+      <w:pPr>
+        <w:spacing w:after="60"/>
+      </w:pPr>
+      <w:r>
+        <w:rPr>
+          <w:b/>
+          <w:bCs/>
+          <w:color w:val="12355B"/>
+          <w:sz w:val="20"/>
+          <w:szCs w:val="20"/>
+        </w:rPr>
+        <w:t xml:space="preserve">Word bank: </w:t>
+      </w:r>
+      <w:r>
+        <w:rPr>
+          <w:color w:val="1FA6A2"/>
+          <w:sz w:val="20"/>
+          <w:szCs w:val="20"/>
+        </w:rPr>
+        <w:t xml:space="preserve">Equivalent ratios, Simplify, Proportion, Rate</w:t>
+      </w:r>
+    </w:p>
+    <w:p>
+      <w:pPr>
+        <w:spacing w:after="60"/>
+      </w:pPr>
+      <w:r>
+        <w:rPr>
+          <w:b/>
+          <w:bCs/>
+          <w:color w:val="12355B"/>
+          <w:sz w:val="19"/>
+          <w:szCs w:val="19"/>
+        </w:rPr>
+        <w:t xml:space="preserve">Listen for: </w:t>
+      </w:r>
+      <w:r>
+        <w:rPr>
+          <w:i/>
+          <w:iCs/>
+          <w:color w:val="5F6F80"/>
+          <w:sz w:val="19"/>
+          <w:szCs w:val="19"/>
+        </w:rPr>
+        <w:t xml:space="preserve">Listen for proof by simplifying (all reduce to 3:2) or scaling (each multiplied by the same factor), not just 'they look similar.'</w:t>
+      </w:r>
+    </w:p>
+    <w:p>
+      <w:pPr>
+        <w:spacing w:after="60"/>
+      </w:pPr>
+      <w:r>
+        <w:rPr>
+          <w:b/>
+          <w:bCs/>
+          <w:color w:val="9A6B12"/>
+          <w:sz w:val="20"/>
+          <w:szCs w:val="20"/>
+        </w:rPr>
+        <w:t xml:space="preserve">Level 2: </w:t>
+      </w:r>
+      <w:r>
+        <w:rPr>
+          <w:sz w:val="20"/>
+          <w:szCs w:val="20"/>
+        </w:rPr>
+        <w:t xml:space="preserve">A student says 6:4 and 9:6 are equivalent because 'you add 3 and 2 each time.' Critique this reasoning even though the rows happen to be correct.</w:t>
+      </w:r>
+    </w:p>
+    <w:p>
+      <w:pPr>
+        <w:spacing w:after="60"/>
+        <w:ind w:left="360"/>
+      </w:pPr>
+      <w:r>
+        <w:rPr>
+          <w:sz w:val="20"/>
+          <w:szCs w:val="20"/>
+        </w:rPr>
+        <w:t xml:space="preserve">• Adding 3 and 2 makes correct rows here, but it does NOT prove ___.</w:t>
+      </w:r>
+    </w:p>
+    <w:p>
+      <w:pPr>
+        <w:spacing w:after="60"/>
+        <w:ind w:left="360"/>
+      </w:pPr>
+      <w:r>
+        <w:rPr>
+          <w:sz w:val="20"/>
+          <w:szCs w:val="20"/>
+        </w:rPr>
+        <w:t xml:space="preserve">• The real reason they are equivalent is that they ___ to the same ratio.</w:t>
+      </w:r>
+    </w:p>
+    <w:p>
+      <w:pPr>
+        <w:spacing w:after="60"/>
+      </w:pPr>
+      <w:r>
+        <w:rPr>
+          <w:b/>
+          <w:bCs/>
+          <w:color w:val="12355B"/>
+          <w:sz w:val="21"/>
+          <w:szCs w:val="21"/>
+        </w:rPr>
+        <w:t xml:space="preserve">3. [Connect] </w:t>
+      </w:r>
+      <w:r>
+        <w:rPr>
+          <w:b/>
+          <w:bCs/>
+          <w:sz w:val="21"/>
+          <w:szCs w:val="21"/>
+        </w:rPr>
+        <w:t xml:space="preserve">The smoothie shop uses 2 cups of strawberries for every 3 cups of yogurt and needs 15 cups of yogurt. How is this the same as scaling Chef Montoya's soup?</w:t>
+      </w:r>
+    </w:p>
+    <w:p>
+      <w:pPr>
+        <w:spacing w:after="60"/>
+      </w:pPr>
+      <w:r>
+        <w:rPr>
+          <w:b/>
+          <w:bCs/>
+          <w:color w:val="1FA6A2"/>
+          <w:sz w:val="20"/>
+          <w:szCs w:val="20"/>
+        </w:rPr>
+        <w:t xml:space="preserve">Level 1 — Start here: </w:t>
+      </w:r>
+      <w:r>
+        <w:rPr>
+          <w:sz w:val="20"/>
+          <w:szCs w:val="20"/>
+        </w:rPr>
+        <w:t xml:space="preserve">Both scale a 2-quantity recipe with equivalent ratios.</w:t>
+      </w:r>
+    </w:p>
+    <w:p>
+      <w:pPr>
+        <w:spacing w:after="60"/>
+      </w:pPr>
+      <w:r>
+        <w:rPr>
+          <w:sz w:val="21"/>
+          <w:szCs w:val="21"/>
+        </w:rPr>
+        <w:t xml:space="preserve">This is like our ratio work because ___ and ___ are related by ___.</w:t>
+      </w:r>
+      <w:r>
+        <w:rPr>
+          <w:i/>
+          <w:iCs/>
+          <w:color w:val="5F6F80"/>
+          <w:sz w:val="19"/>
+          <w:szCs w:val="19"/>
+        </w:rPr>
+        <w:br/>
+        <w:t xml:space="preserve">
+Esto es como nuestro trabajo con razones porque ___ y ___ se relacionan por ___.</w:t>
+      </w:r>
+    </w:p>
+    <w:p>
+      <w:pPr>
+        <w:spacing w:after="60"/>
+      </w:pPr>
+      <w:r>
+        <w:rPr>
+          <w:sz w:val="21"/>
+          <w:szCs w:val="21"/>
+        </w:rPr>
+        <w:t xml:space="preserve">15 cups of yogurt is ___ times 3, so I need ___ cups of strawberries.</w:t>
+      </w:r>
+      <w:r>
+        <w:rPr>
+          <w:i/>
+          <w:iCs/>
+          <w:color w:val="5F6F80"/>
+          <w:sz w:val="19"/>
+          <w:szCs w:val="19"/>
+        </w:rPr>
+        <w:br/>
+        <w:t xml:space="preserve">
+15 tazas de yogur son ___ veces 3, así que necesito ___ tazas de fresas.</w:t>
+      </w:r>
+    </w:p>
+    <w:p>
+      <w:pPr>
+        <w:spacing w:after="60"/>
+      </w:pPr>
+      <w:r>
+        <w:rPr>
+          <w:b/>
+          <w:bCs/>
+          <w:color w:val="12355B"/>
+          <w:sz w:val="20"/>
+          <w:szCs w:val="20"/>
+        </w:rPr>
+        <w:t xml:space="preserve">Word bank: </w:t>
+      </w:r>
+      <w:r>
+        <w:rPr>
+          <w:color w:val="1FA6A2"/>
+          <w:sz w:val="20"/>
+          <w:szCs w:val="20"/>
+        </w:rPr>
+        <w:t xml:space="preserve">Equivalent ratios, Proportion, Simplify, Rate</w:t>
+      </w:r>
+    </w:p>
+    <w:p>
+      <w:pPr>
+        <w:spacing w:after="60"/>
+      </w:pPr>
+      <w:r>
+        <w:rPr>
+          <w:b/>
+          <w:bCs/>
+          <w:color w:val="12355B"/>
+          <w:sz w:val="19"/>
+          <w:szCs w:val="19"/>
+        </w:rPr>
+        <w:t xml:space="preserve">Listen for: </w:t>
+      </w:r>
+      <w:r>
+        <w:rPr>
+          <w:i/>
+          <w:iCs/>
+          <w:color w:val="5F6F80"/>
+          <w:sz w:val="19"/>
+          <w:szCs w:val="19"/>
+        </w:rPr>
+        <w:t xml:space="preserve">A strong answer uses the scale factor 5 (15 ÷ 3) to find 10 cups of strawberries and names this as making an equivalent ratio / proportion.</w:t>
+      </w:r>
+    </w:p>
+    <w:p>
+      <w:pPr>
+        <w:spacing w:after="60"/>
+      </w:pPr>
+      <w:r>
+        <w:rPr>
+          <w:b/>
+          <w:bCs/>
+          <w:color w:val="9A6B12"/>
+          <w:sz w:val="20"/>
+          <w:szCs w:val="20"/>
+        </w:rPr>
+        <w:t xml:space="preserve">Level 2: </w:t>
+      </w:r>
+      <w:r>
+        <w:rPr>
+          <w:sz w:val="20"/>
+          <w:szCs w:val="20"/>
+        </w:rPr>
+        <w:t xml:space="preserve">Set up this smoothie situation as a proportion (2/3 = ?/15) and explain how cross-multiplying confirms your strawberry amount.</w:t>
+      </w:r>
+    </w:p>
+    <w:p>
+      <w:pPr>
+        <w:spacing w:after="60"/>
+        <w:ind w:left="360"/>
+      </w:pPr>
+      <w:r>
+        <w:rPr>
+          <w:sz w:val="20"/>
+          <w:szCs w:val="20"/>
+        </w:rPr>
+        <w:t xml:space="preserve">• The proportion is 2/3 = ___/15, and cross-multiplying gives ___.</w:t>
+      </w:r>
+    </w:p>
+    <w:p>
+      <w:pPr>
+        <w:spacing w:after="60"/>
+        <w:ind w:left="360"/>
+      </w:pPr>
+      <w:r>
+        <w:rPr>
+          <w:sz w:val="20"/>
+          <w:szCs w:val="20"/>
+        </w:rPr>
+        <w:t xml:space="preserve">• Cross-multiplying works because equivalent ratios always ___.</w:t>
+      </w:r>
+    </w:p>
+    <w:p>
+      <w:pPr>
+        <w:pStyle w:val="Heading2"/>
+        <w:pBdr>
+          <w:left w:val="single" w:color="1FA6A2" w:sz="18" w:space="8"/>
+        </w:pBdr>
+        <w:spacing w:after="100" w:before="200"/>
+      </w:pPr>
+      <w:r>
+        <w:rPr>
+          <w:b/>
+          <w:bCs/>
           <w:color w:val="9A6B12"/>
           <w:sz w:val="26"/>
           <w:szCs w:val="26"/>
@@ -935,7 +1539,7 @@
           <w:sz w:val="21"/>
           <w:szCs w:val="21"/>
         </w:rPr>
-        <w:t xml:space="preserve">These ratios are equal because ___.</w:t>
+        <w:t xml:space="preserve">32 is ___ times bigger than 8, so I multiply both by ___.</w:t>
       </w:r>
       <w:r>
         <w:rPr>
@@ -947,19 +1551,19 @@
         </w:rPr>
         <w:br/>
         <w:t xml:space="preserve">
-Estas razones son iguales porque ___.</w:t>
-      </w:r>
-    </w:p>
-    <w:p>
-      <w:pPr>
-        <w:spacing w:after="60"/>
-      </w:pPr>
-      <w:r>
-        <w:rPr>
-          <w:sz w:val="21"/>
-          <w:szCs w:val="21"/>
-        </w:rPr>
-        <w:t xml:space="preserve">I checked by ___.</w:t>
+32 es ___ veces más grande que 8, así que multiplico ambos por ___.</w:t>
+      </w:r>
+    </w:p>
+    <w:p>
+      <w:pPr>
+        <w:spacing w:after="60"/>
+      </w:pPr>
+      <w:r>
+        <w:rPr>
+          <w:sz w:val="21"/>
+          <w:szCs w:val="21"/>
+        </w:rPr>
+        <w:t xml:space="preserve">The flavor stays the same because ___.</w:t>
       </w:r>
       <w:r>
         <w:rPr>
@@ -971,19 +1575,19 @@
         </w:rPr>
         <w:br/>
         <w:t xml:space="preserve">
-Lo comprobé al ___.</w:t>
-      </w:r>
-    </w:p>
-    <w:p>
-      <w:pPr>
-        <w:spacing w:after="60"/>
-      </w:pPr>
-      <w:r>
-        <w:rPr>
-          <w:sz w:val="21"/>
-          <w:szCs w:val="21"/>
-        </w:rPr>
-        <w:t xml:space="preserve">I would scale a recipe by ___.</w:t>
+El sabor se mantiene igual porque ___.</w:t>
+      </w:r>
+    </w:p>
+    <w:p>
+      <w:pPr>
+        <w:spacing w:after="60"/>
+      </w:pPr>
+      <w:r>
+        <w:rPr>
+          <w:sz w:val="21"/>
+          <w:szCs w:val="21"/>
+        </w:rPr>
+        <w:t xml:space="preserve">These ratios are equivalent because each is ___ times ___.</w:t>
       </w:r>
       <w:r>
         <w:rPr>
@@ -995,7 +1599,7 @@
         </w:rPr>
         <w:br/>
         <w:t xml:space="preserve">
-Ajustaría una receta al ___.</w:t>
+Estas razones son equivalentes porque cada una es ___ veces ___.</w:t>
       </w:r>
     </w:p>
     <w:p>

--- a/lessons/3-4/downloads/3-4-notes.docx
+++ b/lessons/3-4/downloads/3-4-notes.docx
@@ -437,6 +437,43 @@
       </w:pPr>
       <w:r>
         <w:rPr>
+          <w:b/>
+          <w:bCs/>
+          <w:color w:val="1FA6A2"/>
+          <w:sz w:val="20"/>
+          <w:szCs w:val="20"/>
+        </w:rPr>
+        <w:t xml:space="preserve">Hint (optional): </w:t>
+      </w:r>
+      <w:r>
+        <w:rPr>
+          <w:sz w:val="20"/>
+          <w:szCs w:val="20"/>
+        </w:rPr>
+        <w:t xml:space="preserve">Try starting with the word "Equivalent ratios" or "Proportion". Re-read the question and underline what it is asking you to compare or find. Use one number or word from the problem as your evidence.</w:t>
+      </w:r>
+    </w:p>
+    <w:p>
+      <w:pPr>
+        <w:spacing w:after="60"/>
+      </w:pPr>
+      <w:r>
+        <w:rPr>
+          <w:b/>
+          <w:bCs/>
+          <w:color w:val="12355B"/>
+          <w:sz w:val="19"/>
+          <w:szCs w:val="19"/>
+        </w:rPr>
+        <w:t xml:space="preserve">Sentence starters (optional)</w:t>
+      </w:r>
+    </w:p>
+    <w:p>
+      <w:pPr>
+        <w:spacing w:after="60"/>
+      </w:pPr>
+      <w:r>
+        <w:rPr>
           <w:sz w:val="21"/>
           <w:szCs w:val="21"/>
         </w:rPr>
@@ -627,6 +664,43 @@
       </w:pPr>
       <w:r>
         <w:rPr>
+          <w:b/>
+          <w:bCs/>
+          <w:color w:val="1FA6A2"/>
+          <w:sz w:val="20"/>
+          <w:szCs w:val="20"/>
+        </w:rPr>
+        <w:t xml:space="preserve">Hint (optional): </w:t>
+      </w:r>
+      <w:r>
+        <w:rPr>
+          <w:sz w:val="20"/>
+          <w:szCs w:val="20"/>
+        </w:rPr>
+        <w:t xml:space="preserve">Try starting with the word "Equivalent ratios" or "Simplify". Re-read the question and underline what it is asking you to compare or find. Use one number or word from the problem as your evidence.</w:t>
+      </w:r>
+    </w:p>
+    <w:p>
+      <w:pPr>
+        <w:spacing w:after="60"/>
+      </w:pPr>
+      <w:r>
+        <w:rPr>
+          <w:b/>
+          <w:bCs/>
+          <w:color w:val="12355B"/>
+          <w:sz w:val="19"/>
+          <w:szCs w:val="19"/>
+        </w:rPr>
+        <w:t xml:space="preserve">Sentence starters (optional)</w:t>
+      </w:r>
+    </w:p>
+    <w:p>
+      <w:pPr>
+        <w:spacing w:after="60"/>
+      </w:pPr>
+      <w:r>
+        <w:rPr>
           <w:sz w:val="21"/>
           <w:szCs w:val="21"/>
         </w:rPr>
@@ -809,6 +883,43 @@
           <w:szCs w:val="20"/>
         </w:rPr>
         <w:t xml:space="preserve">Both scale a 2-quantity recipe with equivalent ratios.</w:t>
+      </w:r>
+    </w:p>
+    <w:p>
+      <w:pPr>
+        <w:spacing w:after="60"/>
+      </w:pPr>
+      <w:r>
+        <w:rPr>
+          <w:b/>
+          <w:bCs/>
+          <w:color w:val="1FA6A2"/>
+          <w:sz w:val="20"/>
+          <w:szCs w:val="20"/>
+        </w:rPr>
+        <w:t xml:space="preserve">Hint (optional): </w:t>
+      </w:r>
+      <w:r>
+        <w:rPr>
+          <w:sz w:val="20"/>
+          <w:szCs w:val="20"/>
+        </w:rPr>
+        <w:t xml:space="preserve">Try starting with the word "Equivalent ratios" or "Proportion". Re-read the question and underline what it is asking you to compare or find. Use one number or word from the problem as your evidence.</w:t>
+      </w:r>
+    </w:p>
+    <w:p>
+      <w:pPr>
+        <w:spacing w:after="60"/>
+      </w:pPr>
+      <w:r>
+        <w:rPr>
+          <w:b/>
+          <w:bCs/>
+          <w:color w:val="12355B"/>
+          <w:sz w:val="19"/>
+          <w:szCs w:val="19"/>
+        </w:rPr>
+        <w:t xml:space="preserve">Sentence starters (optional)</w:t>
       </w:r>
     </w:p>
     <w:p>

--- a/lessons/3-4/downloads/3-4-notes.docx
+++ b/lessons/3-4/downloads/3-4-notes.docx
@@ -97,6 +97,69 @@
       </w:pPr>
       <w:r>
         <w:rPr>
+          <w:i/>
+          <w:iCs/>
+          <w:color w:val="5F6F80"/>
+          <w:sz w:val="19"/>
+          <w:szCs w:val="19"/>
+        </w:rPr>
+        <w:t xml:space="preserve">Picture first, then the word, then a plain-language meaning.</w:t>
+      </w:r>
+    </w:p>
+    <w:p>
+      <w:pPr>
+        <w:keepNext/>
+        <w:spacing w:after="20" w:before="120"/>
+        <w:jc w:val="center"/>
+      </w:pPr>
+      <w:r>
+        <w:drawing>
+          <wp:inline distT="0" distB="0" distL="0" distR="0">
+            <wp:extent cx="1238250" cy="933450"/>
+            <wp:effectExtent t="0" r="0" b="0" l="0"/>
+            <wp:docPr id="1" name="" descr="" title=""/>
+            <wp:cNvGraphicFramePr>
+              <a:graphicFrameLocks xmlns:a="http://schemas.openxmlformats.org/drawingml/2006/main" noChangeAspect="1"/>
+            </wp:cNvGraphicFramePr>
+            <a:graphic xmlns:a="http://schemas.openxmlformats.org/drawingml/2006/main">
+              <a:graphicData uri="http://schemas.openxmlformats.org/drawingml/2006/picture">
+                <pic:pic xmlns:pic="http://schemas.openxmlformats.org/drawingml/2006/picture">
+                  <pic:nvPicPr>
+                    <pic:cNvPr id="0" name="" descr=""/>
+                    <pic:cNvPicPr>
+                      <a:picLocks noChangeAspect="1" noChangeArrowheads="1"/>
+                    </pic:cNvPicPr>
+                  </pic:nvPicPr>
+                  <pic:blipFill>
+                    <a:blip r:embed="rId9" cstate="none"/>
+                    <a:srcRect/>
+                    <a:stretch>
+                      <a:fillRect/>
+                    </a:stretch>
+                  </pic:blipFill>
+                  <pic:spPr bwMode="auto">
+                    <a:xfrm>
+                      <a:off x="0" y="0"/>
+                      <a:ext cx="1238250" cy="933450"/>
+                    </a:xfrm>
+                    <a:prstGeom prst="rect">
+                      <a:avLst/>
+                    </a:prstGeom>
+                  </pic:spPr>
+                </pic:pic>
+              </a:graphicData>
+            </a:graphic>
+          </wp:inline>
+        </w:drawing>
+      </w:r>
+    </w:p>
+    <w:p>
+      <w:pPr>
+        <w:keepNext/>
+        <w:spacing w:after="20"/>
+      </w:pPr>
+      <w:r>
+        <w:rPr>
           <w:b/>
           <w:bCs/>
           <w:color w:val="12355B"/>
@@ -118,7 +181,7 @@
     </w:p>
     <w:p>
       <w:pPr>
-        <w:spacing w:after="60"/>
+        <w:spacing w:after="160"/>
       </w:pPr>
       <w:r>
         <w:rPr>
@@ -130,22 +193,55 @@
     </w:p>
     <w:p>
       <w:pPr>
-        <w:spacing w:after="60"/>
-      </w:pPr>
-      <w:r>
-        <w:rPr>
-          <w:i/>
-          <w:iCs/>
-          <w:color w:val="5F6F80"/>
-          <w:sz w:val="19"/>
-          <w:szCs w:val="19"/>
-        </w:rPr>
-        <w:t xml:space="preserve">3 red apples : 5 green apples</w:t>
-      </w:r>
-    </w:p>
-    <w:p>
-      <w:pPr>
-        <w:spacing w:after="60"/>
+        <w:keepNext/>
+        <w:spacing w:after="20" w:before="120"/>
+        <w:jc w:val="center"/>
+      </w:pPr>
+      <w:r>
+        <w:drawing>
+          <wp:inline distT="0" distB="0" distL="0" distR="0">
+            <wp:extent cx="1238250" cy="933450"/>
+            <wp:effectExtent t="0" r="0" b="0" l="0"/>
+            <wp:docPr id="1" name="" descr="" title=""/>
+            <wp:cNvGraphicFramePr>
+              <a:graphicFrameLocks xmlns:a="http://schemas.openxmlformats.org/drawingml/2006/main" noChangeAspect="1"/>
+            </wp:cNvGraphicFramePr>
+            <a:graphic xmlns:a="http://schemas.openxmlformats.org/drawingml/2006/main">
+              <a:graphicData uri="http://schemas.openxmlformats.org/drawingml/2006/picture">
+                <pic:pic xmlns:pic="http://schemas.openxmlformats.org/drawingml/2006/picture">
+                  <pic:nvPicPr>
+                    <pic:cNvPr id="0" name="" descr=""/>
+                    <pic:cNvPicPr>
+                      <a:picLocks noChangeAspect="1" noChangeArrowheads="1"/>
+                    </pic:cNvPicPr>
+                  </pic:nvPicPr>
+                  <pic:blipFill>
+                    <a:blip r:embed="rId9" cstate="none"/>
+                    <a:srcRect/>
+                    <a:stretch>
+                      <a:fillRect/>
+                    </a:stretch>
+                  </pic:blipFill>
+                  <pic:spPr bwMode="auto">
+                    <a:xfrm>
+                      <a:off x="0" y="0"/>
+                      <a:ext cx="1238250" cy="933450"/>
+                    </a:xfrm>
+                    <a:prstGeom prst="rect">
+                      <a:avLst/>
+                    </a:prstGeom>
+                  </pic:spPr>
+                </pic:pic>
+              </a:graphicData>
+            </a:graphic>
+          </wp:inline>
+        </w:drawing>
+      </w:r>
+    </w:p>
+    <w:p>
+      <w:pPr>
+        <w:keepNext/>
+        <w:spacing w:after="20"/>
       </w:pPr>
       <w:r>
         <w:rPr>
@@ -170,7 +266,7 @@
     </w:p>
     <w:p>
       <w:pPr>
-        <w:spacing w:after="60"/>
+        <w:spacing w:after="160"/>
       </w:pPr>
       <w:r>
         <w:rPr>
@@ -182,22 +278,55 @@
     </w:p>
     <w:p>
       <w:pPr>
-        <w:spacing w:after="60"/>
-      </w:pPr>
-      <w:r>
-        <w:rPr>
-          <w:i/>
-          <w:iCs/>
-          <w:color w:val="5F6F80"/>
-          <w:sz w:val="19"/>
-          <w:szCs w:val="19"/>
-        </w:rPr>
-        <w:t xml:space="preserve">2:3 and 4:6 both mean 2 out of every 3, so 2/3 = 4/6</w:t>
-      </w:r>
-    </w:p>
-    <w:p>
-      <w:pPr>
-        <w:spacing w:after="60"/>
+        <w:keepNext/>
+        <w:spacing w:after="20" w:before="120"/>
+        <w:jc w:val="center"/>
+      </w:pPr>
+      <w:r>
+        <w:drawing>
+          <wp:inline distT="0" distB="0" distL="0" distR="0">
+            <wp:extent cx="1238250" cy="933450"/>
+            <wp:effectExtent t="0" r="0" b="0" l="0"/>
+            <wp:docPr id="1" name="" descr="" title=""/>
+            <wp:cNvGraphicFramePr>
+              <a:graphicFrameLocks xmlns:a="http://schemas.openxmlformats.org/drawingml/2006/main" noChangeAspect="1"/>
+            </wp:cNvGraphicFramePr>
+            <a:graphic xmlns:a="http://schemas.openxmlformats.org/drawingml/2006/main">
+              <a:graphicData uri="http://schemas.openxmlformats.org/drawingml/2006/picture">
+                <pic:pic xmlns:pic="http://schemas.openxmlformats.org/drawingml/2006/picture">
+                  <pic:nvPicPr>
+                    <pic:cNvPr id="0" name="" descr=""/>
+                    <pic:cNvPicPr>
+                      <a:picLocks noChangeAspect="1" noChangeArrowheads="1"/>
+                    </pic:cNvPicPr>
+                  </pic:nvPicPr>
+                  <pic:blipFill>
+                    <a:blip r:embed="rId10" cstate="none"/>
+                    <a:srcRect/>
+                    <a:stretch>
+                      <a:fillRect/>
+                    </a:stretch>
+                  </pic:blipFill>
+                  <pic:spPr bwMode="auto">
+                    <a:xfrm>
+                      <a:off x="0" y="0"/>
+                      <a:ext cx="1238250" cy="933450"/>
+                    </a:xfrm>
+                    <a:prstGeom prst="rect">
+                      <a:avLst/>
+                    </a:prstGeom>
+                  </pic:spPr>
+                </pic:pic>
+              </a:graphicData>
+            </a:graphic>
+          </wp:inline>
+        </w:drawing>
+      </w:r>
+    </w:p>
+    <w:p>
+      <w:pPr>
+        <w:keepNext/>
+        <w:spacing w:after="20"/>
       </w:pPr>
       <w:r>
         <w:rPr>
@@ -222,7 +351,7 @@
     </w:p>
     <w:p>
       <w:pPr>
-        <w:spacing w:after="60"/>
+        <w:spacing w:after="160"/>
       </w:pPr>
       <w:r>
         <w:rPr>
@@ -234,22 +363,55 @@
     </w:p>
     <w:p>
       <w:pPr>
-        <w:spacing w:after="60"/>
-      </w:pPr>
-      <w:r>
-        <w:rPr>
-          <w:i/>
-          <w:iCs/>
-          <w:color w:val="5F6F80"/>
-          <w:sz w:val="19"/>
-          <w:szCs w:val="19"/>
-        </w:rPr>
-        <w:t xml:space="preserve">60 miles per 1 hour</w:t>
-      </w:r>
-    </w:p>
-    <w:p>
-      <w:pPr>
-        <w:spacing w:after="60"/>
+        <w:keepNext/>
+        <w:spacing w:after="20" w:before="120"/>
+        <w:jc w:val="center"/>
+      </w:pPr>
+      <w:r>
+        <w:drawing>
+          <wp:inline distT="0" distB="0" distL="0" distR="0">
+            <wp:extent cx="1238250" cy="933450"/>
+            <wp:effectExtent t="0" r="0" b="0" l="0"/>
+            <wp:docPr id="1" name="" descr="" title=""/>
+            <wp:cNvGraphicFramePr>
+              <a:graphicFrameLocks xmlns:a="http://schemas.openxmlformats.org/drawingml/2006/main" noChangeAspect="1"/>
+            </wp:cNvGraphicFramePr>
+            <a:graphic xmlns:a="http://schemas.openxmlformats.org/drawingml/2006/main">
+              <a:graphicData uri="http://schemas.openxmlformats.org/drawingml/2006/picture">
+                <pic:pic xmlns:pic="http://schemas.openxmlformats.org/drawingml/2006/picture">
+                  <pic:nvPicPr>
+                    <pic:cNvPr id="0" name="" descr=""/>
+                    <pic:cNvPicPr>
+                      <a:picLocks noChangeAspect="1" noChangeArrowheads="1"/>
+                    </pic:cNvPicPr>
+                  </pic:nvPicPr>
+                  <pic:blipFill>
+                    <a:blip r:embed="rId11" cstate="none"/>
+                    <a:srcRect/>
+                    <a:stretch>
+                      <a:fillRect/>
+                    </a:stretch>
+                  </pic:blipFill>
+                  <pic:spPr bwMode="auto">
+                    <a:xfrm>
+                      <a:off x="0" y="0"/>
+                      <a:ext cx="1238250" cy="933450"/>
+                    </a:xfrm>
+                    <a:prstGeom prst="rect">
+                      <a:avLst/>
+                    </a:prstGeom>
+                  </pic:spPr>
+                </pic:pic>
+              </a:graphicData>
+            </a:graphic>
+          </wp:inline>
+        </w:drawing>
+      </w:r>
+    </w:p>
+    <w:p>
+      <w:pPr>
+        <w:keepNext/>
+        <w:spacing w:after="20"/>
       </w:pPr>
       <w:r>
         <w:rPr>
@@ -274,7 +436,7 @@
     </w:p>
     <w:p>
       <w:pPr>
-        <w:spacing w:after="60"/>
+        <w:spacing w:after="160"/>
       </w:pPr>
       <w:r>
         <w:rPr>
@@ -286,22 +448,55 @@
     </w:p>
     <w:p>
       <w:pPr>
-        <w:spacing w:after="60"/>
-      </w:pPr>
-      <w:r>
-        <w:rPr>
-          <w:i/>
-          <w:iCs/>
-          <w:color w:val="5F6F80"/>
-          <w:sz w:val="19"/>
-          <w:szCs w:val="19"/>
-        </w:rPr>
-        <w:t xml:space="preserve">2/3 = 4/6</w:t>
-      </w:r>
-    </w:p>
-    <w:p>
-      <w:pPr>
-        <w:spacing w:after="60"/>
+        <w:keepNext/>
+        <w:spacing w:after="20" w:before="120"/>
+        <w:jc w:val="center"/>
+      </w:pPr>
+      <w:r>
+        <w:drawing>
+          <wp:inline distT="0" distB="0" distL="0" distR="0">
+            <wp:extent cx="1238250" cy="933450"/>
+            <wp:effectExtent t="0" r="0" b="0" l="0"/>
+            <wp:docPr id="1" name="" descr="" title=""/>
+            <wp:cNvGraphicFramePr>
+              <a:graphicFrameLocks xmlns:a="http://schemas.openxmlformats.org/drawingml/2006/main" noChangeAspect="1"/>
+            </wp:cNvGraphicFramePr>
+            <a:graphic xmlns:a="http://schemas.openxmlformats.org/drawingml/2006/main">
+              <a:graphicData uri="http://schemas.openxmlformats.org/drawingml/2006/picture">
+                <pic:pic xmlns:pic="http://schemas.openxmlformats.org/drawingml/2006/picture">
+                  <pic:nvPicPr>
+                    <pic:cNvPr id="0" name="" descr=""/>
+                    <pic:cNvPicPr>
+                      <a:picLocks noChangeAspect="1" noChangeArrowheads="1"/>
+                    </pic:cNvPicPr>
+                  </pic:nvPicPr>
+                  <pic:blipFill>
+                    <a:blip r:embed="rId12" cstate="none"/>
+                    <a:srcRect/>
+                    <a:stretch>
+                      <a:fillRect/>
+                    </a:stretch>
+                  </pic:blipFill>
+                  <pic:spPr bwMode="auto">
+                    <a:xfrm>
+                      <a:off x="0" y="0"/>
+                      <a:ext cx="1238250" cy="933450"/>
+                    </a:xfrm>
+                    <a:prstGeom prst="rect">
+                      <a:avLst/>
+                    </a:prstGeom>
+                  </pic:spPr>
+                </pic:pic>
+              </a:graphicData>
+            </a:graphic>
+          </wp:inline>
+        </w:drawing>
+      </w:r>
+    </w:p>
+    <w:p>
+      <w:pPr>
+        <w:keepNext/>
+        <w:spacing w:after="20"/>
       </w:pPr>
       <w:r>
         <w:rPr>
@@ -326,7 +521,7 @@
     </w:p>
     <w:p>
       <w:pPr>
-        <w:spacing w:after="60"/>
+        <w:spacing w:after="160"/>
       </w:pPr>
       <w:r>
         <w:rPr>
@@ -334,21 +529,6 @@
           <w:szCs w:val="21"/>
         </w:rPr>
         <w:t xml:space="preserve">To make a ratio smaller while keeping the same comparison.</w:t>
-      </w:r>
-    </w:p>
-    <w:p>
-      <w:pPr>
-        <w:spacing w:after="60"/>
-      </w:pPr>
-      <w:r>
-        <w:rPr>
-          <w:i/>
-          <w:iCs/>
-          <w:color w:val="5F6F80"/>
-          <w:sz w:val="19"/>
-          <w:szCs w:val="19"/>
-        </w:rPr>
-        <w:t xml:space="preserve">12:18 → divide both by 6 → 2:3</w:t>
       </w:r>
     </w:p>
     <w:p>

--- a/lessons/3-4/downloads/3-4-notes.docx
+++ b/lessons/3-4/downloads/3-4-notes.docx
@@ -1208,7 +1208,7 @@
           <w:sz w:val="24"/>
           <w:szCs w:val="24"/>
         </w:rPr>
-        <w:t xml:space="preserve">Try the Model</w:t>
+        <w:t xml:space="preserve">Solved Example</w:t>
       </w:r>
       <w:r>
         <w:rPr>
@@ -1218,90 +1218,130 @@
           <w:sz w:val="19"/>
           <w:szCs w:val="19"/>
         </w:rPr>
-        <w:t xml:space="preserve">   step through it together</w:t>
-      </w:r>
-    </w:p>
-    <w:p>
-      <w:pPr>
-        <w:spacing w:after="80"/>
-      </w:pPr>
-      <w:r>
-        <w:rPr>
-          <w:sz w:val="21"/>
-          <w:szCs w:val="21"/>
-        </w:rPr>
-        <w:t xml:space="preserve">Chef Montoya's recipe calls for 3 cups of tomatoes for every 2 cups of broth. Complete the ratio table to help her scale the recipe.</w:t>
-      </w:r>
-    </w:p>
-    <w:p>
-      <w:pPr>
+        <w:t xml:space="preserve">   I Do — watch each step</w:t>
+      </w:r>
+    </w:p>
+    <w:p>
+      <w:pPr>
+        <w:keepNext/>
         <w:spacing w:after="40"/>
       </w:pPr>
       <w:r>
-        <w:t xml:space="preserve"/>
-      </w:r>
-    </w:p>
-    <w:tbl>
-      <w:tblPr>
-        <w:tblW w:type="pct" w:w="100%"/>
-        <w:tblBorders>
-          <w:top w:val="single" w:color="C7D2DD" w:sz="6"/>
-          <w:left w:val="single" w:color="C7D2DD" w:sz="6"/>
-          <w:bottom w:val="single" w:color="C7D2DD" w:sz="6"/>
-          <w:right w:val="single" w:color="C7D2DD" w:sz="6"/>
-          <w:insideH w:val="single" w:color="auto" w:sz="4"/>
-          <w:insideV w:val="single" w:color="auto" w:sz="4"/>
-        </w:tblBorders>
-      </w:tblPr>
-      <w:tblGrid>
-        <w:gridCol w:w="100"/>
-      </w:tblGrid>
-      <w:tr>
-        <w:tc>
-          <w:tcPr>
-            <w:shd w:fill="E6F4F3" w:color="auto" w:val="clear"/>
-            <w:tcMar>
-              <w:top w:type="dxa" w:w="60"/>
-              <w:left w:type="dxa" w:w="120"/>
-              <w:bottom w:type="dxa" w:w="60"/>
-              <w:right w:type="dxa" w:w="120"/>
-            </w:tcMar>
-          </w:tcPr>
-          <w:p>
-            <w:pPr>
-              <w:spacing w:after="0" w:line="320"/>
-            </w:pPr>
-            <w:r>
-              <w:t xml:space="preserve"/>
-            </w:r>
-          </w:p>
-          <w:p>
-            <w:pPr>
-              <w:spacing w:after="0" w:line="320"/>
-            </w:pPr>
-            <w:r>
-              <w:t xml:space="preserve"/>
-            </w:r>
-          </w:p>
-          <w:p>
-            <w:pPr>
-              <w:spacing w:after="0" w:line="320"/>
-            </w:pPr>
-            <w:r>
-              <w:t xml:space="preserve"/>
-            </w:r>
-          </w:p>
-          <w:p>
-            <w:pPr>
-              <w:spacing w:after="0" w:line="320"/>
-            </w:pPr>
-            <w:r>
-              <w:t xml:space="preserve"/>
-            </w:r>
-          </w:p>
-        </w:tc>
-      </w:tr>
-    </w:tbl>
+        <w:rPr>
+          <w:b/>
+          <w:bCs/>
+          <w:color w:val="12355B"/>
+          <w:sz w:val="21"/>
+          <w:szCs w:val="21"/>
+        </w:rPr>
+        <w:t xml:space="preserve">Problem:  </w:t>
+      </w:r>
+      <w:r>
+        <w:rPr>
+          <w:sz w:val="21"/>
+          <w:szCs w:val="21"/>
+        </w:rPr>
+        <w:t xml:space="preserve">Which ratio is equivalent to 2:5?</w:t>
+      </w:r>
+    </w:p>
+    <w:p>
+      <w:pPr>
+        <w:spacing w:after="30"/>
+        <w:ind w:left="420"/>
+      </w:pPr>
+      <w:r>
+        <w:rPr>
+          <w:sz w:val="20"/>
+          <w:szCs w:val="20"/>
+        </w:rPr>
+        <w:t xml:space="preserve">A)  4:10</w:t>
+      </w:r>
+    </w:p>
+    <w:p>
+      <w:pPr>
+        <w:spacing w:after="30"/>
+        <w:ind w:left="420"/>
+      </w:pPr>
+      <w:r>
+        <w:rPr>
+          <w:sz w:val="20"/>
+          <w:szCs w:val="20"/>
+        </w:rPr>
+        <w:t xml:space="preserve">B)  3:6</w:t>
+      </w:r>
+    </w:p>
+    <w:p>
+      <w:pPr>
+        <w:spacing w:after="30"/>
+        <w:ind w:left="420"/>
+      </w:pPr>
+      <w:r>
+        <w:rPr>
+          <w:sz w:val="20"/>
+          <w:szCs w:val="20"/>
+        </w:rPr>
+        <w:t xml:space="preserve">C)  2:10</w:t>
+      </w:r>
+    </w:p>
+    <w:p>
+      <w:pPr>
+        <w:spacing w:after="30"/>
+        <w:ind w:left="420"/>
+      </w:pPr>
+      <w:r>
+        <w:rPr>
+          <w:sz w:val="20"/>
+          <w:szCs w:val="20"/>
+        </w:rPr>
+        <w:t xml:space="preserve">D)  5:2</w:t>
+      </w:r>
+    </w:p>
+    <w:p>
+      <w:pPr>
+        <w:spacing w:after="20" w:before="50"/>
+      </w:pPr>
+      <w:r>
+        <w:rPr>
+          <w:b/>
+          <w:bCs/>
+          <w:color w:val="1FA6A2"/>
+          <w:sz w:val="21"/>
+          <w:szCs w:val="21"/>
+        </w:rPr>
+        <w:t xml:space="preserve">Step 1:  </w:t>
+      </w:r>
+      <w:r>
+        <w:rPr>
+          <w:sz w:val="21"/>
+          <w:szCs w:val="21"/>
+        </w:rPr>
+        <w:t xml:space="preserve">Multiply both parts by 2: 2×2 = 4 and 5×2 = 10, so 4:10 is equivalent to 2:5.</w:t>
+      </w:r>
+    </w:p>
+    <w:p>
+      <w:pPr>
+        <w:spacing w:after="40" w:before="60"/>
+      </w:pPr>
+      <w:r>
+        <w:rPr>
+          <w:b/>
+          <w:bCs/>
+          <w:color w:val="12355B"/>
+          <w:sz w:val="21"/>
+          <w:szCs w:val="21"/>
+        </w:rPr>
+        <w:t xml:space="preserve">Answer:  </w:t>
+      </w:r>
+      <w:r>
+        <w:rPr>
+          <w:b/>
+          <w:bCs/>
+          <w:sz w:val="21"/>
+          <w:szCs w:val="21"/>
+        </w:rPr>
+        <w:t xml:space="preserve">A. 4:10</w:t>
+      </w:r>
+    </w:p>
     <w:p>
       <w:pPr>
         <w:pStyle w:val="Heading1"/>
@@ -1346,6 +1386,170 @@
           <w:szCs w:val="19"/>
         </w:rPr>
         <w:t xml:space="preserve">   We Do — work with your class</w:t>
+      </w:r>
+    </w:p>
+    <w:p>
+      <w:pPr>
+        <w:keepNext/>
+        <w:spacing w:after="40" w:before="40"/>
+      </w:pPr>
+      <w:r>
+        <w:rPr>
+          <w:b/>
+          <w:bCs/>
+          <w:color w:val="12355B"/>
+          <w:sz w:val="21"/>
+          <w:szCs w:val="21"/>
+        </w:rPr>
+        <w:t xml:space="preserve">Problem:  </w:t>
+      </w:r>
+      <w:r>
+        <w:rPr>
+          <w:sz w:val="21"/>
+          <w:szCs w:val="21"/>
+        </w:rPr>
+        <w:t xml:space="preserve">A recipe uses 4 eggs for every 6 cups of flour. Which ratio is equivalent?</w:t>
+      </w:r>
+    </w:p>
+    <w:p>
+      <w:pPr>
+        <w:spacing w:after="30"/>
+        <w:ind w:left="420"/>
+      </w:pPr>
+      <w:r>
+        <w:rPr>
+          <w:sz w:val="20"/>
+          <w:szCs w:val="20"/>
+        </w:rPr>
+        <w:t xml:space="preserve">A)  2:3</w:t>
+      </w:r>
+    </w:p>
+    <w:p>
+      <w:pPr>
+        <w:spacing w:after="30"/>
+        <w:ind w:left="420"/>
+      </w:pPr>
+      <w:r>
+        <w:rPr>
+          <w:sz w:val="20"/>
+          <w:szCs w:val="20"/>
+        </w:rPr>
+        <w:t xml:space="preserve">B)  8:10</w:t>
+      </w:r>
+    </w:p>
+    <w:p>
+      <w:pPr>
+        <w:spacing w:after="30"/>
+        <w:ind w:left="420"/>
+      </w:pPr>
+      <w:r>
+        <w:rPr>
+          <w:sz w:val="20"/>
+          <w:szCs w:val="20"/>
+        </w:rPr>
+        <w:t xml:space="preserve">C)  4:3</w:t>
+      </w:r>
+    </w:p>
+    <w:p>
+      <w:pPr>
+        <w:spacing w:after="30"/>
+        <w:ind w:left="420"/>
+      </w:pPr>
+      <w:r>
+        <w:rPr>
+          <w:sz w:val="20"/>
+          <w:szCs w:val="20"/>
+        </w:rPr>
+        <w:t xml:space="preserve">D)  6:4</w:t>
+      </w:r>
+    </w:p>
+    <w:p>
+      <w:pPr>
+        <w:keepNext/>
+        <w:spacing w:after="0" w:before="50"/>
+      </w:pPr>
+      <w:r>
+        <w:rPr>
+          <w:b/>
+          <w:bCs/>
+          <w:color w:val="6B4FA0"/>
+          <w:sz w:val="21"/>
+          <w:szCs w:val="21"/>
+        </w:rPr>
+        <w:t xml:space="preserve">Step 1:</w:t>
+      </w:r>
+    </w:p>
+    <w:p>
+      <w:pPr>
+        <w:pBdr>
+          <w:bottom w:val="single" w:color="AFBECC" w:sz="6"/>
+        </w:pBdr>
+        <w:spacing w:after="30" w:before="150"/>
+      </w:pPr>
+      <w:r>
+        <w:t xml:space="preserve"/>
+      </w:r>
+    </w:p>
+    <w:p>
+      <w:pPr>
+        <w:keepNext/>
+        <w:spacing w:after="0" w:before="50"/>
+      </w:pPr>
+      <w:r>
+        <w:rPr>
+          <w:b/>
+          <w:bCs/>
+          <w:color w:val="6B4FA0"/>
+          <w:sz w:val="21"/>
+          <w:szCs w:val="21"/>
+        </w:rPr>
+        <w:t xml:space="preserve">Step 2:</w:t>
+      </w:r>
+    </w:p>
+    <w:p>
+      <w:pPr>
+        <w:pBdr>
+          <w:bottom w:val="single" w:color="AFBECC" w:sz="6"/>
+        </w:pBdr>
+        <w:spacing w:after="30" w:before="150"/>
+      </w:pPr>
+      <w:r>
+        <w:t xml:space="preserve"/>
+      </w:r>
+    </w:p>
+    <w:p>
+      <w:pPr>
+        <w:keepNext/>
+        <w:spacing w:after="0" w:before="60"/>
+      </w:pPr>
+      <w:r>
+        <w:rPr>
+          <w:b/>
+          <w:bCs/>
+          <w:color w:val="12355B"/>
+          <w:sz w:val="21"/>
+          <w:szCs w:val="21"/>
+        </w:rPr>
+        <w:t xml:space="preserve">Answer:</w:t>
+      </w:r>
+    </w:p>
+    <w:p>
+      <w:pPr>
+        <w:pBdr>
+          <w:bottom w:val="single" w:color="AFBECC" w:sz="6"/>
+        </w:pBdr>
+        <w:spacing w:after="30" w:before="150"/>
+      </w:pPr>
+      <w:r>
+        <w:t xml:space="preserve"/>
+      </w:r>
+    </w:p>
+    <w:p>
+      <w:pPr>
+        <w:spacing w:after="80"/>
+      </w:pPr>
+      <w:r>
+        <w:t xml:space="preserve"/>
       </w:r>
     </w:p>
     <w:tbl>
@@ -1850,7 +2054,7 @@
           <w:sz w:val="21"/>
           <w:szCs w:val="21"/>
         </w:rPr>
-        <w:t xml:space="preserve">Which ratio is equivalent to 2:5?</w:t>
+        <w:t xml:space="preserve">Which ratio is NOT equivalent to 6:9?</w:t>
       </w:r>
     </w:p>
     <w:p>
@@ -1863,7 +2067,7 @@
           <w:sz w:val="20"/>
           <w:szCs w:val="20"/>
         </w:rPr>
-        <w:t xml:space="preserve">A)  4:10</w:t>
+        <w:t xml:space="preserve">A)  3:5</w:t>
       </w:r>
     </w:p>
     <w:p>
@@ -1876,7 +2080,7 @@
           <w:sz w:val="20"/>
           <w:szCs w:val="20"/>
         </w:rPr>
-        <w:t xml:space="preserve">B)  3:6</w:t>
+        <w:t xml:space="preserve">B)  2:3</w:t>
       </w:r>
     </w:p>
     <w:p>
@@ -1889,7 +2093,7 @@
           <w:sz w:val="20"/>
           <w:szCs w:val="20"/>
         </w:rPr>
-        <w:t xml:space="preserve">C)  2:10</w:t>
+        <w:t xml:space="preserve">C)  12:18</w:t>
       </w:r>
     </w:p>
     <w:p>
@@ -1902,7 +2106,7 @@
           <w:sz w:val="20"/>
           <w:szCs w:val="20"/>
         </w:rPr>
-        <w:t xml:space="preserve">D)  5:2</w:t>
+        <w:t xml:space="preserve">D)  18:27</w:t>
       </w:r>
     </w:p>
     <w:p>
@@ -1980,7 +2184,7 @@
           <w:sz w:val="21"/>
           <w:szCs w:val="21"/>
         </w:rPr>
-        <w:t xml:space="preserve">A recipe uses 4 eggs for every 6 cups of flour. Which ratio is equivalent?</w:t>
+        <w:t xml:space="preserve">What is the simplest form of the ratio 15:25?</w:t>
       </w:r>
     </w:p>
     <w:p>
@@ -1993,7 +2197,7 @@
           <w:sz w:val="20"/>
           <w:szCs w:val="20"/>
         </w:rPr>
-        <w:t xml:space="preserve">A)  2:3</w:t>
+        <w:t xml:space="preserve">A)  3:5</w:t>
       </w:r>
     </w:p>
     <w:p>
@@ -2006,7 +2210,7 @@
           <w:sz w:val="20"/>
           <w:szCs w:val="20"/>
         </w:rPr>
-        <w:t xml:space="preserve">B)  8:10</w:t>
+        <w:t xml:space="preserve">B)  5:3</w:t>
       </w:r>
     </w:p>
     <w:p>
@@ -2019,7 +2223,7 @@
           <w:sz w:val="20"/>
           <w:szCs w:val="20"/>
         </w:rPr>
-        <w:t xml:space="preserve">C)  4:3</w:t>
+        <w:t xml:space="preserve">C)  1:5</w:t>
       </w:r>
     </w:p>
     <w:p>
@@ -2032,7 +2236,7 @@
           <w:sz w:val="20"/>
           <w:szCs w:val="20"/>
         </w:rPr>
-        <w:t xml:space="preserve">D)  6:4</w:t>
+        <w:t xml:space="preserve">D)  15:25</w:t>
       </w:r>
     </w:p>
     <w:p>
@@ -2110,7 +2314,7 @@
           <w:sz w:val="21"/>
           <w:szCs w:val="21"/>
         </w:rPr>
-        <w:t xml:space="preserve">Which ratio is NOT equivalent to 6:9?</w:t>
+        <w:t xml:space="preserve">Marcus earns $45 for every 3 hours of work. How much does he earn in 8 hours?</w:t>
       </w:r>
     </w:p>
     <w:p>
@@ -2123,7 +2327,7 @@
           <w:sz w:val="20"/>
           <w:szCs w:val="20"/>
         </w:rPr>
-        <w:t xml:space="preserve">A)  3:5</w:t>
+        <w:t xml:space="preserve">A)  $120</w:t>
       </w:r>
     </w:p>
     <w:p>
@@ -2136,7 +2340,7 @@
           <w:sz w:val="20"/>
           <w:szCs w:val="20"/>
         </w:rPr>
-        <w:t xml:space="preserve">B)  2:3</w:t>
+        <w:t xml:space="preserve">B)  $90</w:t>
       </w:r>
     </w:p>
     <w:p>
@@ -2149,7 +2353,7 @@
           <w:sz w:val="20"/>
           <w:szCs w:val="20"/>
         </w:rPr>
-        <w:t xml:space="preserve">C)  12:18</w:t>
+        <w:t xml:space="preserve">C)  $135</w:t>
       </w:r>
     </w:p>
     <w:p>
@@ -2162,7 +2366,7 @@
           <w:sz w:val="20"/>
           <w:szCs w:val="20"/>
         </w:rPr>
-        <w:t xml:space="preserve">D)  18:27</w:t>
+        <w:t xml:space="preserve">D)  $105</w:t>
       </w:r>
     </w:p>
     <w:p>
@@ -2240,67 +2444,7 @@
           <w:sz w:val="21"/>
           <w:szCs w:val="21"/>
         </w:rPr>
-        <w:t xml:space="preserve">What is the simplest form of the ratio 15:25?</w:t>
-      </w:r>
-    </w:p>
-    <w:p>
-      <w:pPr>
-        <w:spacing w:after="40"/>
-        <w:ind w:left="420"/>
-      </w:pPr>
-      <w:r>
-        <w:rPr>
-          <w:sz w:val="20"/>
-          <w:szCs w:val="20"/>
-        </w:rPr>
-        <w:t xml:space="preserve">A)  3:5</w:t>
-      </w:r>
-    </w:p>
-    <w:p>
-      <w:pPr>
-        <w:spacing w:after="40"/>
-        <w:ind w:left="420"/>
-      </w:pPr>
-      <w:r>
-        <w:rPr>
-          <w:sz w:val="20"/>
-          <w:szCs w:val="20"/>
-        </w:rPr>
-        <w:t xml:space="preserve">B)  5:3</w:t>
-      </w:r>
-    </w:p>
-    <w:p>
-      <w:pPr>
-        <w:spacing w:after="40"/>
-        <w:ind w:left="420"/>
-      </w:pPr>
-      <w:r>
-        <w:rPr>
-          <w:sz w:val="20"/>
-          <w:szCs w:val="20"/>
-        </w:rPr>
-        <w:t xml:space="preserve">C)  1:5</w:t>
-      </w:r>
-    </w:p>
-    <w:p>
-      <w:pPr>
-        <w:spacing w:after="40"/>
-        <w:ind w:left="420"/>
-      </w:pPr>
-      <w:r>
-        <w:rPr>
-          <w:sz w:val="20"/>
-          <w:szCs w:val="20"/>
-        </w:rPr>
-        <w:t xml:space="preserve">D)  15:25</w:t>
-      </w:r>
-    </w:p>
-    <w:p>
-      <w:pPr>
-        <w:spacing w:after="20"/>
-      </w:pPr>
-      <w:r>
-        <w:t xml:space="preserve"/>
+        <w:t xml:space="preserve">A store sells 3 pens for $2. Another store sells 9 pens for $6. Are these equivalent ratios? If so, prove it using at least two different methods (simplifying, scaling, or cross-multiplying).</w:t>
       </w:r>
     </w:p>
     <w:tbl>
@@ -2345,6 +2489,22 @@
               <w:t xml:space="preserve"/>
             </w:r>
           </w:p>
+          <w:p>
+            <w:pPr>
+              <w:spacing w:after="0" w:line="320"/>
+            </w:pPr>
+            <w:r>
+              <w:t xml:space="preserve"/>
+            </w:r>
+          </w:p>
+          <w:p>
+            <w:pPr>
+              <w:spacing w:after="0" w:line="320"/>
+            </w:pPr>
+            <w:r>
+              <w:t xml:space="preserve"/>
+            </w:r>
+          </w:p>
         </w:tc>
       </w:tr>
     </w:tbl>
@@ -3005,6 +3165,64 @@
           <w:sz w:val="24"/>
           <w:szCs w:val="24"/>
         </w:rPr>
+        <w:t xml:space="preserve">Worked Notes (I Do / We Do)</w:t>
+      </w:r>
+    </w:p>
+    <w:p>
+      <w:pPr>
+        <w:spacing w:after="80"/>
+      </w:pPr>
+      <w:r>
+        <w:rPr>
+          <w:b/>
+          <w:bCs/>
+          <w:sz w:val="21"/>
+          <w:szCs w:val="21"/>
+        </w:rPr>
+        <w:t xml:space="preserve">I Do:  </w:t>
+      </w:r>
+      <w:r>
+        <w:rPr>
+          <w:sz w:val="21"/>
+          <w:szCs w:val="21"/>
+        </w:rPr>
+        <w:t xml:space="preserve">A. 4:10</w:t>
+      </w:r>
+    </w:p>
+    <w:p>
+      <w:pPr>
+        <w:spacing w:after="80"/>
+      </w:pPr>
+      <w:r>
+        <w:rPr>
+          <w:b/>
+          <w:bCs/>
+          <w:sz w:val="21"/>
+          <w:szCs w:val="21"/>
+        </w:rPr>
+        <w:t xml:space="preserve">We Do:  </w:t>
+      </w:r>
+      <w:r>
+        <w:rPr>
+          <w:sz w:val="21"/>
+          <w:szCs w:val="21"/>
+        </w:rPr>
+        <w:t xml:space="preserve">A. 2:3</w:t>
+      </w:r>
+    </w:p>
+    <w:p>
+      <w:pPr>
+        <w:pStyle w:val="Heading2"/>
+        <w:spacing w:after="80" w:before="180"/>
+      </w:pPr>
+      <w:r>
+        <w:rPr>
+          <w:b/>
+          <w:bCs/>
+          <w:color w:val="12355B"/>
+          <w:sz w:val="24"/>
+          <w:szCs w:val="24"/>
+        </w:rPr>
         <w:t xml:space="preserve">Independent Practice</w:t>
       </w:r>
     </w:p>
@@ -3026,7 +3244,7 @@
           <w:sz w:val="21"/>
           <w:szCs w:val="21"/>
         </w:rPr>
-        <w:t xml:space="preserve">A)  4:10</w:t>
+        <w:t xml:space="preserve">A)  3:5</w:t>
       </w:r>
       <w:r>
         <w:rPr>
@@ -3036,7 +3254,7 @@
           <w:sz w:val="19"/>
           <w:szCs w:val="19"/>
         </w:rPr>
-        <w:t xml:space="preserve">  — Multiply both parts by 2: 2×2 = 4 and 5×2 = 10, so 4:10 is equivalent to 2:5.</w:t>
+        <w:t xml:space="preserve">  — 6:9 simplifies to 2:3. Check each: 2:3 ✓, 12:18 = 2:3 ✓, 18:27 = 2:3 ✓. But 3:5 does not simplify to 2:3.</w:t>
       </w:r>
     </w:p>
     <w:p>
@@ -3057,7 +3275,7 @@
           <w:sz w:val="21"/>
           <w:szCs w:val="21"/>
         </w:rPr>
-        <w:t xml:space="preserve">A)  2:3</w:t>
+        <w:t xml:space="preserve">A)  3:5</w:t>
       </w:r>
       <w:r>
         <w:rPr>
@@ -3067,7 +3285,7 @@
           <w:sz w:val="19"/>
           <w:szCs w:val="19"/>
         </w:rPr>
-        <w:t xml:space="preserve">  — Divide both by 2: 4÷2 = 2 and 6÷2 = 3. The ratio 2:3 is equivalent to 4:6.</w:t>
+        <w:t xml:space="preserve">  — The GCF of 15 and 25 is 5. Divide both by 5: 15÷5 = 3 and 25÷5 = 5. The simplest form is 3:5.</w:t>
       </w:r>
     </w:p>
     <w:p>
@@ -3088,7 +3306,7 @@
           <w:sz w:val="21"/>
           <w:szCs w:val="21"/>
         </w:rPr>
-        <w:t xml:space="preserve">A)  3:5</w:t>
+        <w:t xml:space="preserve">A)  $120</w:t>
       </w:r>
       <w:r>
         <w:rPr>
@@ -3098,7 +3316,7 @@
           <w:sz w:val="19"/>
           <w:szCs w:val="19"/>
         </w:rPr>
-        <w:t xml:space="preserve">  — 6:9 simplifies to 2:3. Check each: 2:3 ✓, 12:18 = 2:3 ✓, 18:27 = 2:3 ✓. But 3:5 does not simplify to 2:3.</w:t>
+        <w:t xml:space="preserve">  — Unit rate: $45 ÷ 3 = $15/hour. In 8 hours: $15 × 8 = $120.</w:t>
       </w:r>
     </w:p>
     <w:p>
@@ -3119,17 +3337,10 @@
           <w:sz w:val="21"/>
           <w:szCs w:val="21"/>
         </w:rPr>
-        <w:t xml:space="preserve">A)  3:5</w:t>
-      </w:r>
-      <w:r>
-        <w:rPr>
-          <w:i/>
-          <w:iCs/>
-          <w:color w:val="5F6F80"/>
-          <w:sz w:val="19"/>
-          <w:szCs w:val="19"/>
-        </w:rPr>
-        <w:t xml:space="preserve">  — The GCF of 15 and 25 is 5. Divide both by 5: 15÷5 = 3 and 25÷5 = 5. The simplest form is 3:5.</w:t>
+        <w:t xml:space="preserve">Yes, they are equivalent. Method 1 (simplify): 9:6 ÷ 3 = 3:2, which matches 3:2. Method 2 (cross-multiply): 3 × 6 = 18 and 2 × 9 = 18. Since both cross products are equal, the ratios are equivalent.</w:t>
+      </w:r>
+      <w:r>
+        <w:t xml:space="preserve"/>
       </w:r>
     </w:p>
     <w:p>

--- a/lessons/3-4/downloads/3-4-notes.docx
+++ b/lessons/3-4/downloads/3-4-notes.docx
@@ -1023,6 +1023,216 @@
     <w:p>
       <w:pPr>
         <w:pStyle w:val="Heading1"/>
+        <w:pBdr>
+          <w:bottom w:val="single" w:color="1FA6A2" w:sz="14" w:space="6"/>
+        </w:pBdr>
+        <w:spacing w:after="140" w:before="260"/>
+      </w:pPr>
+      <w:r>
+        <w:rPr>
+          <w:b/>
+          <w:bCs/>
+          <w:color w:val="12355B"/>
+          <w:sz w:val="30"/>
+          <w:szCs w:val="30"/>
+        </w:rPr>
+        <w:t xml:space="preserve">Guided Notes</w:t>
+      </w:r>
+    </w:p>
+    <w:p>
+      <w:pPr>
+        <w:spacing w:after="100"/>
+      </w:pPr>
+      <w:r>
+        <w:rPr>
+          <w:i/>
+          <w:iCs/>
+          <w:color w:val="5F6F80"/>
+          <w:sz w:val="19"/>
+          <w:szCs w:val="19"/>
+        </w:rPr>
+        <w:t xml:space="preserve">Fill in each blank as we go. Use the Word Bank to help you.</w:t>
+      </w:r>
+    </w:p>
+    <w:tbl>
+      <w:tblPr>
+        <w:tblW w:type="pct" w:w="100%"/>
+        <w:tblBorders>
+          <w:top w:val="single" w:color="BBD0DE" w:sz="8"/>
+          <w:left w:val="single" w:color="BBD0DE" w:sz="8"/>
+          <w:bottom w:val="single" w:color="BBD0DE" w:sz="8"/>
+          <w:right w:val="single" w:color="BBD0DE" w:sz="8"/>
+          <w:insideH w:val="single" w:color="auto" w:sz="4"/>
+          <w:insideV w:val="single" w:color="auto" w:sz="4"/>
+        </w:tblBorders>
+      </w:tblPr>
+      <w:tblGrid>
+        <w:gridCol w:w="100"/>
+      </w:tblGrid>
+      <w:tr>
+        <w:tc>
+          <w:tcPr>
+            <w:shd w:fill="EEF4F8" w:color="auto" w:val="clear"/>
+            <w:tcMar>
+              <w:top w:type="dxa" w:w="120"/>
+              <w:left w:type="dxa" w:w="180"/>
+              <w:bottom w:type="dxa" w:w="120"/>
+              <w:right w:type="dxa" w:w="180"/>
+            </w:tcMar>
+          </w:tcPr>
+          <w:p>
+            <w:pPr>
+              <w:spacing w:after="40"/>
+            </w:pPr>
+            <w:r>
+              <w:rPr>
+                <w:b/>
+                <w:bCs/>
+                <w:color w:val="1FA6A2"/>
+                <w:sz w:val="18"/>
+                <w:szCs w:val="18"/>
+              </w:rPr>
+              <w:t xml:space="preserve">WORD BANK</w:t>
+            </w:r>
+          </w:p>
+          <w:p>
+            <w:pPr>
+              <w:spacing w:after="80"/>
+            </w:pPr>
+            <w:r>
+              <w:rPr>
+                <w:b/>
+                <w:bCs/>
+                <w:sz w:val="21"/>
+                <w:szCs w:val="21"/>
+              </w:rPr>
+              <w:t xml:space="preserve">Ratio      •      Equivalent ratios      •      Rate      •      Proportion      •      Simplify</w:t>
+            </w:r>
+          </w:p>
+        </w:tc>
+      </w:tr>
+    </w:tbl>
+    <w:p>
+      <w:pPr>
+        <w:spacing w:after="80"/>
+      </w:pPr>
+      <w:r>
+        <w:t xml:space="preserve"/>
+      </w:r>
+    </w:p>
+    <w:p>
+      <w:pPr>
+        <w:spacing w:after="120" w:before="80"/>
+      </w:pPr>
+      <w:r>
+        <w:rPr>
+          <w:b/>
+          <w:bCs/>
+          <w:color w:val="12355B"/>
+          <w:sz w:val="22"/>
+          <w:szCs w:val="22"/>
+        </w:rPr>
+        <w:t xml:space="preserve">1.  </w:t>
+      </w:r>
+      <w:r>
+        <w:rPr>
+          <w:sz w:val="22"/>
+          <w:szCs w:val="22"/>
+        </w:rPr>
+        <w:t xml:space="preserve">A comparison of two quantities is a ___.</w:t>
+      </w:r>
+    </w:p>
+    <w:p>
+      <w:pPr>
+        <w:spacing w:after="120" w:before="80"/>
+      </w:pPr>
+      <w:r>
+        <w:rPr>
+          <w:b/>
+          <w:bCs/>
+          <w:color w:val="12355B"/>
+          <w:sz w:val="22"/>
+          <w:szCs w:val="22"/>
+        </w:rPr>
+        <w:t xml:space="preserve">2.  </w:t>
+      </w:r>
+      <w:r>
+        <w:rPr>
+          <w:sz w:val="22"/>
+          <w:szCs w:val="22"/>
+        </w:rPr>
+        <w:t xml:space="preserve">__________  —  Two ratios that mean the same thing.</w:t>
+      </w:r>
+    </w:p>
+    <w:p>
+      <w:pPr>
+        <w:spacing w:after="120" w:before="80"/>
+      </w:pPr>
+      <w:r>
+        <w:rPr>
+          <w:b/>
+          <w:bCs/>
+          <w:color w:val="12355B"/>
+          <w:sz w:val="22"/>
+          <w:szCs w:val="22"/>
+        </w:rPr>
+        <w:t xml:space="preserve">3.  </w:t>
+      </w:r>
+      <w:r>
+        <w:rPr>
+          <w:sz w:val="22"/>
+          <w:szCs w:val="22"/>
+        </w:rPr>
+        <w:t xml:space="preserve">A ratio that compares two quantities with different units, like miles per hour, is a ___.</w:t>
+      </w:r>
+    </w:p>
+    <w:p>
+      <w:pPr>
+        <w:spacing w:after="120" w:before="80"/>
+      </w:pPr>
+      <w:r>
+        <w:rPr>
+          <w:b/>
+          <w:bCs/>
+          <w:color w:val="12355B"/>
+          <w:sz w:val="22"/>
+          <w:szCs w:val="22"/>
+        </w:rPr>
+        <w:t xml:space="preserve">4.  </w:t>
+      </w:r>
+      <w:r>
+        <w:rPr>
+          <w:sz w:val="22"/>
+          <w:szCs w:val="22"/>
+        </w:rPr>
+        <w:t xml:space="preserve">An equation showing that two ratios are equal is a ___.</w:t>
+      </w:r>
+    </w:p>
+    <w:p>
+      <w:pPr>
+        <w:spacing w:after="120" w:before="80"/>
+      </w:pPr>
+      <w:r>
+        <w:rPr>
+          <w:b/>
+          <w:bCs/>
+          <w:color w:val="12355B"/>
+          <w:sz w:val="22"/>
+          <w:szCs w:val="22"/>
+        </w:rPr>
+        <w:t xml:space="preserve">5.  </w:t>
+      </w:r>
+      <w:r>
+        <w:rPr>
+          <w:sz w:val="22"/>
+          <w:szCs w:val="22"/>
+        </w:rPr>
+        <w:t xml:space="preserve">Writing a ratio in its smallest equal form, like 6:9 = 2:3, is to ___ it.</w:t>
+      </w:r>
+    </w:p>
+    <w:p>
+      <w:pPr>
+        <w:pStyle w:val="Heading1"/>
         <w:pageBreakBefore/>
         <w:pBdr>
           <w:bottom w:val="single" w:color="1FA6A2" w:sz="14" w:space="6"/>
@@ -1973,6 +2183,87 @@
     </w:p>
     <w:p>
       <w:pPr>
+        <w:spacing w:after="40" w:before="80"/>
+      </w:pPr>
+      <w:r>
+        <w:rPr>
+          <w:b/>
+          <w:bCs/>
+          <w:color w:val="12355B"/>
+          <w:sz w:val="21"/>
+          <w:szCs w:val="21"/>
+        </w:rPr>
+        <w:t xml:space="preserve">4. </w:t>
+      </w:r>
+      <w:r>
+        <w:rPr>
+          <w:b/>
+          <w:bCs/>
+          <w:color w:val="6B4FA0"/>
+          <w:sz w:val="19"/>
+          <w:szCs w:val="19"/>
+        </w:rPr>
+        <w:t xml:space="preserve">[Practice] </w:t>
+      </w:r>
+      <w:r>
+        <w:rPr>
+          <w:b/>
+          <w:bCs/>
+          <w:sz w:val="21"/>
+          <w:szCs w:val="21"/>
+        </w:rPr>
+        <w:t xml:space="preserve">During practice on Equivalent Ratios, what strategy did you use when a problem felt tricky?</w:t>
+      </w:r>
+    </w:p>
+    <w:p>
+      <w:pPr>
+        <w:spacing w:after="60"/>
+      </w:pPr>
+      <w:r>
+        <w:rPr>
+          <w:color w:val="1A2733"/>
+          <w:sz w:val="21"/>
+          <w:szCs w:val="21"/>
+        </w:rPr>
+        <w:t xml:space="preserve">Start with:  These ratios are equivalent because each is ___ times ___.</w:t>
+      </w:r>
+      <w:r>
+        <w:rPr>
+          <w:i/>
+          <w:iCs/>
+          <w:color w:val="5F6F80"/>
+          <w:sz w:val="19"/>
+          <w:szCs w:val="19"/>
+        </w:rPr>
+        <w:br/>
+        <w:t xml:space="preserve">Estas razones son equivalentes porque cada una es ___ veces ___.</w:t>
+      </w:r>
+    </w:p>
+    <w:p>
+      <w:pPr>
+        <w:spacing w:after="80"/>
+      </w:pPr>
+      <w:r>
+        <w:rPr>
+          <w:b/>
+          <w:bCs/>
+          <w:color w:val="12355B"/>
+          <w:sz w:val="19"/>
+          <w:szCs w:val="19"/>
+        </w:rPr>
+        <w:t xml:space="preserve">Word bank:  </w:t>
+      </w:r>
+      <w:r>
+        <w:rPr>
+          <w:color w:val="1FA6A2"/>
+          <w:sz w:val="19"/>
+          <w:szCs w:val="19"/>
+        </w:rPr>
+        <w:t xml:space="preserve">Ratio,  Equivalent ratios,  Rate,  Proportion</w:t>
+      </w:r>
+    </w:p>
+    <w:p>
+      <w:pPr>
         <w:pStyle w:val="Heading1"/>
         <w:pageBreakBefore/>
         <w:pBdr>
@@ -2525,33 +2816,7 @@
           <w:sz w:val="30"/>
           <w:szCs w:val="30"/>
         </w:rPr>
-        <w:t xml:space="preserve">Write About the Math</w:t>
-      </w:r>
-    </w:p>
-    <w:p>
-      <w:pPr>
-        <w:pStyle w:val="Heading2"/>
-        <w:spacing w:after="80" w:before="180"/>
-      </w:pPr>
-      <w:r>
-        <w:rPr>
-          <w:b/>
-          <w:bCs/>
-          <w:color w:val="12355B"/>
-          <w:sz w:val="24"/>
-          <w:szCs w:val="24"/>
-        </w:rPr>
-        <w:t xml:space="preserve">Build Strong Sentences</w:t>
-      </w:r>
-      <w:r>
-        <w:rPr>
-          <w:i/>
-          <w:iCs/>
-          <w:color w:val="B97A12"/>
-          <w:sz w:val="19"/>
-          <w:szCs w:val="19"/>
-        </w:rPr>
-        <w:t xml:space="preserve">   The Writing Revolution</w:t>
+        <w:t xml:space="preserve">Exit Ticket</w:t>
       </w:r>
     </w:p>
     <w:p>
@@ -2566,435 +2831,86 @@
           <w:sz w:val="19"/>
           <w:szCs w:val="19"/>
         </w:rPr>
-        <w:t xml:space="preserve">I can explain my reasoning using the words equivalent ratios, rate, proportion, and simplify.</w:t>
-      </w:r>
-    </w:p>
-    <w:p>
-      <w:pPr>
-        <w:pStyle w:val="Heading2"/>
-        <w:spacing w:after="80" w:before="180"/>
-      </w:pPr>
-      <w:r>
-        <w:rPr>
-          <w:b/>
-          <w:bCs/>
-          <w:color w:val="12355B"/>
-          <w:sz w:val="24"/>
-          <w:szCs w:val="24"/>
-        </w:rPr>
-        <w:t xml:space="preserve">1. Kernel Sentence</w:t>
-      </w:r>
-      <w:r>
-        <w:rPr>
-          <w:i/>
-          <w:iCs/>
-          <w:color w:val="1FA6A2"/>
-          <w:sz w:val="19"/>
-          <w:szCs w:val="19"/>
-        </w:rPr>
-        <w:t xml:space="preserve">   subject + verb</w:t>
-      </w:r>
-    </w:p>
-    <w:tbl>
-      <w:tblPr>
-        <w:tblW w:type="pct" w:w="100%"/>
-        <w:tblBorders>
-          <w:top w:val="single" w:color="B97A12" w:sz="8"/>
-          <w:left w:val="single" w:color="B97A12" w:sz="8"/>
-          <w:bottom w:val="single" w:color="B97A12" w:sz="8"/>
-          <w:right w:val="single" w:color="B97A12" w:sz="8"/>
-          <w:insideH w:val="single" w:color="auto" w:sz="4"/>
-          <w:insideV w:val="single" w:color="auto" w:sz="4"/>
-        </w:tblBorders>
-      </w:tblPr>
-      <w:tblGrid>
-        <w:gridCol w:w="100"/>
-      </w:tblGrid>
-      <w:tr>
-        <w:tc>
-          <w:tcPr>
-            <w:shd w:fill="FBF3E2" w:color="auto" w:val="clear"/>
-            <w:tcMar>
-              <w:top w:type="dxa" w:w="120"/>
-              <w:left w:type="dxa" w:w="180"/>
-              <w:bottom w:type="dxa" w:w="120"/>
-              <w:right w:type="dxa" w:w="180"/>
-            </w:tcMar>
-          </w:tcPr>
-          <w:p>
-            <w:pPr>
-              <w:spacing w:after="0"/>
-            </w:pPr>
-            <w:r>
-              <w:rPr>
-                <w:b/>
-                <w:bCs/>
-                <w:color w:val="1FA6A2"/>
-                <w:sz w:val="20"/>
-                <w:szCs w:val="20"/>
-              </w:rPr>
-              <w:t xml:space="preserve">Model:  </w:t>
-            </w:r>
-            <w:r>
-              <w:rPr>
-                <w:sz w:val="20"/>
-                <w:szCs w:val="20"/>
-              </w:rPr>
-              <w:t xml:space="preserve">Ratio is a way to compare two amounts.</w:t>
-            </w:r>
-          </w:p>
-        </w:tc>
-      </w:tr>
-    </w:tbl>
+        <w:t xml:space="preserve">Answer on your own. This shows what you learned today.</w:t>
+      </w:r>
+    </w:p>
+    <w:p>
+      <w:pPr>
+        <w:spacing w:after="80" w:before="80"/>
+      </w:pPr>
+      <w:r>
+        <w:rPr>
+          <w:color w:val="B97A12"/>
+          <w:sz w:val="22"/>
+          <w:szCs w:val="22"/>
+        </w:rPr>
+        <w:t xml:space="preserve">★  </w:t>
+      </w:r>
+      <w:r>
+        <w:rPr>
+          <w:b/>
+          <w:bCs/>
+          <w:sz w:val="22"/>
+          <w:szCs w:val="22"/>
+        </w:rPr>
+        <w:t xml:space="preserve">A store sells 5 notebooks for $8. At this rate, how much would 15 notebooks cost?</w:t>
+      </w:r>
+    </w:p>
+    <w:p>
+      <w:pPr>
+        <w:spacing w:after="60"/>
+        <w:ind w:left="420"/>
+      </w:pPr>
+      <w:r>
+        <w:rPr>
+          <w:sz w:val="21"/>
+          <w:szCs w:val="21"/>
+        </w:rPr>
+        <w:t xml:space="preserve">A)  $24</w:t>
+      </w:r>
+    </w:p>
+    <w:p>
+      <w:pPr>
+        <w:spacing w:after="60"/>
+        <w:ind w:left="420"/>
+      </w:pPr>
+      <w:r>
+        <w:rPr>
+          <w:sz w:val="21"/>
+          <w:szCs w:val="21"/>
+        </w:rPr>
+        <w:t xml:space="preserve">B)  $18</w:t>
+      </w:r>
+    </w:p>
+    <w:p>
+      <w:pPr>
+        <w:spacing w:after="60"/>
+        <w:ind w:left="420"/>
+      </w:pPr>
+      <w:r>
+        <w:rPr>
+          <w:sz w:val="21"/>
+          <w:szCs w:val="21"/>
+        </w:rPr>
+        <w:t xml:space="preserve">C)  $20</w:t>
+      </w:r>
+    </w:p>
+    <w:p>
+      <w:pPr>
+        <w:spacing w:after="60"/>
+        <w:ind w:left="420"/>
+      </w:pPr>
+      <w:r>
+        <w:rPr>
+          <w:sz w:val="21"/>
+          <w:szCs w:val="21"/>
+        </w:rPr>
+        <w:t xml:space="preserve">D)  $40</w:t>
+      </w:r>
+    </w:p>
     <w:p>
       <w:pPr>
         <w:spacing w:after="40"/>
-      </w:pPr>
-      <w:r>
-        <w:t xml:space="preserve"/>
-      </w:r>
-    </w:p>
-    <w:p>
-      <w:pPr>
-        <w:spacing w:after="60"/>
-      </w:pPr>
-      <w:r>
-        <w:rPr>
-          <w:color w:val="1A2733"/>
-          <w:sz w:val="21"/>
-          <w:szCs w:val="21"/>
-        </w:rPr>
-        <w:t xml:space="preserve">Write a kernel sentence about ratio. Use a subject and a verb.</w:t>
-      </w:r>
-      <w:r>
-        <w:rPr>
-          <w:i/>
-          <w:iCs/>
-          <w:color w:val="5F6F80"/>
-          <w:sz w:val="19"/>
-          <w:szCs w:val="19"/>
-        </w:rPr>
-        <w:br/>
-        <w:t xml:space="preserve">Escribe una oración base sobre razón. Usa un sujeto y un verbo.</w:t>
-      </w:r>
-    </w:p>
-    <w:p>
-      <w:pPr>
-        <w:pBdr>
-          <w:bottom w:val="single" w:color="AFBECC" w:sz="6"/>
-        </w:pBdr>
-        <w:spacing w:after="30" w:before="150"/>
-      </w:pPr>
-      <w:r>
-        <w:t xml:space="preserve"/>
-      </w:r>
-    </w:p>
-    <w:p>
-      <w:pPr>
-        <w:pBdr>
-          <w:bottom w:val="single" w:color="AFBECC" w:sz="6"/>
-        </w:pBdr>
-        <w:spacing w:after="30" w:before="150"/>
-      </w:pPr>
-      <w:r>
-        <w:t xml:space="preserve"/>
-      </w:r>
-    </w:p>
-    <w:p>
-      <w:pPr>
-        <w:pStyle w:val="Heading2"/>
-        <w:spacing w:after="80" w:before="180"/>
-      </w:pPr>
-      <w:r>
-        <w:rPr>
-          <w:b/>
-          <w:bCs/>
-          <w:color w:val="12355B"/>
-          <w:sz w:val="24"/>
-          <w:szCs w:val="24"/>
-        </w:rPr>
-        <w:t xml:space="preserve">2. Sentence Expansion</w:t>
-      </w:r>
-      <w:r>
-        <w:rPr>
-          <w:i/>
-          <w:iCs/>
-          <w:color w:val="1FA6A2"/>
-          <w:sz w:val="19"/>
-          <w:szCs w:val="19"/>
-        </w:rPr>
-        <w:t xml:space="preserve">   because · but · so</w:t>
-      </w:r>
-    </w:p>
-    <w:p>
-      <w:pPr>
-        <w:spacing w:after="80"/>
-      </w:pPr>
-      <w:r>
-        <w:rPr>
-          <w:b/>
-          <w:bCs/>
-          <w:color w:val="1FA6A2"/>
-          <w:sz w:val="20"/>
-          <w:szCs w:val="20"/>
-        </w:rPr>
-        <w:t xml:space="preserve">Kernel:  </w:t>
-      </w:r>
-      <w:r>
-        <w:rPr>
-          <w:sz w:val="20"/>
-          <w:szCs w:val="20"/>
-        </w:rPr>
-        <w:t xml:space="preserve">Ratio matters in math</w:t>
-      </w:r>
-    </w:p>
-    <w:p>
-      <w:pPr>
-        <w:spacing w:after="80"/>
-      </w:pPr>
-      <w:r>
-        <w:rPr>
-          <w:b/>
-          <w:bCs/>
-          <w:color w:val="12355B"/>
-          <w:sz w:val="21"/>
-          <w:szCs w:val="21"/>
-        </w:rPr>
-        <w:t xml:space="preserve">because  </w:t>
-      </w:r>
-      <w:r>
-        <w:rPr>
-          <w:sz w:val="21"/>
-          <w:szCs w:val="21"/>
-        </w:rPr>
-        <w:t xml:space="preserve">Ratio matters in math because ___.</w:t>
-      </w:r>
-      <w:r>
-        <w:rPr>
-          <w:i/>
-          <w:iCs/>
-          <w:color w:val="5F6F80"/>
-          <w:sz w:val="19"/>
-          <w:szCs w:val="19"/>
-        </w:rPr>
-        <w:br/>
-        <w:t xml:space="preserve">Razón importa en matemáticas porque ___.</w:t>
-      </w:r>
-    </w:p>
-    <w:p>
-      <w:pPr>
-        <w:pBdr>
-          <w:bottom w:val="single" w:color="AFBECC" w:sz="6"/>
-        </w:pBdr>
-        <w:spacing w:after="30" w:before="150"/>
-      </w:pPr>
-      <w:r>
-        <w:t xml:space="preserve"/>
-      </w:r>
-    </w:p>
-    <w:p>
-      <w:pPr>
-        <w:spacing w:after="80"/>
-      </w:pPr>
-      <w:r>
-        <w:rPr>
-          <w:b/>
-          <w:bCs/>
-          <w:color w:val="12355B"/>
-          <w:sz w:val="21"/>
-          <w:szCs w:val="21"/>
-        </w:rPr>
-        <w:t xml:space="preserve">but  </w:t>
-      </w:r>
-      <w:r>
-        <w:rPr>
-          <w:sz w:val="21"/>
-          <w:szCs w:val="21"/>
-        </w:rPr>
-        <w:t xml:space="preserve">Ratio matters in math, but ___.</w:t>
-      </w:r>
-      <w:r>
-        <w:rPr>
-          <w:i/>
-          <w:iCs/>
-          <w:color w:val="5F6F80"/>
-          <w:sz w:val="19"/>
-          <w:szCs w:val="19"/>
-        </w:rPr>
-        <w:br/>
-        <w:t xml:space="preserve">Razón importa en matemáticas, pero ___.</w:t>
-      </w:r>
-    </w:p>
-    <w:p>
-      <w:pPr>
-        <w:pBdr>
-          <w:bottom w:val="single" w:color="AFBECC" w:sz="6"/>
-        </w:pBdr>
-        <w:spacing w:after="30" w:before="150"/>
-      </w:pPr>
-      <w:r>
-        <w:t xml:space="preserve"/>
-      </w:r>
-    </w:p>
-    <w:p>
-      <w:pPr>
-        <w:spacing w:after="80"/>
-      </w:pPr>
-      <w:r>
-        <w:rPr>
-          <w:b/>
-          <w:bCs/>
-          <w:color w:val="12355B"/>
-          <w:sz w:val="21"/>
-          <w:szCs w:val="21"/>
-        </w:rPr>
-        <w:t xml:space="preserve">so  </w:t>
-      </w:r>
-      <w:r>
-        <w:rPr>
-          <w:sz w:val="21"/>
-          <w:szCs w:val="21"/>
-        </w:rPr>
-        <w:t xml:space="preserve">Ratio matters in math, so ___.</w:t>
-      </w:r>
-      <w:r>
-        <w:rPr>
-          <w:i/>
-          <w:iCs/>
-          <w:color w:val="5F6F80"/>
-          <w:sz w:val="19"/>
-          <w:szCs w:val="19"/>
-        </w:rPr>
-        <w:br/>
-        <w:t xml:space="preserve">Razón importa en matemáticas, entonces ___.</w:t>
-      </w:r>
-    </w:p>
-    <w:p>
-      <w:pPr>
-        <w:pBdr>
-          <w:bottom w:val="single" w:color="AFBECC" w:sz="6"/>
-        </w:pBdr>
-        <w:spacing w:after="30" w:before="150"/>
-      </w:pPr>
-      <w:r>
-        <w:t xml:space="preserve"/>
-      </w:r>
-    </w:p>
-    <w:p>
-      <w:pPr>
-        <w:pStyle w:val="Heading2"/>
-        <w:spacing w:after="80" w:before="180"/>
-      </w:pPr>
-      <w:r>
-        <w:rPr>
-          <w:b/>
-          <w:bCs/>
-          <w:color w:val="12355B"/>
-          <w:sz w:val="24"/>
-          <w:szCs w:val="24"/>
-        </w:rPr>
-        <w:t xml:space="preserve">3. Explain Your Reasoning</w:t>
-      </w:r>
-      <w:r>
-        <w:rPr>
-          <w:i/>
-          <w:iCs/>
-          <w:color w:val="1FA6A2"/>
-          <w:sz w:val="19"/>
-          <w:szCs w:val="19"/>
-        </w:rPr>
-        <w:t xml:space="preserve">   use a sentence starter</w:t>
-      </w:r>
-    </w:p>
-    <w:p>
-      <w:pPr>
-        <w:spacing w:after="60"/>
-      </w:pPr>
-      <w:r>
-        <w:rPr>
-          <w:color w:val="1A2733"/>
-          <w:sz w:val="21"/>
-          <w:szCs w:val="21"/>
-        </w:rPr>
-        <w:t xml:space="preserve">32 is ___ times bigger than 8, so I multiply both by ___.</w:t>
-      </w:r>
-      <w:r>
-        <w:rPr>
-          <w:i/>
-          <w:iCs/>
-          <w:color w:val="5F6F80"/>
-          <w:sz w:val="19"/>
-          <w:szCs w:val="19"/>
-        </w:rPr>
-        <w:br/>
-        <w:t xml:space="preserve">32 es ___ veces más grande que 8, así que multiplico ambos por ___.</w:t>
-      </w:r>
-    </w:p>
-    <w:p>
-      <w:pPr>
-        <w:spacing w:after="60"/>
-      </w:pPr>
-      <w:r>
-        <w:rPr>
-          <w:color w:val="1A2733"/>
-          <w:sz w:val="21"/>
-          <w:szCs w:val="21"/>
-        </w:rPr>
-        <w:t xml:space="preserve">The flavor stays the same because ___.</w:t>
-      </w:r>
-      <w:r>
-        <w:rPr>
-          <w:i/>
-          <w:iCs/>
-          <w:color w:val="5F6F80"/>
-          <w:sz w:val="19"/>
-          <w:szCs w:val="19"/>
-        </w:rPr>
-        <w:br/>
-        <w:t xml:space="preserve">El sabor se mantiene igual porque ___.</w:t>
-      </w:r>
-    </w:p>
-    <w:p>
-      <w:pPr>
-        <w:spacing w:after="60"/>
-      </w:pPr>
-      <w:r>
-        <w:rPr>
-          <w:color w:val="1A2733"/>
-          <w:sz w:val="21"/>
-          <w:szCs w:val="21"/>
-        </w:rPr>
-        <w:t xml:space="preserve">These ratios are equivalent because each is ___ times ___.</w:t>
-      </w:r>
-      <w:r>
-        <w:rPr>
-          <w:i/>
-          <w:iCs/>
-          <w:color w:val="5F6F80"/>
-          <w:sz w:val="19"/>
-          <w:szCs w:val="19"/>
-        </w:rPr>
-        <w:br/>
-        <w:t xml:space="preserve">Estas razones son equivalentes porque cada una es ___ veces ___.</w:t>
-      </w:r>
-    </w:p>
-    <w:p>
-      <w:pPr>
-        <w:pBdr>
-          <w:bottom w:val="single" w:color="AFBECC" w:sz="6"/>
-        </w:pBdr>
-        <w:spacing w:after="30" w:before="150"/>
-      </w:pPr>
-      <w:r>
-        <w:t xml:space="preserve"/>
-      </w:r>
-    </w:p>
-    <w:p>
-      <w:pPr>
-        <w:pBdr>
-          <w:bottom w:val="single" w:color="AFBECC" w:sz="6"/>
-        </w:pBdr>
-        <w:spacing w:after="30" w:before="150"/>
       </w:pPr>
       <w:r>
         <w:t xml:space="preserve"/>
@@ -3017,7 +2933,7 @@
           <w:sz w:val="30"/>
           <w:szCs w:val="30"/>
         </w:rPr>
-        <w:t xml:space="preserve">Exit Ticket</w:t>
+        <w:t xml:space="preserve">Answer Key &amp; Teacher Guide</w:t>
       </w:r>
     </w:p>
     <w:p>
@@ -3032,115 +2948,224 @@
           <w:sz w:val="19"/>
           <w:szCs w:val="19"/>
         </w:rPr>
-        <w:t xml:space="preserve">Answer on your own. This shows what you learned today.</w:t>
-      </w:r>
-    </w:p>
-    <w:p>
-      <w:pPr>
-        <w:spacing w:after="80" w:before="80"/>
-      </w:pPr>
-      <w:r>
-        <w:rPr>
-          <w:color w:val="B97A12"/>
-          <w:sz w:val="22"/>
-          <w:szCs w:val="22"/>
-        </w:rPr>
-        <w:t xml:space="preserve">★  </w:t>
-      </w:r>
-      <w:r>
-        <w:rPr>
-          <w:b/>
-          <w:bCs/>
-          <w:sz w:val="22"/>
-          <w:szCs w:val="22"/>
-        </w:rPr>
-        <w:t xml:space="preserve">A store sells 5 notebooks for $8. At this rate, how much would 15 notebooks cost?</w:t>
-      </w:r>
-    </w:p>
-    <w:p>
-      <w:pPr>
-        <w:spacing w:after="60"/>
-        <w:ind w:left="420"/>
-      </w:pPr>
-      <w:r>
-        <w:rPr>
-          <w:sz w:val="21"/>
-          <w:szCs w:val="21"/>
-        </w:rPr>
-        <w:t xml:space="preserve">A)  $24</w:t>
-      </w:r>
-    </w:p>
-    <w:p>
-      <w:pPr>
-        <w:spacing w:after="60"/>
-        <w:ind w:left="420"/>
-      </w:pPr>
-      <w:r>
-        <w:rPr>
-          <w:sz w:val="21"/>
-          <w:szCs w:val="21"/>
-        </w:rPr>
-        <w:t xml:space="preserve">B)  $18</w:t>
-      </w:r>
-    </w:p>
-    <w:p>
-      <w:pPr>
-        <w:spacing w:after="60"/>
-        <w:ind w:left="420"/>
-      </w:pPr>
-      <w:r>
-        <w:rPr>
-          <w:sz w:val="21"/>
-          <w:szCs w:val="21"/>
-        </w:rPr>
-        <w:t xml:space="preserve">C)  $20</w:t>
-      </w:r>
-    </w:p>
-    <w:p>
-      <w:pPr>
-        <w:spacing w:after="60"/>
-        <w:ind w:left="420"/>
-      </w:pPr>
-      <w:r>
-        <w:rPr>
-          <w:sz w:val="21"/>
-          <w:szCs w:val="21"/>
-        </w:rPr>
-        <w:t xml:space="preserve">D)  $40</w:t>
-      </w:r>
-    </w:p>
-    <w:p>
-      <w:pPr>
-        <w:spacing w:after="40"/>
-      </w:pPr>
-      <w:r>
-        <w:t xml:space="preserve"/>
-      </w:r>
-    </w:p>
-    <w:p>
-      <w:pPr>
-        <w:pStyle w:val="Heading1"/>
-        <w:pageBreakBefore/>
-        <w:pBdr>
-          <w:bottom w:val="single" w:color="1FA6A2" w:sz="14" w:space="6"/>
-        </w:pBdr>
-        <w:spacing w:after="140" w:before="0"/>
-      </w:pPr>
-      <w:r>
-        <w:rPr>
-          <w:b/>
-          <w:bCs/>
-          <w:color w:val="12355B"/>
-          <w:sz w:val="30"/>
-          <w:szCs w:val="30"/>
-        </w:rPr>
-        <w:t xml:space="preserve">Answer Key &amp; Teacher Guide</w:t>
-      </w:r>
-    </w:p>
-    <w:p>
-      <w:pPr>
-        <w:spacing w:after="100"/>
-      </w:pPr>
+        <w:t xml:space="preserve">Teacher reference — remove or fold back before distributing to students.</w:t>
+      </w:r>
+    </w:p>
+    <w:p>
+      <w:pPr>
+        <w:pStyle w:val="Heading2"/>
+        <w:spacing w:after="80" w:before="180"/>
+      </w:pPr>
+      <w:r>
+        <w:rPr>
+          <w:b/>
+          <w:bCs/>
+          <w:color w:val="12355B"/>
+          <w:sz w:val="24"/>
+          <w:szCs w:val="24"/>
+        </w:rPr>
+        <w:t xml:space="preserve">Guided Notes (Fill-in)</w:t>
+      </w:r>
+    </w:p>
+    <w:p>
+      <w:pPr>
+        <w:spacing w:after="80"/>
+      </w:pPr>
+      <w:r>
+        <w:rPr>
+          <w:b/>
+          <w:bCs/>
+          <w:sz w:val="21"/>
+          <w:szCs w:val="21"/>
+        </w:rPr>
+        <w:t xml:space="preserve">Notes 1:  </w:t>
+      </w:r>
+      <w:r>
+        <w:rPr>
+          <w:sz w:val="21"/>
+          <w:szCs w:val="21"/>
+        </w:rPr>
+        <w:t xml:space="preserve">Ratio</w:t>
+      </w:r>
+    </w:p>
+    <w:p>
+      <w:pPr>
+        <w:spacing w:after="80"/>
+      </w:pPr>
+      <w:r>
+        <w:rPr>
+          <w:b/>
+          <w:bCs/>
+          <w:sz w:val="21"/>
+          <w:szCs w:val="21"/>
+        </w:rPr>
+        <w:t xml:space="preserve">Notes 2:  </w:t>
+      </w:r>
+      <w:r>
+        <w:rPr>
+          <w:sz w:val="21"/>
+          <w:szCs w:val="21"/>
+        </w:rPr>
+        <w:t xml:space="preserve">Equivalent ratios</w:t>
+      </w:r>
+    </w:p>
+    <w:p>
+      <w:pPr>
+        <w:spacing w:after="80"/>
+      </w:pPr>
+      <w:r>
+        <w:rPr>
+          <w:b/>
+          <w:bCs/>
+          <w:sz w:val="21"/>
+          <w:szCs w:val="21"/>
+        </w:rPr>
+        <w:t xml:space="preserve">Notes 3:  </w:t>
+      </w:r>
+      <w:r>
+        <w:rPr>
+          <w:sz w:val="21"/>
+          <w:szCs w:val="21"/>
+        </w:rPr>
+        <w:t xml:space="preserve">Rate</w:t>
+      </w:r>
+    </w:p>
+    <w:p>
+      <w:pPr>
+        <w:spacing w:after="80"/>
+      </w:pPr>
+      <w:r>
+        <w:rPr>
+          <w:b/>
+          <w:bCs/>
+          <w:sz w:val="21"/>
+          <w:szCs w:val="21"/>
+        </w:rPr>
+        <w:t xml:space="preserve">Notes 4:  </w:t>
+      </w:r>
+      <w:r>
+        <w:rPr>
+          <w:sz w:val="21"/>
+          <w:szCs w:val="21"/>
+        </w:rPr>
+        <w:t xml:space="preserve">Proportion</w:t>
+      </w:r>
+    </w:p>
+    <w:p>
+      <w:pPr>
+        <w:spacing w:after="80"/>
+      </w:pPr>
+      <w:r>
+        <w:rPr>
+          <w:b/>
+          <w:bCs/>
+          <w:sz w:val="21"/>
+          <w:szCs w:val="21"/>
+        </w:rPr>
+        <w:t xml:space="preserve">Notes 5:  </w:t>
+      </w:r>
+      <w:r>
+        <w:rPr>
+          <w:sz w:val="21"/>
+          <w:szCs w:val="21"/>
+        </w:rPr>
+        <w:t xml:space="preserve">Simplify</w:t>
+      </w:r>
+    </w:p>
+    <w:p>
+      <w:pPr>
+        <w:pStyle w:val="Heading2"/>
+        <w:spacing w:after="80" w:before="180"/>
+      </w:pPr>
+      <w:r>
+        <w:rPr>
+          <w:b/>
+          <w:bCs/>
+          <w:color w:val="12355B"/>
+          <w:sz w:val="24"/>
+          <w:szCs w:val="24"/>
+        </w:rPr>
+        <w:t xml:space="preserve">Worked Notes (I Do / We Do)</w:t>
+      </w:r>
+    </w:p>
+    <w:p>
+      <w:pPr>
+        <w:spacing w:after="80"/>
+      </w:pPr>
+      <w:r>
+        <w:rPr>
+          <w:b/>
+          <w:bCs/>
+          <w:sz w:val="21"/>
+          <w:szCs w:val="21"/>
+        </w:rPr>
+        <w:t xml:space="preserve">I Do:  </w:t>
+      </w:r>
+      <w:r>
+        <w:rPr>
+          <w:sz w:val="21"/>
+          <w:szCs w:val="21"/>
+        </w:rPr>
+        <w:t xml:space="preserve">A. 4:10</w:t>
+      </w:r>
+    </w:p>
+    <w:p>
+      <w:pPr>
+        <w:spacing w:after="80"/>
+      </w:pPr>
+      <w:r>
+        <w:rPr>
+          <w:b/>
+          <w:bCs/>
+          <w:sz w:val="21"/>
+          <w:szCs w:val="21"/>
+        </w:rPr>
+        <w:t xml:space="preserve">We Do:  </w:t>
+      </w:r>
+      <w:r>
+        <w:rPr>
+          <w:sz w:val="21"/>
+          <w:szCs w:val="21"/>
+        </w:rPr>
+        <w:t xml:space="preserve">A. 2:3</w:t>
+      </w:r>
+    </w:p>
+    <w:p>
+      <w:pPr>
+        <w:pStyle w:val="Heading2"/>
+        <w:spacing w:after="80" w:before="180"/>
+      </w:pPr>
+      <w:r>
+        <w:rPr>
+          <w:b/>
+          <w:bCs/>
+          <w:color w:val="12355B"/>
+          <w:sz w:val="24"/>
+          <w:szCs w:val="24"/>
+        </w:rPr>
+        <w:t xml:space="preserve">Independent Practice</w:t>
+      </w:r>
+    </w:p>
+    <w:p>
+      <w:pPr>
+        <w:spacing w:after="80"/>
+      </w:pPr>
+      <w:r>
+        <w:rPr>
+          <w:b/>
+          <w:bCs/>
+          <w:sz w:val="21"/>
+          <w:szCs w:val="21"/>
+        </w:rPr>
+        <w:t xml:space="preserve">1.  </w:t>
+      </w:r>
+      <w:r>
+        <w:rPr>
+          <w:sz w:val="21"/>
+          <w:szCs w:val="21"/>
+        </w:rPr>
+        <w:t xml:space="preserve">A)  3:5</w:t>
+      </w:r>
       <w:r>
         <w:rPr>
           <w:i/>
@@ -3149,23 +3174,7 @@
           <w:sz w:val="19"/>
           <w:szCs w:val="19"/>
         </w:rPr>
-        <w:t xml:space="preserve">Teacher reference — remove or fold back before distributing to students.</w:t>
-      </w:r>
-    </w:p>
-    <w:p>
-      <w:pPr>
-        <w:pStyle w:val="Heading2"/>
-        <w:spacing w:after="80" w:before="180"/>
-      </w:pPr>
-      <w:r>
-        <w:rPr>
-          <w:b/>
-          <w:bCs/>
-          <w:color w:val="12355B"/>
-          <w:sz w:val="24"/>
-          <w:szCs w:val="24"/>
-        </w:rPr>
-        <w:t xml:space="preserve">Worked Notes (I Do / We Do)</w:t>
+        <w:t xml:space="preserve">  — 6:9 simplifies to 2:3. Check each: 2:3 ✓, 12:18 = 2:3 ✓, 18:27 = 2:3 ✓. But 3:5 does not simplify to 2:3.</w:t>
       </w:r>
     </w:p>
     <w:p>
@@ -3179,65 +3188,7 @@
           <w:sz w:val="21"/>
           <w:szCs w:val="21"/>
         </w:rPr>
-        <w:t xml:space="preserve">I Do:  </w:t>
-      </w:r>
-      <w:r>
-        <w:rPr>
-          <w:sz w:val="21"/>
-          <w:szCs w:val="21"/>
-        </w:rPr>
-        <w:t xml:space="preserve">A. 4:10</w:t>
-      </w:r>
-    </w:p>
-    <w:p>
-      <w:pPr>
-        <w:spacing w:after="80"/>
-      </w:pPr>
-      <w:r>
-        <w:rPr>
-          <w:b/>
-          <w:bCs/>
-          <w:sz w:val="21"/>
-          <w:szCs w:val="21"/>
-        </w:rPr>
-        <w:t xml:space="preserve">We Do:  </w:t>
-      </w:r>
-      <w:r>
-        <w:rPr>
-          <w:sz w:val="21"/>
-          <w:szCs w:val="21"/>
-        </w:rPr>
-        <w:t xml:space="preserve">A. 2:3</w:t>
-      </w:r>
-    </w:p>
-    <w:p>
-      <w:pPr>
-        <w:pStyle w:val="Heading2"/>
-        <w:spacing w:after="80" w:before="180"/>
-      </w:pPr>
-      <w:r>
-        <w:rPr>
-          <w:b/>
-          <w:bCs/>
-          <w:color w:val="12355B"/>
-          <w:sz w:val="24"/>
-          <w:szCs w:val="24"/>
-        </w:rPr>
-        <w:t xml:space="preserve">Independent Practice</w:t>
-      </w:r>
-    </w:p>
-    <w:p>
-      <w:pPr>
-        <w:spacing w:after="80"/>
-      </w:pPr>
-      <w:r>
-        <w:rPr>
-          <w:b/>
-          <w:bCs/>
-          <w:sz w:val="21"/>
-          <w:szCs w:val="21"/>
-        </w:rPr>
-        <w:t xml:space="preserve">1.  </w:t>
+        <w:t xml:space="preserve">2.  </w:t>
       </w:r>
       <w:r>
         <w:rPr>
@@ -3254,7 +3205,7 @@
           <w:sz w:val="19"/>
           <w:szCs w:val="19"/>
         </w:rPr>
-        <w:t xml:space="preserve">  — 6:9 simplifies to 2:3. Check each: 2:3 ✓, 12:18 = 2:3 ✓, 18:27 = 2:3 ✓. But 3:5 does not simplify to 2:3.</w:t>
+        <w:t xml:space="preserve">  — The GCF of 15 and 25 is 5. Divide both by 5: 15÷5 = 3 and 25÷5 = 5. The simplest form is 3:5.</w:t>
       </w:r>
     </w:p>
     <w:p>
@@ -3268,14 +3219,14 @@
           <w:sz w:val="21"/>
           <w:szCs w:val="21"/>
         </w:rPr>
-        <w:t xml:space="preserve">2.  </w:t>
-      </w:r>
-      <w:r>
-        <w:rPr>
-          <w:sz w:val="21"/>
-          <w:szCs w:val="21"/>
-        </w:rPr>
-        <w:t xml:space="preserve">A)  3:5</w:t>
+        <w:t xml:space="preserve">3.  </w:t>
+      </w:r>
+      <w:r>
+        <w:rPr>
+          <w:sz w:val="21"/>
+          <w:szCs w:val="21"/>
+        </w:rPr>
+        <w:t xml:space="preserve">A)  $120</w:t>
       </w:r>
       <w:r>
         <w:rPr>
@@ -3285,7 +3236,7 @@
           <w:sz w:val="19"/>
           <w:szCs w:val="19"/>
         </w:rPr>
-        <w:t xml:space="preserve">  — The GCF of 15 and 25 is 5. Divide both by 5: 15÷5 = 3 and 25÷5 = 5. The simplest form is 3:5.</w:t>
+        <w:t xml:space="preserve">  — Unit rate: $45 ÷ 3 = $15/hour. In 8 hours: $15 × 8 = $120.</w:t>
       </w:r>
     </w:p>
     <w:p>
@@ -3299,14 +3250,45 @@
           <w:sz w:val="21"/>
           <w:szCs w:val="21"/>
         </w:rPr>
-        <w:t xml:space="preserve">3.  </w:t>
-      </w:r>
-      <w:r>
-        <w:rPr>
-          <w:sz w:val="21"/>
-          <w:szCs w:val="21"/>
-        </w:rPr>
-        <w:t xml:space="preserve">A)  $120</w:t>
+        <w:t xml:space="preserve">4.  </w:t>
+      </w:r>
+      <w:r>
+        <w:rPr>
+          <w:sz w:val="21"/>
+          <w:szCs w:val="21"/>
+        </w:rPr>
+        <w:t xml:space="preserve">Yes, they are equivalent. Method 1 (simplify): 9:6 ÷ 3 = 3:2, which matches 3:2. Method 2 (cross-multiply): 3 × 6 = 18 and 2 × 9 = 18. Since both cross products are equal, the ratios are equivalent.</w:t>
+      </w:r>
+      <w:r>
+        <w:t xml:space="preserve"/>
+      </w:r>
+    </w:p>
+    <w:p>
+      <w:pPr>
+        <w:pStyle w:val="Heading2"/>
+        <w:spacing w:after="80" w:before="180"/>
+      </w:pPr>
+      <w:r>
+        <w:rPr>
+          <w:b/>
+          <w:bCs/>
+          <w:color w:val="12355B"/>
+          <w:sz w:val="24"/>
+          <w:szCs w:val="24"/>
+        </w:rPr>
+        <w:t xml:space="preserve">Exit Ticket</w:t>
+      </w:r>
+    </w:p>
+    <w:p>
+      <w:pPr>
+        <w:spacing w:after="80"/>
+      </w:pPr>
+      <w:r>
+        <w:rPr>
+          <w:sz w:val="21"/>
+          <w:szCs w:val="21"/>
+        </w:rPr>
+        <w:t xml:space="preserve">A)  $24</w:t>
       </w:r>
       <w:r>
         <w:rPr>
@@ -3316,197 +3298,7 @@
           <w:sz w:val="19"/>
           <w:szCs w:val="19"/>
         </w:rPr>
-        <w:t xml:space="preserve">  — Unit rate: $45 ÷ 3 = $15/hour. In 8 hours: $15 × 8 = $120.</w:t>
-      </w:r>
-    </w:p>
-    <w:p>
-      <w:pPr>
-        <w:spacing w:after="80"/>
-      </w:pPr>
-      <w:r>
-        <w:rPr>
-          <w:b/>
-          <w:bCs/>
-          <w:sz w:val="21"/>
-          <w:szCs w:val="21"/>
-        </w:rPr>
-        <w:t xml:space="preserve">4.  </w:t>
-      </w:r>
-      <w:r>
-        <w:rPr>
-          <w:sz w:val="21"/>
-          <w:szCs w:val="21"/>
-        </w:rPr>
-        <w:t xml:space="preserve">Yes, they are equivalent. Method 1 (simplify): 9:6 ÷ 3 = 3:2, which matches 3:2. Method 2 (cross-multiply): 3 × 6 = 18 and 2 × 9 = 18. Since both cross products are equal, the ratios are equivalent.</w:t>
-      </w:r>
-      <w:r>
-        <w:t xml:space="preserve"/>
-      </w:r>
-    </w:p>
-    <w:p>
-      <w:pPr>
-        <w:pStyle w:val="Heading2"/>
-        <w:spacing w:after="80" w:before="180"/>
-      </w:pPr>
-      <w:r>
-        <w:rPr>
-          <w:b/>
-          <w:bCs/>
-          <w:color w:val="12355B"/>
-          <w:sz w:val="24"/>
-          <w:szCs w:val="24"/>
-        </w:rPr>
-        <w:t xml:space="preserve">Exit Ticket</w:t>
-      </w:r>
-    </w:p>
-    <w:p>
-      <w:pPr>
-        <w:spacing w:after="80"/>
-      </w:pPr>
-      <w:r>
-        <w:rPr>
-          <w:sz w:val="21"/>
-          <w:szCs w:val="21"/>
-        </w:rPr>
-        <w:t xml:space="preserve">A)  $24</w:t>
-      </w:r>
-      <w:r>
-        <w:rPr>
-          <w:i/>
-          <w:iCs/>
-          <w:color w:val="5F6F80"/>
-          <w:sz w:val="19"/>
-          <w:szCs w:val="19"/>
-        </w:rPr>
         <w:t xml:space="preserve">  — 15 is 3 times 5, so the cost is 3 × $8 = $24. The ratio 5:8 scales to 15:24.</w:t>
-      </w:r>
-    </w:p>
-    <w:p>
-      <w:pPr>
-        <w:pStyle w:val="Heading2"/>
-        <w:spacing w:after="80" w:before="180"/>
-      </w:pPr>
-      <w:r>
-        <w:rPr>
-          <w:b/>
-          <w:bCs/>
-          <w:color w:val="12355B"/>
-          <w:sz w:val="24"/>
-          <w:szCs w:val="24"/>
-        </w:rPr>
-        <w:t xml:space="preserve">Writing (TWR) — what to look for</w:t>
-      </w:r>
-    </w:p>
-    <w:p>
-      <w:pPr>
-        <w:spacing w:after="80"/>
-      </w:pPr>
-      <w:r>
-        <w:rPr>
-          <w:sz w:val="20"/>
-          <w:szCs w:val="20"/>
-        </w:rPr>
-        <w:t xml:space="preserve">Kernel sentence: a complete sentence needs a subject and a verb. Example: Ratio is a way to compare two amounts.</w:t>
-      </w:r>
-    </w:p>
-    <w:p>
-      <w:pPr>
-        <w:spacing w:after="80"/>
-      </w:pPr>
-      <w:r>
-        <w:rPr>
-          <w:sz w:val="20"/>
-          <w:szCs w:val="20"/>
-        </w:rPr>
-        <w:t xml:space="preserve">Expansion: because = reason, but = contrast/exception, so = result. Answers vary; each must keep the kernel idea.</w:t>
-      </w:r>
-    </w:p>
-    <w:p>
-      <w:pPr>
-        <w:pStyle w:val="Heading2"/>
-        <w:spacing w:after="80" w:before="180"/>
-      </w:pPr>
-      <w:r>
-        <w:rPr>
-          <w:b/>
-          <w:bCs/>
-          <w:color w:val="12355B"/>
-          <w:sz w:val="24"/>
-          <w:szCs w:val="24"/>
-        </w:rPr>
-        <w:t xml:space="preserve">Turn &amp; Talk — listen for</w:t>
-      </w:r>
-    </w:p>
-    <w:p>
-      <w:pPr>
-        <w:spacing w:after="80"/>
-      </w:pPr>
-      <w:r>
-        <w:rPr>
-          <w:b/>
-          <w:bCs/>
-          <w:sz w:val="19"/>
-          <w:szCs w:val="19"/>
-        </w:rPr>
-        <w:t xml:space="preserve">1.  </w:t>
-      </w:r>
-      <w:r>
-        <w:rPr>
-          <w:i/>
-          <w:iCs/>
-          <w:color w:val="5F6F80"/>
-          <w:sz w:val="19"/>
-          <w:szCs w:val="19"/>
-        </w:rPr>
-        <w:t xml:space="preserve">A strong answer finds the scale factor 4 (32 ÷ 8) and explains both ingredients must be multiplied by 4 to make equivalent ratios.</w:t>
-      </w:r>
-    </w:p>
-    <w:p>
-      <w:pPr>
-        <w:spacing w:after="80"/>
-      </w:pPr>
-      <w:r>
-        <w:rPr>
-          <w:b/>
-          <w:bCs/>
-          <w:sz w:val="19"/>
-          <w:szCs w:val="19"/>
-        </w:rPr>
-        <w:t xml:space="preserve">2.  </w:t>
-      </w:r>
-      <w:r>
-        <w:rPr>
-          <w:i/>
-          <w:iCs/>
-          <w:color w:val="5F6F80"/>
-          <w:sz w:val="19"/>
-          <w:szCs w:val="19"/>
-        </w:rPr>
-        <w:t xml:space="preserve">Listen for proof by simplifying (all reduce to 3:2) or scaling (each multiplied by the same factor), not just 'they look similar.'</w:t>
-      </w:r>
-    </w:p>
-    <w:p>
-      <w:pPr>
-        <w:spacing w:after="80"/>
-      </w:pPr>
-      <w:r>
-        <w:rPr>
-          <w:b/>
-          <w:bCs/>
-          <w:sz w:val="19"/>
-          <w:szCs w:val="19"/>
-        </w:rPr>
-        <w:t xml:space="preserve">3.  </w:t>
-      </w:r>
-      <w:r>
-        <w:rPr>
-          <w:i/>
-          <w:iCs/>
-          <w:color w:val="5F6F80"/>
-          <w:sz w:val="19"/>
-          <w:szCs w:val="19"/>
-        </w:rPr>
-        <w:t xml:space="preserve">A strong answer uses the scale factor 5 (15 ÷ 3) to find 10 cups of strawberries and names this as making an equivalent ratio / proportion.</w:t>
       </w:r>
     </w:p>
     <w:sectPr>

--- a/lessons/3-4/downloads/3-4-notes.docx
+++ b/lessons/3-4/downloads/3-4-notes.docx
@@ -2914,391 +2914,6 @@
       </w:pPr>
       <w:r>
         <w:t xml:space="preserve"/>
-      </w:r>
-    </w:p>
-    <w:p>
-      <w:pPr>
-        <w:pStyle w:val="Heading1"/>
-        <w:pageBreakBefore/>
-        <w:pBdr>
-          <w:bottom w:val="single" w:color="1FA6A2" w:sz="14" w:space="6"/>
-        </w:pBdr>
-        <w:spacing w:after="140" w:before="0"/>
-      </w:pPr>
-      <w:r>
-        <w:rPr>
-          <w:b/>
-          <w:bCs/>
-          <w:color w:val="12355B"/>
-          <w:sz w:val="30"/>
-          <w:szCs w:val="30"/>
-        </w:rPr>
-        <w:t xml:space="preserve">Answer Key &amp; Teacher Guide</w:t>
-      </w:r>
-    </w:p>
-    <w:p>
-      <w:pPr>
-        <w:spacing w:after="100"/>
-      </w:pPr>
-      <w:r>
-        <w:rPr>
-          <w:i/>
-          <w:iCs/>
-          <w:color w:val="5F6F80"/>
-          <w:sz w:val="19"/>
-          <w:szCs w:val="19"/>
-        </w:rPr>
-        <w:t xml:space="preserve">Teacher reference — remove or fold back before distributing to students.</w:t>
-      </w:r>
-    </w:p>
-    <w:p>
-      <w:pPr>
-        <w:pStyle w:val="Heading2"/>
-        <w:spacing w:after="80" w:before="180"/>
-      </w:pPr>
-      <w:r>
-        <w:rPr>
-          <w:b/>
-          <w:bCs/>
-          <w:color w:val="12355B"/>
-          <w:sz w:val="24"/>
-          <w:szCs w:val="24"/>
-        </w:rPr>
-        <w:t xml:space="preserve">Guided Notes (Fill-in)</w:t>
-      </w:r>
-    </w:p>
-    <w:p>
-      <w:pPr>
-        <w:spacing w:after="80"/>
-      </w:pPr>
-      <w:r>
-        <w:rPr>
-          <w:b/>
-          <w:bCs/>
-          <w:sz w:val="21"/>
-          <w:szCs w:val="21"/>
-        </w:rPr>
-        <w:t xml:space="preserve">Notes 1:  </w:t>
-      </w:r>
-      <w:r>
-        <w:rPr>
-          <w:sz w:val="21"/>
-          <w:szCs w:val="21"/>
-        </w:rPr>
-        <w:t xml:space="preserve">Ratio</w:t>
-      </w:r>
-    </w:p>
-    <w:p>
-      <w:pPr>
-        <w:spacing w:after="80"/>
-      </w:pPr>
-      <w:r>
-        <w:rPr>
-          <w:b/>
-          <w:bCs/>
-          <w:sz w:val="21"/>
-          <w:szCs w:val="21"/>
-        </w:rPr>
-        <w:t xml:space="preserve">Notes 2:  </w:t>
-      </w:r>
-      <w:r>
-        <w:rPr>
-          <w:sz w:val="21"/>
-          <w:szCs w:val="21"/>
-        </w:rPr>
-        <w:t xml:space="preserve">Equivalent ratios</w:t>
-      </w:r>
-    </w:p>
-    <w:p>
-      <w:pPr>
-        <w:spacing w:after="80"/>
-      </w:pPr>
-      <w:r>
-        <w:rPr>
-          <w:b/>
-          <w:bCs/>
-          <w:sz w:val="21"/>
-          <w:szCs w:val="21"/>
-        </w:rPr>
-        <w:t xml:space="preserve">Notes 3:  </w:t>
-      </w:r>
-      <w:r>
-        <w:rPr>
-          <w:sz w:val="21"/>
-          <w:szCs w:val="21"/>
-        </w:rPr>
-        <w:t xml:space="preserve">Rate</w:t>
-      </w:r>
-    </w:p>
-    <w:p>
-      <w:pPr>
-        <w:spacing w:after="80"/>
-      </w:pPr>
-      <w:r>
-        <w:rPr>
-          <w:b/>
-          <w:bCs/>
-          <w:sz w:val="21"/>
-          <w:szCs w:val="21"/>
-        </w:rPr>
-        <w:t xml:space="preserve">Notes 4:  </w:t>
-      </w:r>
-      <w:r>
-        <w:rPr>
-          <w:sz w:val="21"/>
-          <w:szCs w:val="21"/>
-        </w:rPr>
-        <w:t xml:space="preserve">Proportion</w:t>
-      </w:r>
-    </w:p>
-    <w:p>
-      <w:pPr>
-        <w:spacing w:after="80"/>
-      </w:pPr>
-      <w:r>
-        <w:rPr>
-          <w:b/>
-          <w:bCs/>
-          <w:sz w:val="21"/>
-          <w:szCs w:val="21"/>
-        </w:rPr>
-        <w:t xml:space="preserve">Notes 5:  </w:t>
-      </w:r>
-      <w:r>
-        <w:rPr>
-          <w:sz w:val="21"/>
-          <w:szCs w:val="21"/>
-        </w:rPr>
-        <w:t xml:space="preserve">Simplify</w:t>
-      </w:r>
-    </w:p>
-    <w:p>
-      <w:pPr>
-        <w:pStyle w:val="Heading2"/>
-        <w:spacing w:after="80" w:before="180"/>
-      </w:pPr>
-      <w:r>
-        <w:rPr>
-          <w:b/>
-          <w:bCs/>
-          <w:color w:val="12355B"/>
-          <w:sz w:val="24"/>
-          <w:szCs w:val="24"/>
-        </w:rPr>
-        <w:t xml:space="preserve">Worked Notes (I Do / We Do)</w:t>
-      </w:r>
-    </w:p>
-    <w:p>
-      <w:pPr>
-        <w:spacing w:after="80"/>
-      </w:pPr>
-      <w:r>
-        <w:rPr>
-          <w:b/>
-          <w:bCs/>
-          <w:sz w:val="21"/>
-          <w:szCs w:val="21"/>
-        </w:rPr>
-        <w:t xml:space="preserve">I Do:  </w:t>
-      </w:r>
-      <w:r>
-        <w:rPr>
-          <w:sz w:val="21"/>
-          <w:szCs w:val="21"/>
-        </w:rPr>
-        <w:t xml:space="preserve">A. 4:10</w:t>
-      </w:r>
-    </w:p>
-    <w:p>
-      <w:pPr>
-        <w:spacing w:after="80"/>
-      </w:pPr>
-      <w:r>
-        <w:rPr>
-          <w:b/>
-          <w:bCs/>
-          <w:sz w:val="21"/>
-          <w:szCs w:val="21"/>
-        </w:rPr>
-        <w:t xml:space="preserve">We Do:  </w:t>
-      </w:r>
-      <w:r>
-        <w:rPr>
-          <w:sz w:val="21"/>
-          <w:szCs w:val="21"/>
-        </w:rPr>
-        <w:t xml:space="preserve">A. 2:3</w:t>
-      </w:r>
-    </w:p>
-    <w:p>
-      <w:pPr>
-        <w:pStyle w:val="Heading2"/>
-        <w:spacing w:after="80" w:before="180"/>
-      </w:pPr>
-      <w:r>
-        <w:rPr>
-          <w:b/>
-          <w:bCs/>
-          <w:color w:val="12355B"/>
-          <w:sz w:val="24"/>
-          <w:szCs w:val="24"/>
-        </w:rPr>
-        <w:t xml:space="preserve">Independent Practice</w:t>
-      </w:r>
-    </w:p>
-    <w:p>
-      <w:pPr>
-        <w:spacing w:after="80"/>
-      </w:pPr>
-      <w:r>
-        <w:rPr>
-          <w:b/>
-          <w:bCs/>
-          <w:sz w:val="21"/>
-          <w:szCs w:val="21"/>
-        </w:rPr>
-        <w:t xml:space="preserve">1.  </w:t>
-      </w:r>
-      <w:r>
-        <w:rPr>
-          <w:sz w:val="21"/>
-          <w:szCs w:val="21"/>
-        </w:rPr>
-        <w:t xml:space="preserve">A)  3:5</w:t>
-      </w:r>
-      <w:r>
-        <w:rPr>
-          <w:i/>
-          <w:iCs/>
-          <w:color w:val="5F6F80"/>
-          <w:sz w:val="19"/>
-          <w:szCs w:val="19"/>
-        </w:rPr>
-        <w:t xml:space="preserve">  — 6:9 simplifies to 2:3. Check each: 2:3 ✓, 12:18 = 2:3 ✓, 18:27 = 2:3 ✓. But 3:5 does not simplify to 2:3.</w:t>
-      </w:r>
-    </w:p>
-    <w:p>
-      <w:pPr>
-        <w:spacing w:after="80"/>
-      </w:pPr>
-      <w:r>
-        <w:rPr>
-          <w:b/>
-          <w:bCs/>
-          <w:sz w:val="21"/>
-          <w:szCs w:val="21"/>
-        </w:rPr>
-        <w:t xml:space="preserve">2.  </w:t>
-      </w:r>
-      <w:r>
-        <w:rPr>
-          <w:sz w:val="21"/>
-          <w:szCs w:val="21"/>
-        </w:rPr>
-        <w:t xml:space="preserve">A)  3:5</w:t>
-      </w:r>
-      <w:r>
-        <w:rPr>
-          <w:i/>
-          <w:iCs/>
-          <w:color w:val="5F6F80"/>
-          <w:sz w:val="19"/>
-          <w:szCs w:val="19"/>
-        </w:rPr>
-        <w:t xml:space="preserve">  — The GCF of 15 and 25 is 5. Divide both by 5: 15÷5 = 3 and 25÷5 = 5. The simplest form is 3:5.</w:t>
-      </w:r>
-    </w:p>
-    <w:p>
-      <w:pPr>
-        <w:spacing w:after="80"/>
-      </w:pPr>
-      <w:r>
-        <w:rPr>
-          <w:b/>
-          <w:bCs/>
-          <w:sz w:val="21"/>
-          <w:szCs w:val="21"/>
-        </w:rPr>
-        <w:t xml:space="preserve">3.  </w:t>
-      </w:r>
-      <w:r>
-        <w:rPr>
-          <w:sz w:val="21"/>
-          <w:szCs w:val="21"/>
-        </w:rPr>
-        <w:t xml:space="preserve">A)  $120</w:t>
-      </w:r>
-      <w:r>
-        <w:rPr>
-          <w:i/>
-          <w:iCs/>
-          <w:color w:val="5F6F80"/>
-          <w:sz w:val="19"/>
-          <w:szCs w:val="19"/>
-        </w:rPr>
-        <w:t xml:space="preserve">  — Unit rate: $45 ÷ 3 = $15/hour. In 8 hours: $15 × 8 = $120.</w:t>
-      </w:r>
-    </w:p>
-    <w:p>
-      <w:pPr>
-        <w:spacing w:after="80"/>
-      </w:pPr>
-      <w:r>
-        <w:rPr>
-          <w:b/>
-          <w:bCs/>
-          <w:sz w:val="21"/>
-          <w:szCs w:val="21"/>
-        </w:rPr>
-        <w:t xml:space="preserve">4.  </w:t>
-      </w:r>
-      <w:r>
-        <w:rPr>
-          <w:sz w:val="21"/>
-          <w:szCs w:val="21"/>
-        </w:rPr>
-        <w:t xml:space="preserve">Yes, they are equivalent. Method 1 (simplify): 9:6 ÷ 3 = 3:2, which matches 3:2. Method 2 (cross-multiply): 3 × 6 = 18 and 2 × 9 = 18. Since both cross products are equal, the ratios are equivalent.</w:t>
-      </w:r>
-      <w:r>
-        <w:t xml:space="preserve"/>
-      </w:r>
-    </w:p>
-    <w:p>
-      <w:pPr>
-        <w:pStyle w:val="Heading2"/>
-        <w:spacing w:after="80" w:before="180"/>
-      </w:pPr>
-      <w:r>
-        <w:rPr>
-          <w:b/>
-          <w:bCs/>
-          <w:color w:val="12355B"/>
-          <w:sz w:val="24"/>
-          <w:szCs w:val="24"/>
-        </w:rPr>
-        <w:t xml:space="preserve">Exit Ticket</w:t>
-      </w:r>
-    </w:p>
-    <w:p>
-      <w:pPr>
-        <w:spacing w:after="80"/>
-      </w:pPr>
-      <w:r>
-        <w:rPr>
-          <w:sz w:val="21"/>
-          <w:szCs w:val="21"/>
-        </w:rPr>
-        <w:t xml:space="preserve">A)  $24</w:t>
-      </w:r>
-      <w:r>
-        <w:rPr>
-          <w:i/>
-          <w:iCs/>
-          <w:color w:val="5F6F80"/>
-          <w:sz w:val="19"/>
-          <w:szCs w:val="19"/>
-        </w:rPr>
-        <w:t xml:space="preserve">  — 15 is 3 times 5, so the cost is 3 × $8 = $24. The ratio 5:8 scales to 15:24.</w:t>
       </w:r>
     </w:p>
     <w:sectPr>

--- a/lessons/3-4/downloads/3-4-notes.docx
+++ b/lessons/3-4/downloads/3-4-notes.docx
@@ -14,7 +14,7 @@
           <w:sz w:val="18"/>
           <w:szCs w:val="18"/>
         </w:rPr>
-        <w:t xml:space="preserve">UNIT 3  ·  LESSON 4      STANDARD 6.RP.3</w:t>
+        <w:t xml:space="preserve">UNIT 3  ·  LESSON 4      STANDARD 6.AT.3</w:t>
       </w:r>
     </w:p>
     <w:p>
@@ -1832,7 +1832,7 @@
           <w:sz w:val="20"/>
           <w:szCs w:val="20"/>
         </w:rPr>
-        <w:t xml:space="preserve">This is like our ratio work because ___ and ___ are related by ___.</w:t>
+        <w:t xml:space="preserve">Find the scale factor (15 ÷ 3) and use it to figure out how many cups of strawberries the shop needs. Show your steps and explain why multiplying both ingredients by the same factor keeps the smoothie tasting the same.</w:t>
       </w:r>
     </w:p>
     <w:p>
@@ -2325,6 +2325,32 @@
     </w:p>
     <w:p>
       <w:pPr>
+        <w:pStyle w:val="Heading2"/>
+        <w:spacing w:after="80" w:before="180"/>
+      </w:pPr>
+      <w:r>
+        <w:rPr>
+          <w:b/>
+          <w:bCs/>
+          <w:color w:val="12355B"/>
+          <w:sz w:val="24"/>
+          <w:szCs w:val="24"/>
+        </w:rPr>
+        <w:t xml:space="preserve">Level 1 Support</w:t>
+      </w:r>
+      <w:r>
+        <w:rPr>
+          <w:i/>
+          <w:iCs/>
+          <w:color w:val="1FA6A2"/>
+          <w:sz w:val="19"/>
+          <w:szCs w:val="19"/>
+        </w:rPr>
+        <w:t xml:space="preserve">   extra scaffolding</w:t>
+      </w:r>
+    </w:p>
+    <w:p>
+      <w:pPr>
         <w:keepNext/>
         <w:spacing w:after="60" w:before="160"/>
       </w:pPr>
@@ -2585,6 +2611,32 @@
     </w:tbl>
     <w:p>
       <w:pPr>
+        <w:pStyle w:val="Heading2"/>
+        <w:spacing w:after="80" w:before="180"/>
+      </w:pPr>
+      <w:r>
+        <w:rPr>
+          <w:b/>
+          <w:bCs/>
+          <w:color w:val="12355B"/>
+          <w:sz w:val="24"/>
+          <w:szCs w:val="24"/>
+        </w:rPr>
+        <w:t xml:space="preserve">On Level</w:t>
+      </w:r>
+      <w:r>
+        <w:rPr>
+          <w:i/>
+          <w:iCs/>
+          <w:color w:val="12355B"/>
+          <w:sz w:val="19"/>
+          <w:szCs w:val="19"/>
+        </w:rPr>
+        <w:t xml:space="preserve">   grade-level practice</w:t>
+      </w:r>
+    </w:p>
+    <w:p>
+      <w:pPr>
         <w:keepNext/>
         <w:spacing w:after="60" w:before="160"/>
       </w:pPr>
@@ -2713,6 +2765,32 @@
         </w:tc>
       </w:tr>
     </w:tbl>
+    <w:p>
+      <w:pPr>
+        <w:pStyle w:val="Heading2"/>
+        <w:spacing w:after="80" w:before="180"/>
+      </w:pPr>
+      <w:r>
+        <w:rPr>
+          <w:b/>
+          <w:bCs/>
+          <w:color w:val="12355B"/>
+          <w:sz w:val="24"/>
+          <w:szCs w:val="24"/>
+        </w:rPr>
+        <w:t xml:space="preserve">Level 2 Enrichment</w:t>
+      </w:r>
+      <w:r>
+        <w:rPr>
+          <w:i/>
+          <w:iCs/>
+          <w:color w:val="6B4FA0"/>
+          <w:sz w:val="19"/>
+          <w:szCs w:val="19"/>
+        </w:rPr>
+        <w:t xml:space="preserve">   stretch your thinking</w:t>
+      </w:r>
+    </w:p>
     <w:p>
       <w:pPr>
         <w:keepNext/>

--- a/lessons/3-4/downloads/3-4-notes.docx
+++ b/lessons/3-4/downloads/3-4-notes.docx
@@ -1228,6 +1228,1302 @@
           <w:szCs w:val="22"/>
         </w:rPr>
         <w:t xml:space="preserve">Writing a ratio in its smallest equal form, like 6:9 = 2:3, is to ___ it.</w:t>
+      </w:r>
+    </w:p>
+    <w:p>
+      <w:pPr>
+        <w:pStyle w:val="Heading1"/>
+        <w:pageBreakBefore/>
+        <w:pBdr>
+          <w:bottom w:val="single" w:color="1FA6A2" w:sz="14" w:space="6"/>
+        </w:pBdr>
+        <w:spacing w:after="140" w:before="0"/>
+      </w:pPr>
+      <w:r>
+        <w:rPr>
+          <w:b/>
+          <w:bCs/>
+          <w:color w:val="12355B"/>
+          <w:sz w:val="30"/>
+          <w:szCs w:val="30"/>
+        </w:rPr>
+        <w:t xml:space="preserve">Write About the Math</w:t>
+      </w:r>
+    </w:p>
+    <w:p>
+      <w:pPr>
+        <w:spacing w:after="100"/>
+      </w:pPr>
+      <w:r>
+        <w:rPr>
+          <w:i/>
+          <w:iCs/>
+          <w:color w:val="5F6F80"/>
+          <w:sz w:val="19"/>
+          <w:szCs w:val="19"/>
+        </w:rPr>
+        <w:t xml:space="preserve">Use the support level you need. Every level answers the same math question.</w:t>
+      </w:r>
+    </w:p>
+    <w:p>
+      <w:pPr>
+        <w:pStyle w:val="Heading2"/>
+        <w:spacing w:after="80" w:before="180"/>
+      </w:pPr>
+      <w:r>
+        <w:rPr>
+          <w:b/>
+          <w:bCs/>
+          <w:color w:val="12355B"/>
+          <w:sz w:val="24"/>
+          <w:szCs w:val="24"/>
+        </w:rPr>
+        <w:t xml:space="preserve">1. Understand the Question</w:t>
+      </w:r>
+      <w:r>
+        <w:rPr>
+          <w:i/>
+          <w:iCs/>
+          <w:color w:val="B97A12"/>
+          <w:sz w:val="19"/>
+          <w:szCs w:val="19"/>
+        </w:rPr>
+        <w:t xml:space="preserve">   justify</w:t>
+      </w:r>
+    </w:p>
+    <w:tbl>
+      <w:tblPr>
+        <w:tblW w:type="pct" w:w="100%"/>
+        <w:tblBorders>
+          <w:top w:val="single" w:color="1FA6A2" w:sz="8"/>
+          <w:left w:val="single" w:color="1FA6A2" w:sz="8"/>
+          <w:bottom w:val="single" w:color="1FA6A2" w:sz="8"/>
+          <w:right w:val="single" w:color="1FA6A2" w:sz="8"/>
+          <w:insideH w:val="single" w:color="auto" w:sz="4"/>
+          <w:insideV w:val="single" w:color="auto" w:sz="4"/>
+        </w:tblBorders>
+      </w:tblPr>
+      <w:tblGrid>
+        <w:gridCol w:w="100"/>
+      </w:tblGrid>
+      <w:tr>
+        <w:tc>
+          <w:tcPr>
+            <w:shd w:fill="E6F4F3" w:color="auto" w:val="clear"/>
+            <w:tcMar>
+              <w:top w:type="dxa" w:w="120"/>
+              <w:left w:type="dxa" w:w="180"/>
+              <w:bottom w:type="dxa" w:w="120"/>
+              <w:right w:type="dxa" w:w="180"/>
+            </w:tcMar>
+          </w:tcPr>
+          <w:p>
+            <w:pPr>
+              <w:spacing w:after="60"/>
+            </w:pPr>
+            <w:r>
+              <w:rPr>
+                <w:color w:val="1A2733"/>
+                <w:sz w:val="21"/>
+                <w:szCs w:val="21"/>
+              </w:rPr>
+              <w:t xml:space="preserve">Looking at the tomatoes-to-broth table (3:2, 6:4, 9:6, 12:8), how can you PROVE these ratios are all equivalent?</w:t>
+            </w:r>
+          </w:p>
+          <w:p>
+            <w:pPr>
+              <w:spacing w:after="0"/>
+            </w:pPr>
+            <w:r>
+              <w:rPr>
+                <w:b/>
+                <w:bCs/>
+                <w:color w:val="12355B"/>
+                <w:sz w:val="20"/>
+                <w:szCs w:val="20"/>
+              </w:rPr>
+              <w:t xml:space="preserve">Your job:  </w:t>
+            </w:r>
+            <w:r>
+              <w:rPr>
+                <w:sz w:val="20"/>
+                <w:szCs w:val="20"/>
+              </w:rPr>
+              <w:t xml:space="preserve">Answer the question. Use math evidence. Explain how the evidence proves your answer.</w:t>
+            </w:r>
+            <w:r>
+              <w:rPr>
+                <w:i/>
+                <w:iCs/>
+                <w:color w:val="5F6F80"/>
+                <w:sz w:val="18"/>
+                <w:szCs w:val="18"/>
+              </w:rPr>
+              <w:br/>
+              <w:t xml:space="preserve">Responde la pregunta. Usa evidencia matemática. Explica cómo la evidencia demuestra tu respuesta.</w:t>
+            </w:r>
+          </w:p>
+        </w:tc>
+      </w:tr>
+    </w:tbl>
+    <w:p>
+      <w:pPr>
+        <w:pStyle w:val="Heading2"/>
+        <w:spacing w:after="80" w:before="180"/>
+      </w:pPr>
+      <w:r>
+        <w:rPr>
+          <w:b/>
+          <w:bCs/>
+          <w:color w:val="12355B"/>
+          <w:sz w:val="24"/>
+          <w:szCs w:val="24"/>
+        </w:rPr>
+        <w:t xml:space="preserve">2. Plan Your Math Words</w:t>
+      </w:r>
+      <w:r>
+        <w:rPr>
+          <w:i/>
+          <w:iCs/>
+          <w:color w:val="1FA6A2"/>
+          <w:sz w:val="19"/>
+          <w:szCs w:val="19"/>
+        </w:rPr>
+        <w:t xml:space="preserve">   check at least two</w:t>
+      </w:r>
+    </w:p>
+    <w:p>
+      <w:pPr>
+        <w:spacing w:after="60"/>
+      </w:pPr>
+      <w:r>
+        <w:rPr>
+          <w:b/>
+          <w:bCs/>
+          <w:color w:val="1FA6A2"/>
+          <w:sz w:val="22"/>
+          <w:szCs w:val="22"/>
+        </w:rPr>
+        <w:t xml:space="preserve">☐  </w:t>
+      </w:r>
+      <w:r>
+        <w:rPr>
+          <w:b/>
+          <w:bCs/>
+          <w:color w:val="12355B"/>
+          <w:sz w:val="20"/>
+          <w:szCs w:val="20"/>
+        </w:rPr>
+        <w:t xml:space="preserve">Equivalent ratios — </w:t>
+      </w:r>
+      <w:r>
+        <w:rPr>
+          <w:sz w:val="20"/>
+          <w:szCs w:val="20"/>
+        </w:rPr>
+        <w:t xml:space="preserve">Two ratios that mean the same thing.</w:t>
+      </w:r>
+      <w:r>
+        <w:rPr>
+          <w:i/>
+          <w:iCs/>
+          <w:color w:val="5F6F80"/>
+          <w:sz w:val="18"/>
+          <w:szCs w:val="18"/>
+        </w:rPr>
+        <w:br/>
+        <w:t xml:space="preserve">Razones equivalentes — Dos razones que significan lo mismo.</w:t>
+      </w:r>
+    </w:p>
+    <w:p>
+      <w:pPr>
+        <w:spacing w:after="60"/>
+      </w:pPr>
+      <w:r>
+        <w:rPr>
+          <w:b/>
+          <w:bCs/>
+          <w:color w:val="1FA6A2"/>
+          <w:sz w:val="22"/>
+          <w:szCs w:val="22"/>
+        </w:rPr>
+        <w:t xml:space="preserve">☐  </w:t>
+      </w:r>
+      <w:r>
+        <w:rPr>
+          <w:b/>
+          <w:bCs/>
+          <w:color w:val="12355B"/>
+          <w:sz w:val="20"/>
+          <w:szCs w:val="20"/>
+        </w:rPr>
+        <w:t xml:space="preserve">Rate — </w:t>
+      </w:r>
+      <w:r>
+        <w:rPr>
+          <w:sz w:val="20"/>
+          <w:szCs w:val="20"/>
+        </w:rPr>
+        <w:t xml:space="preserve">A ratio comparing two amounts with different units, like miles per hour.</w:t>
+      </w:r>
+      <w:r>
+        <w:rPr>
+          <w:i/>
+          <w:iCs/>
+          <w:color w:val="5F6F80"/>
+          <w:sz w:val="18"/>
+          <w:szCs w:val="18"/>
+        </w:rPr>
+        <w:br/>
+        <w:t xml:space="preserve">Tasa — Una razón que compara dos cantidades con unidades distintas, como millas por hora.</w:t>
+      </w:r>
+    </w:p>
+    <w:p>
+      <w:pPr>
+        <w:spacing w:after="60"/>
+      </w:pPr>
+      <w:r>
+        <w:rPr>
+          <w:b/>
+          <w:bCs/>
+          <w:color w:val="1FA6A2"/>
+          <w:sz w:val="22"/>
+          <w:szCs w:val="22"/>
+        </w:rPr>
+        <w:t xml:space="preserve">☐  </w:t>
+      </w:r>
+      <w:r>
+        <w:rPr>
+          <w:b/>
+          <w:bCs/>
+          <w:color w:val="12355B"/>
+          <w:sz w:val="20"/>
+          <w:szCs w:val="20"/>
+        </w:rPr>
+        <w:t xml:space="preserve">Proportion — </w:t>
+      </w:r>
+      <w:r>
+        <w:rPr>
+          <w:sz w:val="20"/>
+          <w:szCs w:val="20"/>
+        </w:rPr>
+        <w:t xml:space="preserve">A math sentence saying two ratios are equal.</w:t>
+      </w:r>
+      <w:r>
+        <w:rPr>
+          <w:i/>
+          <w:iCs/>
+          <w:color w:val="5F6F80"/>
+          <w:sz w:val="18"/>
+          <w:szCs w:val="18"/>
+        </w:rPr>
+        <w:br/>
+        <w:t xml:space="preserve">Proporción — Una oración matemática que dice que dos razones son iguales.</w:t>
+      </w:r>
+    </w:p>
+    <w:p>
+      <w:pPr>
+        <w:spacing w:after="60"/>
+      </w:pPr>
+      <w:r>
+        <w:rPr>
+          <w:b/>
+          <w:bCs/>
+          <w:color w:val="1FA6A2"/>
+          <w:sz w:val="22"/>
+          <w:szCs w:val="22"/>
+        </w:rPr>
+        <w:t xml:space="preserve">☐  </w:t>
+      </w:r>
+      <w:r>
+        <w:rPr>
+          <w:b/>
+          <w:bCs/>
+          <w:color w:val="12355B"/>
+          <w:sz w:val="20"/>
+          <w:szCs w:val="20"/>
+        </w:rPr>
+        <w:t xml:space="preserve">Simplify — </w:t>
+      </w:r>
+      <w:r>
+        <w:rPr>
+          <w:sz w:val="20"/>
+          <w:szCs w:val="20"/>
+        </w:rPr>
+        <w:t xml:space="preserve">To make a ratio smaller while keeping the same comparison.</w:t>
+      </w:r>
+      <w:r>
+        <w:rPr>
+          <w:i/>
+          <w:iCs/>
+          <w:color w:val="5F6F80"/>
+          <w:sz w:val="18"/>
+          <w:szCs w:val="18"/>
+        </w:rPr>
+        <w:br/>
+        <w:t xml:space="preserve">Simplificar — Hacer una razón más pequeña sin cambiar la comparación.</w:t>
+      </w:r>
+    </w:p>
+    <w:p>
+      <w:pPr>
+        <w:spacing w:after="60"/>
+      </w:pPr>
+      <w:r>
+        <w:rPr>
+          <w:b/>
+          <w:bCs/>
+          <w:color w:val="1FA6A2"/>
+          <w:sz w:val="22"/>
+          <w:szCs w:val="22"/>
+        </w:rPr>
+        <w:t xml:space="preserve">☐  </w:t>
+      </w:r>
+      <w:r>
+        <w:rPr>
+          <w:b/>
+          <w:bCs/>
+          <w:color w:val="12355B"/>
+          <w:sz w:val="20"/>
+          <w:szCs w:val="20"/>
+        </w:rPr>
+        <w:t xml:space="preserve">Ratio — </w:t>
+      </w:r>
+      <w:r>
+        <w:rPr>
+          <w:sz w:val="20"/>
+          <w:szCs w:val="20"/>
+        </w:rPr>
+        <w:t xml:space="preserve">A way to compare two amounts.</w:t>
+      </w:r>
+      <w:r>
+        <w:rPr>
+          <w:i/>
+          <w:iCs/>
+          <w:color w:val="5F6F80"/>
+          <w:sz w:val="18"/>
+          <w:szCs w:val="18"/>
+        </w:rPr>
+        <w:br/>
+        <w:t xml:space="preserve">Razón — Una manera de comparar dos cantidades.</w:t>
+      </w:r>
+    </w:p>
+    <w:tbl>
+      <w:tblPr>
+        <w:tblW w:type="pct" w:w="100%"/>
+        <w:tblBorders>
+          <w:top w:val="single" w:color="1FA6A2" w:sz="8"/>
+          <w:left w:val="single" w:color="1FA6A2" w:sz="8"/>
+          <w:bottom w:val="single" w:color="1FA6A2" w:sz="8"/>
+          <w:right w:val="single" w:color="1FA6A2" w:sz="8"/>
+          <w:insideH w:val="single" w:color="auto" w:sz="4"/>
+          <w:insideV w:val="single" w:color="auto" w:sz="4"/>
+        </w:tblBorders>
+      </w:tblPr>
+      <w:tblGrid>
+        <w:gridCol w:w="100"/>
+      </w:tblGrid>
+      <w:tr>
+        <w:tc>
+          <w:tcPr>
+            <w:shd w:fill="F7FFFD" w:color="auto" w:val="clear"/>
+            <w:tcMar>
+              <w:top w:type="dxa" w:w="120"/>
+              <w:left w:type="dxa" w:w="180"/>
+              <w:bottom w:type="dxa" w:w="120"/>
+              <w:right w:type="dxa" w:w="180"/>
+            </w:tcMar>
+          </w:tcPr>
+          <w:p>
+            <w:pPr>
+              <w:spacing w:after="50"/>
+            </w:pPr>
+            <w:r>
+              <w:rPr>
+                <w:b/>
+                <w:bCs/>
+                <w:color w:val="1FA6A2"/>
+                <w:sz w:val="20"/>
+                <w:szCs w:val="20"/>
+              </w:rPr>
+              <w:t xml:space="preserve">Say it first:  </w:t>
+            </w:r>
+            <w:r>
+              <w:rPr>
+                <w:sz w:val="20"/>
+                <w:szCs w:val="20"/>
+              </w:rPr>
+              <w:t xml:space="preserve">Say your idea to a partner or quietly to yourself before you write.</w:t>
+            </w:r>
+          </w:p>
+          <w:p>
+            <w:pPr>
+              <w:spacing w:after="60"/>
+            </w:pPr>
+            <w:r>
+              <w:rPr>
+                <w:color w:val="1A2733"/>
+                <w:sz w:val="21"/>
+                <w:szCs w:val="21"/>
+              </w:rPr>
+              <w:t xml:space="preserve">These ratios are equivalent because each is ___ times ___.</w:t>
+            </w:r>
+            <w:r>
+              <w:rPr>
+                <w:i/>
+                <w:iCs/>
+                <w:color w:val="5F6F80"/>
+                <w:sz w:val="19"/>
+                <w:szCs w:val="19"/>
+              </w:rPr>
+              <w:br/>
+              <w:t xml:space="preserve">Estas razones son equivalentes porque cada una es ___ veces ___.</w:t>
+            </w:r>
+          </w:p>
+        </w:tc>
+      </w:tr>
+    </w:tbl>
+    <w:p>
+      <w:pPr>
+        <w:pStyle w:val="Heading2"/>
+        <w:spacing w:after="80" w:before="180"/>
+      </w:pPr>
+      <w:r>
+        <w:rPr>
+          <w:b/>
+          <w:bCs/>
+          <w:color w:val="12355B"/>
+          <w:sz w:val="24"/>
+          <w:szCs w:val="24"/>
+        </w:rPr>
+        <w:t xml:space="preserve">3. Build Your Explanation</w:t>
+      </w:r>
+      <w:r>
+        <w:rPr>
+          <w:i/>
+          <w:iCs/>
+          <w:color w:val="B97A12"/>
+          <w:sz w:val="19"/>
+          <w:szCs w:val="19"/>
+        </w:rPr>
+        <w:t xml:space="preserve">   choose your support</w:t>
+      </w:r>
+    </w:p>
+    <w:tbl>
+      <w:tblPr>
+        <w:tblW w:type="pct" w:w="100%"/>
+        <w:tblBorders>
+          <w:top w:val="single" w:color="BBD0DE" w:sz="8"/>
+          <w:left w:val="single" w:color="BBD0DE" w:sz="8"/>
+          <w:bottom w:val="single" w:color="BBD0DE" w:sz="8"/>
+          <w:right w:val="single" w:color="BBD0DE" w:sz="8"/>
+          <w:insideH w:val="single" w:color="auto" w:sz="4"/>
+          <w:insideV w:val="single" w:color="auto" w:sz="4"/>
+        </w:tblBorders>
+      </w:tblPr>
+      <w:tblGrid>
+        <w:gridCol w:w="100"/>
+      </w:tblGrid>
+      <w:tr>
+        <w:tc>
+          <w:tcPr>
+            <w:shd w:fill="EEF4F8" w:color="auto" w:val="clear"/>
+            <w:tcMar>
+              <w:top w:type="dxa" w:w="120"/>
+              <w:left w:type="dxa" w:w="180"/>
+              <w:bottom w:type="dxa" w:w="120"/>
+              <w:right w:type="dxa" w:w="180"/>
+            </w:tcMar>
+          </w:tcPr>
+          <w:p>
+            <w:pPr>
+              <w:spacing w:after="50"/>
+            </w:pPr>
+            <w:r>
+              <w:rPr>
+                <w:i/>
+                <w:iCs/>
+                <w:color w:val="5F6F80"/>
+                <w:sz w:val="19"/>
+                <w:szCs w:val="19"/>
+              </w:rPr>
+              <w:t xml:space="preserve">This model shows the parts of an explanation. It does not answer your writing question.</w:t>
+            </w:r>
+          </w:p>
+          <w:p>
+            <w:pPr>
+              <w:spacing w:after="80"/>
+            </w:pPr>
+            <w:r>
+              <w:rPr>
+                <w:b/>
+                <w:bCs/>
+                <w:color w:val="12355B"/>
+                <w:sz w:val="19"/>
+                <w:szCs w:val="19"/>
+              </w:rPr>
+              <w:t xml:space="preserve">Claim:  </w:t>
+            </w:r>
+            <w:r>
+              <w:rPr>
+                <w:sz w:val="19"/>
+                <w:szCs w:val="19"/>
+              </w:rPr>
+              <w:t xml:space="preserve">32 is 4 times 8, so she multiplies both ingredients by 4.</w:t>
+            </w:r>
+          </w:p>
+          <w:p>
+            <w:pPr>
+              <w:spacing w:after="80"/>
+            </w:pPr>
+            <w:r>
+              <w:rPr>
+                <w:b/>
+                <w:bCs/>
+                <w:color w:val="12355B"/>
+                <w:sz w:val="19"/>
+                <w:szCs w:val="19"/>
+              </w:rPr>
+              <w:t xml:space="preserve">Evidence:  </w:t>
+            </w:r>
+            <w:r>
+              <w:rPr>
+                <w:sz w:val="19"/>
+                <w:szCs w:val="19"/>
+              </w:rPr>
+              <w:t xml:space="preserve">A strong answer finds the scale factor 4 (32 ÷ 8) and explains both ingredients must be multiplied by 4 to make equivalent ratios.</w:t>
+            </w:r>
+          </w:p>
+          <w:p>
+            <w:pPr>
+              <w:spacing w:after="80"/>
+            </w:pPr>
+            <w:r>
+              <w:rPr>
+                <w:b/>
+                <w:bCs/>
+                <w:color w:val="12355B"/>
+                <w:sz w:val="19"/>
+                <w:szCs w:val="19"/>
+              </w:rPr>
+              <w:t xml:space="preserve">Reasoning:  </w:t>
+            </w:r>
+            <w:r>
+              <w:rPr>
+                <w:sz w:val="19"/>
+                <w:szCs w:val="19"/>
+              </w:rPr>
+              <w:t xml:space="preserve">This evidence connects the definition of ratio to the mathematical claim.</w:t>
+            </w:r>
+          </w:p>
+        </w:tc>
+      </w:tr>
+    </w:tbl>
+    <w:p>
+      <w:pPr>
+        <w:pStyle w:val="Heading2"/>
+        <w:spacing w:after="80" w:before="180"/>
+      </w:pPr>
+      <w:r>
+        <w:rPr>
+          <w:b/>
+          <w:bCs/>
+          <w:color w:val="12355B"/>
+          <w:sz w:val="24"/>
+          <w:szCs w:val="24"/>
+        </w:rPr>
+        <w:t xml:space="preserve">Start</w:t>
+      </w:r>
+      <w:r>
+        <w:rPr>
+          <w:i/>
+          <w:iCs/>
+          <w:color w:val="1FA6A2"/>
+          <w:sz w:val="19"/>
+          <w:szCs w:val="19"/>
+        </w:rPr>
+        <w:t xml:space="preserve">   Most language support</w:t>
+      </w:r>
+    </w:p>
+    <w:p>
+      <w:pPr>
+        <w:spacing w:after="60"/>
+      </w:pPr>
+      <w:r>
+        <w:rPr>
+          <w:color w:val="1A2733"/>
+          <w:sz w:val="21"/>
+          <w:szCs w:val="21"/>
+        </w:rPr>
+        <w:t xml:space="preserve">Complete the frames. Use the word bank.</w:t>
+      </w:r>
+      <w:r>
+        <w:rPr>
+          <w:i/>
+          <w:iCs/>
+          <w:color w:val="5F6F80"/>
+          <w:sz w:val="19"/>
+          <w:szCs w:val="19"/>
+        </w:rPr>
+        <w:br/>
+        <w:t xml:space="preserve">Completa las oraciones. Usa el banco de palabras.</w:t>
+      </w:r>
+    </w:p>
+    <w:p>
+      <w:pPr>
+        <w:spacing w:after="60"/>
+      </w:pPr>
+      <w:r>
+        <w:rPr>
+          <w:color w:val="1A2733"/>
+          <w:sz w:val="21"/>
+          <w:szCs w:val="21"/>
+        </w:rPr>
+        <w:t xml:space="preserve">These ratios are equivalent because each is ___ times ___.</w:t>
+      </w:r>
+      <w:r>
+        <w:rPr>
+          <w:i/>
+          <w:iCs/>
+          <w:color w:val="5F6F80"/>
+          <w:sz w:val="19"/>
+          <w:szCs w:val="19"/>
+        </w:rPr>
+        <w:br/>
+        <w:t xml:space="preserve">Estas razones son equivalentes porque cada una es ___ veces ___.</w:t>
+      </w:r>
+    </w:p>
+    <w:p>
+      <w:pPr>
+        <w:spacing w:after="60"/>
+      </w:pPr>
+      <w:r>
+        <w:rPr>
+          <w:color w:val="1A2733"/>
+          <w:sz w:val="21"/>
+          <w:szCs w:val="21"/>
+        </w:rPr>
+        <w:t xml:space="preserve">I checked by ___ both numbers.</w:t>
+      </w:r>
+      <w:r>
+        <w:rPr>
+          <w:i/>
+          <w:iCs/>
+          <w:color w:val="5F6F80"/>
+          <w:sz w:val="19"/>
+          <w:szCs w:val="19"/>
+        </w:rPr>
+        <w:br/>
+        <w:t xml:space="preserve">Lo comprobé al ___ ambos números.</w:t>
+      </w:r>
+    </w:p>
+    <w:tbl>
+      <w:tblPr>
+        <w:tblW w:type="pct" w:w="100%"/>
+        <w:tblBorders>
+          <w:top w:val="single" w:color="C7D2DD" w:sz="6"/>
+          <w:left w:val="single" w:color="C7D2DD" w:sz="6"/>
+          <w:bottom w:val="single" w:color="C7D2DD" w:sz="6"/>
+          <w:right w:val="single" w:color="C7D2DD" w:sz="6"/>
+          <w:insideH w:val="single" w:color="auto" w:sz="4"/>
+          <w:insideV w:val="single" w:color="auto" w:sz="4"/>
+        </w:tblBorders>
+      </w:tblPr>
+      <w:tblGrid>
+        <w:gridCol w:w="100"/>
+      </w:tblGrid>
+      <w:tr>
+        <w:tc>
+          <w:tcPr>
+            <w:shd w:fill="FBF3E2" w:color="auto" w:val="clear"/>
+            <w:tcMar>
+              <w:top w:type="dxa" w:w="60"/>
+              <w:left w:type="dxa" w:w="120"/>
+              <w:bottom w:type="dxa" w:w="60"/>
+              <w:right w:type="dxa" w:w="120"/>
+            </w:tcMar>
+          </w:tcPr>
+          <w:p>
+            <w:pPr>
+              <w:spacing w:after="0" w:line="320"/>
+            </w:pPr>
+            <w:r>
+              <w:t xml:space="preserve"/>
+            </w:r>
+          </w:p>
+          <w:p>
+            <w:pPr>
+              <w:spacing w:after="0" w:line="320"/>
+            </w:pPr>
+            <w:r>
+              <w:t xml:space="preserve"/>
+            </w:r>
+          </w:p>
+          <w:p>
+            <w:pPr>
+              <w:spacing w:after="0" w:line="320"/>
+            </w:pPr>
+            <w:r>
+              <w:t xml:space="preserve"/>
+            </w:r>
+          </w:p>
+        </w:tc>
+      </w:tr>
+    </w:tbl>
+    <w:p>
+      <w:pPr>
+        <w:pStyle w:val="Heading2"/>
+        <w:spacing w:after="80" w:before="180"/>
+      </w:pPr>
+      <w:r>
+        <w:rPr>
+          <w:b/>
+          <w:bCs/>
+          <w:color w:val="12355B"/>
+          <w:sz w:val="24"/>
+          <w:szCs w:val="24"/>
+        </w:rPr>
+        <w:t xml:space="preserve">Build</w:t>
+      </w:r>
+      <w:r>
+        <w:rPr>
+          <w:i/>
+          <w:iCs/>
+          <w:color w:val="B97A12"/>
+          <w:sz w:val="19"/>
+          <w:szCs w:val="19"/>
+        </w:rPr>
+        <w:t xml:space="preserve">   Some language support</w:t>
+      </w:r>
+    </w:p>
+    <w:p>
+      <w:pPr>
+        <w:spacing w:after="60"/>
+      </w:pPr>
+      <w:r>
+        <w:rPr>
+          <w:color w:val="1A2733"/>
+          <w:sz w:val="21"/>
+          <w:szCs w:val="21"/>
+        </w:rPr>
+        <w:t xml:space="preserve">Write two connected sentences. Use because, so, or but.</w:t>
+      </w:r>
+      <w:r>
+        <w:rPr>
+          <w:i/>
+          <w:iCs/>
+          <w:color w:val="5F6F80"/>
+          <w:sz w:val="19"/>
+          <w:szCs w:val="19"/>
+        </w:rPr>
+        <w:br/>
+        <w:t xml:space="preserve">Escribe dos oraciones conectadas. Usa porque, entonces o pero.</w:t>
+      </w:r>
+    </w:p>
+    <w:p>
+      <w:pPr>
+        <w:spacing w:after="60"/>
+      </w:pPr>
+      <w:r>
+        <w:rPr>
+          <w:color w:val="1A2733"/>
+          <w:sz w:val="21"/>
+          <w:szCs w:val="21"/>
+        </w:rPr>
+        <w:t xml:space="preserve">My claim is ___.</w:t>
+      </w:r>
+      <w:r>
+        <w:rPr>
+          <w:i/>
+          <w:iCs/>
+          <w:color w:val="5F6F80"/>
+          <w:sz w:val="19"/>
+          <w:szCs w:val="19"/>
+        </w:rPr>
+        <w:br/>
+        <w:t xml:space="preserve">Mi afirmación es ___.</w:t>
+      </w:r>
+    </w:p>
+    <w:p>
+      <w:pPr>
+        <w:spacing w:after="60"/>
+      </w:pPr>
+      <w:r>
+        <w:rPr>
+          <w:color w:val="1A2733"/>
+          <w:sz w:val="21"/>
+          <w:szCs w:val="21"/>
+        </w:rPr>
+        <w:t xml:space="preserve">I know because ___.</w:t>
+      </w:r>
+      <w:r>
+        <w:rPr>
+          <w:i/>
+          <w:iCs/>
+          <w:color w:val="5F6F80"/>
+          <w:sz w:val="19"/>
+          <w:szCs w:val="19"/>
+        </w:rPr>
+        <w:br/>
+        <w:t xml:space="preserve">Lo sé porque ___.</w:t>
+      </w:r>
+    </w:p>
+    <w:p>
+      <w:pPr>
+        <w:spacing w:after="60"/>
+      </w:pPr>
+      <w:r>
+        <w:rPr>
+          <w:color w:val="1A2733"/>
+          <w:sz w:val="21"/>
+          <w:szCs w:val="21"/>
+        </w:rPr>
+        <w:t xml:space="preserve">So ___.</w:t>
+      </w:r>
+      <w:r>
+        <w:rPr>
+          <w:i/>
+          <w:iCs/>
+          <w:color w:val="5F6F80"/>
+          <w:sz w:val="19"/>
+          <w:szCs w:val="19"/>
+        </w:rPr>
+        <w:br/>
+        <w:t xml:space="preserve">Entonces ___.</w:t>
+      </w:r>
+    </w:p>
+    <w:tbl>
+      <w:tblPr>
+        <w:tblW w:type="pct" w:w="100%"/>
+        <w:tblBorders>
+          <w:top w:val="single" w:color="C7D2DD" w:sz="6"/>
+          <w:left w:val="single" w:color="C7D2DD" w:sz="6"/>
+          <w:bottom w:val="single" w:color="C7D2DD" w:sz="6"/>
+          <w:right w:val="single" w:color="C7D2DD" w:sz="6"/>
+          <w:insideH w:val="single" w:color="auto" w:sz="4"/>
+          <w:insideV w:val="single" w:color="auto" w:sz="4"/>
+        </w:tblBorders>
+      </w:tblPr>
+      <w:tblGrid>
+        <w:gridCol w:w="100"/>
+      </w:tblGrid>
+      <w:tr>
+        <w:tc>
+          <w:tcPr>
+            <w:shd w:fill="FBF3E2" w:color="auto" w:val="clear"/>
+            <w:tcMar>
+              <w:top w:type="dxa" w:w="60"/>
+              <w:left w:type="dxa" w:w="120"/>
+              <w:bottom w:type="dxa" w:w="60"/>
+              <w:right w:type="dxa" w:w="120"/>
+            </w:tcMar>
+          </w:tcPr>
+          <w:p>
+            <w:pPr>
+              <w:spacing w:after="0" w:line="320"/>
+            </w:pPr>
+            <w:r>
+              <w:t xml:space="preserve"/>
+            </w:r>
+          </w:p>
+          <w:p>
+            <w:pPr>
+              <w:spacing w:after="0" w:line="320"/>
+            </w:pPr>
+            <w:r>
+              <w:t xml:space="preserve"/>
+            </w:r>
+          </w:p>
+          <w:p>
+            <w:pPr>
+              <w:spacing w:after="0" w:line="320"/>
+            </w:pPr>
+            <w:r>
+              <w:t xml:space="preserve"/>
+            </w:r>
+          </w:p>
+        </w:tc>
+      </w:tr>
+    </w:tbl>
+    <w:p>
+      <w:pPr>
+        <w:pStyle w:val="Heading2"/>
+        <w:spacing w:after="80" w:before="180"/>
+      </w:pPr>
+      <w:r>
+        <w:rPr>
+          <w:b/>
+          <w:bCs/>
+          <w:color w:val="12355B"/>
+          <w:sz w:val="24"/>
+          <w:szCs w:val="24"/>
+        </w:rPr>
+        <w:t xml:space="preserve">Explain</w:t>
+      </w:r>
+      <w:r>
+        <w:rPr>
+          <w:i/>
+          <w:iCs/>
+          <w:color w:val="B97A12"/>
+          <w:sz w:val="19"/>
+          <w:szCs w:val="19"/>
+        </w:rPr>
+        <w:t xml:space="preserve">   Light language support</w:t>
+      </w:r>
+    </w:p>
+    <w:p>
+      <w:pPr>
+        <w:spacing w:after="60"/>
+      </w:pPr>
+      <w:r>
+        <w:rPr>
+          <w:color w:val="1A2733"/>
+          <w:sz w:val="21"/>
+          <w:szCs w:val="21"/>
+        </w:rPr>
+        <w:t xml:space="preserve">Write a claim, give math evidence, and explain your reasoning.</w:t>
+      </w:r>
+      <w:r>
+        <w:rPr>
+          <w:i/>
+          <w:iCs/>
+          <w:color w:val="5F6F80"/>
+          <w:sz w:val="19"/>
+          <w:szCs w:val="19"/>
+        </w:rPr>
+        <w:br/>
+        <w:t xml:space="preserve">Escribe una afirmación, da evidencia matemática y explica tu razonamiento.</w:t>
+      </w:r>
+    </w:p>
+    <w:p>
+      <w:pPr>
+        <w:spacing w:after="60"/>
+      </w:pPr>
+      <w:r>
+        <w:rPr>
+          <w:color w:val="1A2733"/>
+          <w:sz w:val="21"/>
+          <w:szCs w:val="21"/>
+        </w:rPr>
+        <w:t xml:space="preserve">My claim is ___.</w:t>
+      </w:r>
+      <w:r>
+        <w:rPr>
+          <w:i/>
+          <w:iCs/>
+          <w:color w:val="5F6F80"/>
+          <w:sz w:val="19"/>
+          <w:szCs w:val="19"/>
+        </w:rPr>
+        <w:br/>
+        <w:t xml:space="preserve">Mi afirmación es ___.</w:t>
+      </w:r>
+    </w:p>
+    <w:p>
+      <w:pPr>
+        <w:spacing w:after="60"/>
+      </w:pPr>
+      <w:r>
+        <w:rPr>
+          <w:color w:val="1A2733"/>
+          <w:sz w:val="21"/>
+          <w:szCs w:val="21"/>
+        </w:rPr>
+        <w:t xml:space="preserve">My math evidence is ___.</w:t>
+      </w:r>
+      <w:r>
+        <w:rPr>
+          <w:i/>
+          <w:iCs/>
+          <w:color w:val="5F6F80"/>
+          <w:sz w:val="19"/>
+          <w:szCs w:val="19"/>
+        </w:rPr>
+        <w:br/>
+        <w:t xml:space="preserve">Mi evidencia matemática es ___.</w:t>
+      </w:r>
+    </w:p>
+    <w:p>
+      <w:pPr>
+        <w:spacing w:after="60"/>
+      </w:pPr>
+      <w:r>
+        <w:rPr>
+          <w:color w:val="1A2733"/>
+          <w:sz w:val="21"/>
+          <w:szCs w:val="21"/>
+        </w:rPr>
+        <w:t xml:space="preserve">This proves ___ because ___.</w:t>
+      </w:r>
+      <w:r>
+        <w:rPr>
+          <w:i/>
+          <w:iCs/>
+          <w:color w:val="5F6F80"/>
+          <w:sz w:val="19"/>
+          <w:szCs w:val="19"/>
+        </w:rPr>
+        <w:br/>
+        <w:t xml:space="preserve">Esto demuestra ___ porque ___.</w:t>
+      </w:r>
+    </w:p>
+    <w:tbl>
+      <w:tblPr>
+        <w:tblW w:type="pct" w:w="100%"/>
+        <w:tblBorders>
+          <w:top w:val="single" w:color="C7D2DD" w:sz="6"/>
+          <w:left w:val="single" w:color="C7D2DD" w:sz="6"/>
+          <w:bottom w:val="single" w:color="C7D2DD" w:sz="6"/>
+          <w:right w:val="single" w:color="C7D2DD" w:sz="6"/>
+          <w:insideH w:val="single" w:color="auto" w:sz="4"/>
+          <w:insideV w:val="single" w:color="auto" w:sz="4"/>
+        </w:tblBorders>
+      </w:tblPr>
+      <w:tblGrid>
+        <w:gridCol w:w="100"/>
+      </w:tblGrid>
+      <w:tr>
+        <w:tc>
+          <w:tcPr>
+            <w:shd w:fill="FBF3E2" w:color="auto" w:val="clear"/>
+            <w:tcMar>
+              <w:top w:type="dxa" w:w="60"/>
+              <w:left w:type="dxa" w:w="120"/>
+              <w:bottom w:type="dxa" w:w="60"/>
+              <w:right w:type="dxa" w:w="120"/>
+            </w:tcMar>
+          </w:tcPr>
+          <w:p>
+            <w:pPr>
+              <w:spacing w:after="0" w:line="320"/>
+            </w:pPr>
+            <w:r>
+              <w:t xml:space="preserve"/>
+            </w:r>
+          </w:p>
+          <w:p>
+            <w:pPr>
+              <w:spacing w:after="0" w:line="320"/>
+            </w:pPr>
+            <w:r>
+              <w:t xml:space="preserve"/>
+            </w:r>
+          </w:p>
+          <w:p>
+            <w:pPr>
+              <w:spacing w:after="0" w:line="320"/>
+            </w:pPr>
+            <w:r>
+              <w:t xml:space="preserve"/>
+            </w:r>
+          </w:p>
+          <w:p>
+            <w:pPr>
+              <w:spacing w:after="0" w:line="320"/>
+            </w:pPr>
+            <w:r>
+              <w:t xml:space="preserve"/>
+            </w:r>
+          </w:p>
+          <w:p>
+            <w:pPr>
+              <w:spacing w:after="0" w:line="320"/>
+            </w:pPr>
+            <w:r>
+              <w:t xml:space="preserve"/>
+            </w:r>
+          </w:p>
+        </w:tc>
+      </w:tr>
+    </w:tbl>
+    <w:p>
+      <w:pPr>
+        <w:pStyle w:val="Heading2"/>
+        <w:spacing w:after="80" w:before="180"/>
+      </w:pPr>
+      <w:r>
+        <w:rPr>
+          <w:b/>
+          <w:bCs/>
+          <w:color w:val="12355B"/>
+          <w:sz w:val="24"/>
+          <w:szCs w:val="24"/>
+        </w:rPr>
+        <w:t xml:space="preserve">4. Check Your Explanation</w:t>
+      </w:r>
+      <w:r>
+        <w:rPr>
+          <w:i/>
+          <w:iCs/>
+          <w:color w:val="1FA6A2"/>
+          <w:sz w:val="19"/>
+          <w:szCs w:val="19"/>
+        </w:rPr>
+        <w:t xml:space="preserve">   five quick checks</w:t>
+      </w:r>
+    </w:p>
+    <w:p>
+      <w:pPr>
+        <w:spacing w:after="80"/>
+      </w:pPr>
+      <w:r>
+        <w:rPr>
+          <w:b/>
+          <w:bCs/>
+          <w:color w:val="1FA6A2"/>
+          <w:sz w:val="22"/>
+          <w:szCs w:val="22"/>
+        </w:rPr>
+        <w:t xml:space="preserve">☐  </w:t>
+      </w:r>
+      <w:r>
+        <w:rPr>
+          <w:sz w:val="20"/>
+          <w:szCs w:val="20"/>
+        </w:rPr>
+        <w:t xml:space="preserve">I answered the question.</w:t>
+      </w:r>
+      <w:r>
+        <w:rPr>
+          <w:i/>
+          <w:iCs/>
+          <w:color w:val="5F6F80"/>
+          <w:sz w:val="18"/>
+          <w:szCs w:val="18"/>
+        </w:rPr>
+        <w:br/>
+        <w:t xml:space="preserve">Respondí la pregunta.</w:t>
+      </w:r>
+    </w:p>
+    <w:p>
+      <w:pPr>
+        <w:spacing w:after="80"/>
+      </w:pPr>
+      <w:r>
+        <w:rPr>
+          <w:b/>
+          <w:bCs/>
+          <w:color w:val="1FA6A2"/>
+          <w:sz w:val="22"/>
+          <w:szCs w:val="22"/>
+        </w:rPr>
+        <w:t xml:space="preserve">☐  </w:t>
+      </w:r>
+      <w:r>
+        <w:rPr>
+          <w:sz w:val="20"/>
+          <w:szCs w:val="20"/>
+        </w:rPr>
+        <w:t xml:space="preserve">I used math evidence: numbers, an equation, a model, or a comparison.</w:t>
+      </w:r>
+      <w:r>
+        <w:rPr>
+          <w:i/>
+          <w:iCs/>
+          <w:color w:val="5F6F80"/>
+          <w:sz w:val="18"/>
+          <w:szCs w:val="18"/>
+        </w:rPr>
+        <w:br/>
+        <w:t xml:space="preserve">Usé evidencia matemática: números, una ecuación, un modelo o una comparación.</w:t>
+      </w:r>
+    </w:p>
+    <w:p>
+      <w:pPr>
+        <w:spacing w:after="80"/>
+      </w:pPr>
+      <w:r>
+        <w:rPr>
+          <w:b/>
+          <w:bCs/>
+          <w:color w:val="1FA6A2"/>
+          <w:sz w:val="22"/>
+          <w:szCs w:val="22"/>
+        </w:rPr>
+        <w:t xml:space="preserve">☐  </w:t>
+      </w:r>
+      <w:r>
+        <w:rPr>
+          <w:sz w:val="20"/>
+          <w:szCs w:val="20"/>
+        </w:rPr>
+        <w:t xml:space="preserve">I explained how the evidence proves my answer.</w:t>
+      </w:r>
+      <w:r>
+        <w:rPr>
+          <w:i/>
+          <w:iCs/>
+          <w:color w:val="5F6F80"/>
+          <w:sz w:val="18"/>
+          <w:szCs w:val="18"/>
+        </w:rPr>
+        <w:br/>
+        <w:t xml:space="preserve">Expliqué cómo la evidencia demuestra mi respuesta.</w:t>
+      </w:r>
+    </w:p>
+    <w:p>
+      <w:pPr>
+        <w:spacing w:after="80"/>
+      </w:pPr>
+      <w:r>
+        <w:rPr>
+          <w:b/>
+          <w:bCs/>
+          <w:color w:val="1FA6A2"/>
+          <w:sz w:val="22"/>
+          <w:szCs w:val="22"/>
+        </w:rPr>
+        <w:t xml:space="preserve">☐  </w:t>
+      </w:r>
+      <w:r>
+        <w:rPr>
+          <w:sz w:val="20"/>
+          <w:szCs w:val="20"/>
+        </w:rPr>
+        <w:t xml:space="preserve">I used at least two math words.</w:t>
+      </w:r>
+      <w:r>
+        <w:rPr>
+          <w:i/>
+          <w:iCs/>
+          <w:color w:val="5F6F80"/>
+          <w:sz w:val="18"/>
+          <w:szCs w:val="18"/>
+        </w:rPr>
+        <w:br/>
+        <w:t xml:space="preserve">Usé por lo menos dos palabras matemáticas.</w:t>
+      </w:r>
+    </w:p>
+    <w:p>
+      <w:pPr>
+        <w:spacing w:after="80"/>
+      </w:pPr>
+      <w:r>
+        <w:rPr>
+          <w:b/>
+          <w:bCs/>
+          <w:color w:val="1FA6A2"/>
+          <w:sz w:val="22"/>
+          <w:szCs w:val="22"/>
+        </w:rPr>
+        <w:t xml:space="preserve">☐  </w:t>
+      </w:r>
+      <w:r>
+        <w:rPr>
+          <w:sz w:val="20"/>
+          <w:szCs w:val="20"/>
+        </w:rPr>
+        <w:t xml:space="preserve">I reread complete sentences and punctuation.</w:t>
+      </w:r>
+      <w:r>
+        <w:rPr>
+          <w:i/>
+          <w:iCs/>
+          <w:color w:val="5F6F80"/>
+          <w:sz w:val="18"/>
+          <w:szCs w:val="18"/>
+        </w:rPr>
+        <w:br/>
+        <w:t xml:space="preserve">Volví a leer mis oraciones completas y la puntuación.</w:t>
       </w:r>
     </w:p>
     <w:p>

--- a/lessons/3-4/downloads/3-4-notes.docx
+++ b/lessons/3-4/downloads/3-4-notes.docx
@@ -1447,7 +1447,7 @@
           <w:sz w:val="22"/>
           <w:szCs w:val="22"/>
         </w:rPr>
-        <w:t xml:space="preserve">__________  —  Plot the paired values from a ratio table as ordered pairs.</w:t>
+        <w:t xml:space="preserve">Each row of a ratio table becomes one ___ ___ on the coordinate plane.</w:t>
       </w:r>
     </w:p>
     <w:p>

--- a/lessons/3-4/downloads/3-4-notes.docx
+++ b/lessons/3-4/downloads/3-4-notes.docx
@@ -219,10 +219,12 @@
     <w:p>
       <w:pPr>
         <w:pStyle w:val="Heading1"/>
+        <w:keepNext/>
+        <w:keepLines/>
         <w:pBdr>
           <w:bottom w:val="single" w:color="1FA6A2" w:sz="14" w:space="6"/>
         </w:pBdr>
-        <w:spacing w:after="140" w:before="260"/>
+        <w:spacing w:after="140" w:before="300"/>
       </w:pPr>
       <w:r>
         <w:rPr>
@@ -1331,10 +1333,12 @@
     <w:p>
       <w:pPr>
         <w:pStyle w:val="Heading1"/>
+        <w:keepNext/>
+        <w:keepLines/>
         <w:pBdr>
           <w:bottom w:val="single" w:color="1FA6A2" w:sz="14" w:space="6"/>
         </w:pBdr>
-        <w:spacing w:after="140" w:before="260"/>
+        <w:spacing w:after="140" w:before="300"/>
       </w:pPr>
       <w:r>
         <w:rPr>
@@ -1430,7 +1434,8 @@
     </w:p>
     <w:p>
       <w:pPr>
-        <w:spacing w:after="120" w:before="80"/>
+        <w:keepLines/>
+        <w:spacing w:after="260" w:before="200"/>
       </w:pPr>
       <w:r>
         <w:rPr>
@@ -1447,56 +1452,41 @@
           <w:sz w:val="22"/>
           <w:szCs w:val="22"/>
         </w:rPr>
-        <w:t xml:space="preserve">Each row of a ratio table becomes one ___ ___ on the coordinate plane.</w:t>
-      </w:r>
-    </w:p>
-    <w:p>
-      <w:pPr>
-        <w:spacing w:after="120" w:before="80"/>
-      </w:pPr>
-      <w:r>
-        <w:rPr>
-          <w:b/>
-          <w:bCs/>
-          <w:color w:val="12355B"/>
+        <w:t xml:space="preserve">Each row of a ratio table becomes one </w:t>
+      </w:r>
+      <w:r>
+        <w:rPr>
           <w:sz w:val="22"/>
           <w:szCs w:val="22"/>
         </w:rPr>
-        <w:t xml:space="preserve">2.  </w:t>
+        <w:t xml:space="preserve">________________</w:t>
       </w:r>
       <w:r>
         <w:rPr>
           <w:sz w:val="22"/>
           <w:szCs w:val="22"/>
         </w:rPr>
-        <w:t xml:space="preserve">The flat grid formed by a horizontal and a vertical number line is the ___.</w:t>
-      </w:r>
-    </w:p>
-    <w:p>
-      <w:pPr>
-        <w:spacing w:after="120" w:before="80"/>
-      </w:pPr>
-      <w:r>
-        <w:rPr>
-          <w:b/>
-          <w:bCs/>
-          <w:color w:val="12355B"/>
+        <w:t xml:space="preserve"> </w:t>
+      </w:r>
+      <w:r>
+        <w:rPr>
           <w:sz w:val="22"/>
           <w:szCs w:val="22"/>
         </w:rPr>
-        <w:t xml:space="preserve">3.  </w:t>
+        <w:t xml:space="preserve">________________</w:t>
       </w:r>
       <w:r>
         <w:rPr>
           <w:sz w:val="22"/>
           <w:szCs w:val="22"/>
         </w:rPr>
-        <w:t xml:space="preserve">A set of two numbers (x, y) that names a point is an ___.</w:t>
-      </w:r>
-    </w:p>
-    <w:p>
-      <w:pPr>
-        <w:spacing w:after="120" w:before="80"/>
+        <w:t xml:space="preserve"> on the coordinate plane.</w:t>
+      </w:r>
+    </w:p>
+    <w:p>
+      <w:pPr>
+        <w:keepLines/>
+        <w:spacing w:after="260" w:before="200"/>
       </w:pPr>
       <w:r>
         <w:rPr>
@@ -1506,41 +1496,34 @@
           <w:sz w:val="22"/>
           <w:szCs w:val="22"/>
         </w:rPr>
-        <w:t xml:space="preserve">4.  </w:t>
+        <w:t xml:space="preserve">2.  </w:t>
       </w:r>
       <w:r>
         <w:rPr>
           <w:sz w:val="22"/>
           <w:szCs w:val="22"/>
         </w:rPr>
-        <w:t xml:space="preserve">When graphed points form a straight line, they show a ___.</w:t>
-      </w:r>
-    </w:p>
-    <w:p>
-      <w:pPr>
-        <w:spacing w:after="120" w:before="80"/>
-      </w:pPr>
-      <w:r>
-        <w:rPr>
-          <w:b/>
-          <w:bCs/>
-          <w:color w:val="12355B"/>
+        <w:t xml:space="preserve">The flat grid formed by a horizontal and a vertical number line is the </w:t>
+      </w:r>
+      <w:r>
+        <w:rPr>
           <w:sz w:val="22"/>
           <w:szCs w:val="22"/>
         </w:rPr>
-        <w:t xml:space="preserve">5.  </w:t>
+        <w:t xml:space="preserve">________________</w:t>
       </w:r>
       <w:r>
         <w:rPr>
           <w:sz w:val="22"/>
           <w:szCs w:val="22"/>
         </w:rPr>
-        <w:t xml:space="preserve">Two quantities that always keep the same ratio are ___.</w:t>
-      </w:r>
-    </w:p>
-    <w:p>
-      <w:pPr>
-        <w:spacing w:after="120" w:before="80"/>
+        <w:t xml:space="preserve">.</w:t>
+      </w:r>
+    </w:p>
+    <w:p>
+      <w:pPr>
+        <w:keepLines/>
+        <w:spacing w:after="260" w:before="200"/>
       </w:pPr>
       <w:r>
         <w:rPr>
@@ -1550,46 +1533,187 @@
           <w:sz w:val="22"/>
           <w:szCs w:val="22"/>
         </w:rPr>
-        <w:t xml:space="preserve">6.  </w:t>
+        <w:t xml:space="preserve">3.  </w:t>
       </w:r>
       <w:r>
         <w:rPr>
           <w:sz w:val="22"/>
           <w:szCs w:val="22"/>
         </w:rPr>
-        <w:t xml:space="preserve">The point (0, 0) where the two axes meet is the ___.</w:t>
-      </w:r>
-    </w:p>
-    <w:p>
-      <w:pPr>
-        <w:spacing w:after="120" w:before="80"/>
-      </w:pPr>
-      <w:r>
-        <w:rPr>
-          <w:b/>
-          <w:bCs/>
-          <w:color w:val="12355B"/>
+        <w:t xml:space="preserve">A set of two numbers (x, y) that names a point is an </w:t>
+      </w:r>
+      <w:r>
+        <w:rPr>
           <w:sz w:val="22"/>
           <w:szCs w:val="22"/>
         </w:rPr>
-        <w:t xml:space="preserve">7.  </w:t>
+        <w:t xml:space="preserve">________________</w:t>
       </w:r>
       <w:r>
         <w:rPr>
           <w:sz w:val="22"/>
           <w:szCs w:val="22"/>
         </w:rPr>
-        <w:t xml:space="preserve">A table that lists equivalent ratios in rows or columns is a ___.</w:t>
+        <w:t xml:space="preserve">.</w:t>
+      </w:r>
+    </w:p>
+    <w:p>
+      <w:pPr>
+        <w:keepLines/>
+        <w:spacing w:after="260" w:before="200"/>
+      </w:pPr>
+      <w:r>
+        <w:rPr>
+          <w:b/>
+          <w:bCs/>
+          <w:color w:val="12355B"/>
+          <w:sz w:val="22"/>
+          <w:szCs w:val="22"/>
+        </w:rPr>
+        <w:t xml:space="preserve">4.  </w:t>
+      </w:r>
+      <w:r>
+        <w:rPr>
+          <w:sz w:val="22"/>
+          <w:szCs w:val="22"/>
+        </w:rPr>
+        <w:t xml:space="preserve">When graphed points form a straight line, they show a </w:t>
+      </w:r>
+      <w:r>
+        <w:rPr>
+          <w:sz w:val="22"/>
+          <w:szCs w:val="22"/>
+        </w:rPr>
+        <w:t xml:space="preserve">________________</w:t>
+      </w:r>
+      <w:r>
+        <w:rPr>
+          <w:sz w:val="22"/>
+          <w:szCs w:val="22"/>
+        </w:rPr>
+        <w:t xml:space="preserve">.</w:t>
+      </w:r>
+    </w:p>
+    <w:p>
+      <w:pPr>
+        <w:keepLines/>
+        <w:spacing w:after="260" w:before="200"/>
+      </w:pPr>
+      <w:r>
+        <w:rPr>
+          <w:b/>
+          <w:bCs/>
+          <w:color w:val="12355B"/>
+          <w:sz w:val="22"/>
+          <w:szCs w:val="22"/>
+        </w:rPr>
+        <w:t xml:space="preserve">5.  </w:t>
+      </w:r>
+      <w:r>
+        <w:rPr>
+          <w:sz w:val="22"/>
+          <w:szCs w:val="22"/>
+        </w:rPr>
+        <w:t xml:space="preserve">Two quantities that always keep the same ratio are </w:t>
+      </w:r>
+      <w:r>
+        <w:rPr>
+          <w:sz w:val="22"/>
+          <w:szCs w:val="22"/>
+        </w:rPr>
+        <w:t xml:space="preserve">________________</w:t>
+      </w:r>
+      <w:r>
+        <w:rPr>
+          <w:sz w:val="22"/>
+          <w:szCs w:val="22"/>
+        </w:rPr>
+        <w:t xml:space="preserve">.</w:t>
+      </w:r>
+    </w:p>
+    <w:p>
+      <w:pPr>
+        <w:keepLines/>
+        <w:spacing w:after="260" w:before="200"/>
+      </w:pPr>
+      <w:r>
+        <w:rPr>
+          <w:b/>
+          <w:bCs/>
+          <w:color w:val="12355B"/>
+          <w:sz w:val="22"/>
+          <w:szCs w:val="22"/>
+        </w:rPr>
+        <w:t xml:space="preserve">6.  </w:t>
+      </w:r>
+      <w:r>
+        <w:rPr>
+          <w:sz w:val="22"/>
+          <w:szCs w:val="22"/>
+        </w:rPr>
+        <w:t xml:space="preserve">The point (0, 0) where the two axes meet is the </w:t>
+      </w:r>
+      <w:r>
+        <w:rPr>
+          <w:sz w:val="22"/>
+          <w:szCs w:val="22"/>
+        </w:rPr>
+        <w:t xml:space="preserve">________________</w:t>
+      </w:r>
+      <w:r>
+        <w:rPr>
+          <w:sz w:val="22"/>
+          <w:szCs w:val="22"/>
+        </w:rPr>
+        <w:t xml:space="preserve">.</w:t>
+      </w:r>
+    </w:p>
+    <w:p>
+      <w:pPr>
+        <w:keepLines/>
+        <w:spacing w:after="260" w:before="200"/>
+      </w:pPr>
+      <w:r>
+        <w:rPr>
+          <w:b/>
+          <w:bCs/>
+          <w:color w:val="12355B"/>
+          <w:sz w:val="22"/>
+          <w:szCs w:val="22"/>
+        </w:rPr>
+        <w:t xml:space="preserve">7.  </w:t>
+      </w:r>
+      <w:r>
+        <w:rPr>
+          <w:sz w:val="22"/>
+          <w:szCs w:val="22"/>
+        </w:rPr>
+        <w:t xml:space="preserve">A table that lists equivalent ratios in rows or columns is a </w:t>
+      </w:r>
+      <w:r>
+        <w:rPr>
+          <w:sz w:val="22"/>
+          <w:szCs w:val="22"/>
+        </w:rPr>
+        <w:t xml:space="preserve">________________</w:t>
+      </w:r>
+      <w:r>
+        <w:rPr>
+          <w:sz w:val="22"/>
+          <w:szCs w:val="22"/>
+        </w:rPr>
+        <w:t xml:space="preserve">.</w:t>
       </w:r>
     </w:p>
     <w:p>
       <w:pPr>
         <w:pStyle w:val="Heading1"/>
-        <w:pageBreakBefore/>
+        <w:keepNext/>
+        <w:keepLines/>
         <w:pBdr>
           <w:bottom w:val="single" w:color="1FA6A2" w:sz="14" w:space="6"/>
         </w:pBdr>
-        <w:spacing w:after="140" w:before="0"/>
+        <w:spacing w:after="140" w:before="300"/>
       </w:pPr>
       <w:r>
         <w:rPr>
@@ -2870,11 +2994,12 @@
     <w:p>
       <w:pPr>
         <w:pStyle w:val="Heading1"/>
-        <w:pageBreakBefore/>
+        <w:keepNext/>
+        <w:keepLines/>
         <w:pBdr>
           <w:bottom w:val="single" w:color="1FA6A2" w:sz="14" w:space="6"/>
         </w:pBdr>
-        <w:spacing w:after="140" w:before="0"/>
+        <w:spacing w:after="140" w:before="300"/>
       </w:pPr>
       <w:r>
         <w:rPr>
@@ -3236,11 +3361,12 @@
     <w:p>
       <w:pPr>
         <w:pStyle w:val="Heading1"/>
-        <w:pageBreakBefore/>
+        <w:keepNext/>
+        <w:keepLines/>
         <w:pBdr>
           <w:bottom w:val="single" w:color="1FA6A2" w:sz="14" w:space="6"/>
         </w:pBdr>
-        <w:spacing w:after="140" w:before="0"/>
+        <w:spacing w:after="140" w:before="300"/>
       </w:pPr>
       <w:r>
         <w:rPr>
@@ -3973,11 +4099,12 @@
     <w:p>
       <w:pPr>
         <w:pStyle w:val="Heading1"/>
-        <w:pageBreakBefore/>
+        <w:keepNext/>
+        <w:keepLines/>
         <w:pBdr>
           <w:bottom w:val="single" w:color="1FA6A2" w:sz="14" w:space="6"/>
         </w:pBdr>
-        <w:spacing w:after="140" w:before="0"/>
+        <w:spacing w:after="140" w:before="300"/>
       </w:pPr>
       <w:r>
         <w:rPr>
@@ -4718,11 +4845,12 @@
     <w:p>
       <w:pPr>
         <w:pStyle w:val="Heading1"/>
-        <w:pageBreakBefore/>
+        <w:keepNext/>
+        <w:keepLines/>
         <w:pBdr>
           <w:bottom w:val="single" w:color="1FA6A2" w:sz="14" w:space="6"/>
         </w:pBdr>
-        <w:spacing w:after="140" w:before="0"/>
+        <w:spacing w:after="140" w:before="300"/>
       </w:pPr>
       <w:r>
         <w:rPr>

--- a/lessons/3-4/downloads/3-4-notes.docx
+++ b/lessons/3-4/downloads/3-4-notes.docx
@@ -1726,47 +1726,6 @@
         <w:t xml:space="preserve">Write About the Math</w:t>
       </w:r>
     </w:p>
-    <w:p>
-      <w:pPr>
-        <w:spacing w:after="100"/>
-      </w:pPr>
-      <w:r>
-        <w:rPr>
-          <w:i/>
-          <w:iCs/>
-          <w:color w:val="5F6F80"/>
-          <w:sz w:val="19"/>
-          <w:szCs w:val="19"/>
-        </w:rPr>
-        <w:t xml:space="preserve">Use the support level you need. Every level answers the same math question.</w:t>
-      </w:r>
-    </w:p>
-    <w:p>
-      <w:pPr>
-        <w:pStyle w:val="Heading2"/>
-        <w:spacing w:after="80" w:before="180"/>
-      </w:pPr>
-      <w:r>
-        <w:rPr>
-          <w:b/>
-          <w:bCs/>
-          <w:color w:val="12355B"/>
-          <w:sz w:val="24"/>
-          <w:szCs w:val="24"/>
-        </w:rPr>
-        <w:t xml:space="preserve">1. Understand the Question</w:t>
-      </w:r>
-      <w:r>
-        <w:rPr>
-          <w:i/>
-          <w:iCs/>
-          <w:color w:val="B97A12"/>
-          <w:sz w:val="19"/>
-          <w:szCs w:val="19"/>
-        </w:rPr>
-        <w:t xml:space="preserve">   explain</w:t>
-      </w:r>
-    </w:p>
     <w:tbl>
       <w:tblPr>
         <w:tblW w:type="pct" w:w="100%"/>
@@ -1806,71 +1765,27 @@
               <w:t xml:space="preserve">A food truck tracks how many tacos it sells and how much salsa it uses. After recording data for a week, the owner plots the points on a graph and notices they form a straight line. This helps the owner predict exactly how much salsa to prepare for any number of tacos?</w:t>
             </w:r>
           </w:p>
-          <w:p>
-            <w:pPr>
-              <w:spacing w:after="0"/>
-            </w:pPr>
-            <w:r>
-              <w:rPr>
-                <w:b/>
-                <w:bCs/>
-                <w:color w:val="12355B"/>
-                <w:sz w:val="20"/>
-                <w:szCs w:val="20"/>
-              </w:rPr>
-              <w:t xml:space="preserve">Your job:  </w:t>
-            </w:r>
-            <w:r>
-              <w:rPr>
-                <w:sz w:val="20"/>
-                <w:szCs w:val="20"/>
-              </w:rPr>
-              <w:t xml:space="preserve">Answer the question. Use math evidence. Explain how the evidence proves your answer.</w:t>
-            </w:r>
-            <w:r>
-              <w:rPr>
-                <w:i/>
-                <w:iCs/>
-                <w:color w:val="5F6F80"/>
-                <w:sz w:val="18"/>
-                <w:szCs w:val="18"/>
-              </w:rPr>
-              <w:br/>
-              <w:t xml:space="preserve">Responde la pregunta. Usa evidencia matemática. Explica cómo la evidencia demuestra tu respuesta.</w:t>
-            </w:r>
-          </w:p>
         </w:tc>
       </w:tr>
     </w:tbl>
     <w:p>
       <w:pPr>
-        <w:pStyle w:val="Heading2"/>
-        <w:spacing w:after="80" w:before="180"/>
-      </w:pPr>
-      <w:r>
-        <w:rPr>
-          <w:b/>
-          <w:bCs/>
-          <w:color w:val="12355B"/>
-          <w:sz w:val="24"/>
-          <w:szCs w:val="24"/>
-        </w:rPr>
-        <w:t xml:space="preserve">2. Plan Your Math Words</w:t>
-      </w:r>
+        <w:spacing w:after="100"/>
+      </w:pPr>
       <w:r>
         <w:rPr>
           <w:i/>
           <w:iCs/>
-          <w:color w:val="1FA6A2"/>
+          <w:color w:val="5F6F80"/>
           <w:sz w:val="19"/>
           <w:szCs w:val="19"/>
         </w:rPr>
-        <w:t xml:space="preserve">   check at least two</w:t>
-      </w:r>
-    </w:p>
-    <w:p>
-      <w:pPr>
-        <w:spacing w:after="60"/>
+        <w:t xml:space="preserve">Say your answer to a partner first. Then write it, using at least two of these words:</w:t>
+      </w:r>
+    </w:p>
+    <w:p>
+      <w:pPr>
+        <w:spacing w:after="40"/>
       </w:pPr>
       <w:r>
         <w:rPr>
@@ -1890,14 +1805,7 @@
           <w:sz w:val="20"/>
           <w:szCs w:val="20"/>
         </w:rPr>
-        <w:t xml:space="preserve">Graph Ratio Tables — </w:t>
-      </w:r>
-      <w:r>
-        <w:rPr>
-          <w:sz w:val="20"/>
-          <w:szCs w:val="20"/>
-        </w:rPr>
-        <w:t xml:space="preserve">Plot the paired values from a ratio table as ordered pairs.</w:t>
+        <w:t xml:space="preserve">Coordinate plane</w:t>
       </w:r>
       <w:r>
         <w:rPr>
@@ -1907,13 +1815,12 @@
           <w:sz w:val="18"/>
           <w:szCs w:val="18"/>
         </w:rPr>
-        <w:br/>
-        <w:t xml:space="preserve">Representar tablas de razones en una gráfica — Ubicar los valores emparejados de una tabla de razones como pares ordenados.</w:t>
-      </w:r>
-    </w:p>
-    <w:p>
-      <w:pPr>
-        <w:spacing w:after="60"/>
+        <w:t xml:space="preserve">  ·  Plano cartesiano</w:t>
+      </w:r>
+    </w:p>
+    <w:p>
+      <w:pPr>
+        <w:spacing w:after="40"/>
       </w:pPr>
       <w:r>
         <w:rPr>
@@ -1933,14 +1840,7 @@
           <w:sz w:val="20"/>
           <w:szCs w:val="20"/>
         </w:rPr>
-        <w:t xml:space="preserve">Coordinate plane — </w:t>
-      </w:r>
-      <w:r>
-        <w:rPr>
-          <w:sz w:val="20"/>
-          <w:szCs w:val="20"/>
-        </w:rPr>
-        <w:t xml:space="preserve">A grid with a line going across and a line going up to plot points.</w:t>
+        <w:t xml:space="preserve">Ordered pair</w:t>
       </w:r>
       <w:r>
         <w:rPr>
@@ -1950,13 +1850,12 @@
           <w:sz w:val="18"/>
           <w:szCs w:val="18"/>
         </w:rPr>
-        <w:br/>
-        <w:t xml:space="preserve">Plano cartesiano — Una cuadrícula con una línea horizontal y una vertical para marcar puntos.</w:t>
-      </w:r>
-    </w:p>
-    <w:p>
-      <w:pPr>
-        <w:spacing w:after="60"/>
+        <w:t xml:space="preserve">  ·  Par ordenado</w:t>
+      </w:r>
+    </w:p>
+    <w:p>
+      <w:pPr>
+        <w:spacing w:after="40"/>
       </w:pPr>
       <w:r>
         <w:rPr>
@@ -1976,14 +1875,7 @@
           <w:sz w:val="20"/>
           <w:szCs w:val="20"/>
         </w:rPr>
-        <w:t xml:space="preserve">Ordered pair — </w:t>
-      </w:r>
-      <w:r>
-        <w:rPr>
-          <w:sz w:val="20"/>
-          <w:szCs w:val="20"/>
-        </w:rPr>
-        <w:t xml:space="preserve">Two numbers (x, y) that tell where a point is on a grid.</w:t>
+        <w:t xml:space="preserve">Linear pattern</w:t>
       </w:r>
       <w:r>
         <w:rPr>
@@ -1993,13 +1885,12 @@
           <w:sz w:val="18"/>
           <w:szCs w:val="18"/>
         </w:rPr>
-        <w:br/>
-        <w:t xml:space="preserve">Par ordenado — Dos números (x, y) que dicen dónde está un punto en una cuadrícula.</w:t>
-      </w:r>
-    </w:p>
-    <w:p>
-      <w:pPr>
-        <w:spacing w:after="60"/>
+        <w:t xml:space="preserve">  ·  Patrón lineal</w:t>
+      </w:r>
+    </w:p>
+    <w:p>
+      <w:pPr>
+        <w:spacing w:after="40"/>
       </w:pPr>
       <w:r>
         <w:rPr>
@@ -2019,14 +1910,7 @@
           <w:sz w:val="20"/>
           <w:szCs w:val="20"/>
         </w:rPr>
-        <w:t xml:space="preserve">Linear pattern — </w:t>
-      </w:r>
-      <w:r>
-        <w:rPr>
-          <w:sz w:val="20"/>
-          <w:szCs w:val="20"/>
-        </w:rPr>
-        <w:t xml:space="preserve">Points that make a straight line on a grid.</w:t>
+        <w:t xml:space="preserve">Proportional</w:t>
       </w:r>
       <w:r>
         <w:rPr>
@@ -2036,13 +1920,12 @@
           <w:sz w:val="18"/>
           <w:szCs w:val="18"/>
         </w:rPr>
-        <w:br/>
-        <w:t xml:space="preserve">Patrón lineal — Puntos que forman una línea recta en una cuadrícula.</w:t>
-      </w:r>
-    </w:p>
-    <w:p>
-      <w:pPr>
-        <w:spacing w:after="60"/>
+        <w:t xml:space="preserve">  ·  Proporcional</w:t>
+      </w:r>
+    </w:p>
+    <w:p>
+      <w:pPr>
+        <w:spacing w:after="40"/>
       </w:pPr>
       <w:r>
         <w:rPr>
@@ -2062,14 +1945,7 @@
           <w:sz w:val="20"/>
           <w:szCs w:val="20"/>
         </w:rPr>
-        <w:t xml:space="preserve">Proportional — </w:t>
-      </w:r>
-      <w:r>
-        <w:rPr>
-          <w:sz w:val="20"/>
-          <w:szCs w:val="20"/>
-        </w:rPr>
-        <w:t xml:space="preserve">Two amounts that grow together at the same rate.</w:t>
+        <w:t xml:space="preserve">Origin</w:t>
       </w:r>
       <w:r>
         <w:rPr>
@@ -2079,109 +1955,7 @@
           <w:sz w:val="18"/>
           <w:szCs w:val="18"/>
         </w:rPr>
-        <w:br/>
-        <w:t xml:space="preserve">Proporcional — Dos cantidades que crecen juntas al mismo ritmo.</w:t>
-      </w:r>
-    </w:p>
-    <w:tbl>
-      <w:tblPr>
-        <w:tblW w:type="pct" w:w="100%"/>
-        <w:tblBorders>
-          <w:top w:val="single" w:color="1FA6A2" w:sz="8"/>
-          <w:left w:val="single" w:color="1FA6A2" w:sz="8"/>
-          <w:bottom w:val="single" w:color="1FA6A2" w:sz="8"/>
-          <w:right w:val="single" w:color="1FA6A2" w:sz="8"/>
-          <w:insideH w:val="single" w:color="auto" w:sz="4"/>
-          <w:insideV w:val="single" w:color="auto" w:sz="4"/>
-        </w:tblBorders>
-      </w:tblPr>
-      <w:tblGrid>
-        <w:gridCol w:w="100"/>
-      </w:tblGrid>
-      <w:tr>
-        <w:tc>
-          <w:tcPr>
-            <w:shd w:fill="F7FFFD" w:color="auto" w:val="clear"/>
-            <w:tcMar>
-              <w:top w:type="dxa" w:w="120"/>
-              <w:left w:type="dxa" w:w="180"/>
-              <w:bottom w:type="dxa" w:w="120"/>
-              <w:right w:type="dxa" w:w="180"/>
-            </w:tcMar>
-          </w:tcPr>
-          <w:p>
-            <w:pPr>
-              <w:spacing w:after="50"/>
-            </w:pPr>
-            <w:r>
-              <w:rPr>
-                <w:b/>
-                <w:bCs/>
-                <w:color w:val="1FA6A2"/>
-                <w:sz w:val="20"/>
-                <w:szCs w:val="20"/>
-              </w:rPr>
-              <w:t xml:space="preserve">Say it first:  </w:t>
-            </w:r>
-            <w:r>
-              <w:rPr>
-                <w:sz w:val="20"/>
-                <w:szCs w:val="20"/>
-              </w:rPr>
-              <w:t xml:space="preserve">Say your idea to a partner or quietly to yourself before you write.</w:t>
-            </w:r>
-          </w:p>
-          <w:p>
-            <w:pPr>
-              <w:spacing w:after="60"/>
-            </w:pPr>
-            <w:r>
-              <w:rPr>
-                <w:color w:val="1A2733"/>
-                <w:sz w:val="21"/>
-                <w:szCs w:val="21"/>
-              </w:rPr>
-              <w:t xml:space="preserve">Every point on the line has the same ratio — ___ taco to ___ ounces of salsa — so 10 tacos would use ___ ounces.</w:t>
-            </w:r>
-            <w:r>
-              <w:rPr>
-                <w:i/>
-                <w:iCs/>
-                <w:color w:val="5F6F80"/>
-                <w:sz w:val="19"/>
-                <w:szCs w:val="19"/>
-              </w:rPr>
-              <w:br/>
-              <w:t xml:space="preserve">Di tu respuesta primero: Mi respuesta es ___ porque ___.</w:t>
-            </w:r>
-          </w:p>
-        </w:tc>
-      </w:tr>
-    </w:tbl>
-    <w:p>
-      <w:pPr>
-        <w:pStyle w:val="Heading2"/>
-        <w:spacing w:after="80" w:before="180"/>
-      </w:pPr>
-      <w:r>
-        <w:rPr>
-          <w:b/>
-          <w:bCs/>
-          <w:color w:val="12355B"/>
-          <w:sz w:val="24"/>
-          <w:szCs w:val="24"/>
-        </w:rPr>
-        <w:t xml:space="preserve">3. Build Your Explanation</w:t>
-      </w:r>
-      <w:r>
-        <w:rPr>
-          <w:i/>
-          <w:iCs/>
-          <w:color w:val="B97A12"/>
-          <w:sz w:val="19"/>
-          <w:szCs w:val="19"/>
-        </w:rPr>
-        <w:t xml:space="preserve">   choose your support</w:t>
+        <w:t xml:space="preserve">  ·  Origen</w:t>
       </w:r>
     </w:p>
     <w:tbl>
@@ -2212,21 +1986,6 @@
           </w:tcPr>
           <w:p>
             <w:pPr>
-              <w:spacing w:after="50"/>
-            </w:pPr>
-            <w:r>
-              <w:rPr>
-                <w:i/>
-                <w:iCs/>
-                <w:color w:val="5F6F80"/>
-                <w:sz w:val="19"/>
-                <w:szCs w:val="19"/>
-              </w:rPr>
-              <w:t xml:space="preserve">This model shows the parts of an explanation. It does not answer your writing question.</w:t>
-            </w:r>
-          </w:p>
-          <w:p>
-            <w:pPr>
               <w:spacing w:after="80"/>
             </w:pPr>
             <w:r>
@@ -2237,58 +1996,14 @@
                 <w:sz w:val="19"/>
                 <w:szCs w:val="19"/>
               </w:rPr>
-              <w:t xml:space="preserve">Claim:  </w:t>
+              <w:t xml:space="preserve">Model:  </w:t>
             </w:r>
             <w:r>
               <w:rPr>
                 <w:sz w:val="19"/>
                 <w:szCs w:val="19"/>
               </w:rPr>
-              <w:t xml:space="preserve">I predict the points will line up because sundaes and sauce grow together.</w:t>
-            </w:r>
-          </w:p>
-          <w:p>
-            <w:pPr>
-              <w:spacing w:after="80"/>
-            </w:pPr>
-            <w:r>
-              <w:rPr>
-                <w:b/>
-                <w:bCs/>
-                <w:color w:val="12355B"/>
-                <w:sz w:val="19"/>
-                <w:szCs w:val="19"/>
-              </w:rPr>
-              <w:t xml:space="preserve">Evidence:  </w:t>
-            </w:r>
-            <w:r>
-              <w:rPr>
-                <w:sz w:val="19"/>
-                <w:szCs w:val="19"/>
-              </w:rPr>
-              <w:t xml:space="preserve">A strong answer chooses sundaes (x) and ounces of sauce (y), and predicts a straight line because each sundae always needs 2 more ounces.</w:t>
-            </w:r>
-          </w:p>
-          <w:p>
-            <w:pPr>
-              <w:spacing w:after="80"/>
-            </w:pPr>
-            <w:r>
-              <w:rPr>
-                <w:b/>
-                <w:bCs/>
-                <w:color w:val="12355B"/>
-                <w:sz w:val="19"/>
-                <w:szCs w:val="19"/>
-              </w:rPr>
-              <w:t xml:space="preserve">Reasoning:  </w:t>
-            </w:r>
-            <w:r>
-              <w:rPr>
-                <w:sz w:val="19"/>
-                <w:szCs w:val="19"/>
-              </w:rPr>
-              <w:t xml:space="preserve">This evidence connects the definition of graph ratio tables to the mathematical claim.</w:t>
+              <w:t xml:space="preserve">The points form a straight line, and each sundae adds 2 ounces of sauce. — Listen for 'straight line through the origin' and the connection that the constant 2-ounce step shows a proportional relationship.</w:t>
             </w:r>
           </w:p>
         </w:tc>
@@ -2367,7 +2082,7 @@
           <w:sz w:val="21"/>
           <w:szCs w:val="21"/>
         </w:rPr>
-        <w:t xml:space="preserve">My answer is ___.</w:t>
+        <w:t xml:space="preserve">My answer is ___ because ___.</w:t>
       </w:r>
       <w:r>
         <w:rPr>
@@ -2378,7 +2093,7 @@
           <w:szCs w:val="19"/>
         </w:rPr>
         <w:br/>
-        <w:t xml:space="preserve">Mi respuesta es ___.</w:t>
+        <w:t xml:space="preserve">Mi respuesta es ___ porque ___.</w:t>
       </w:r>
     </w:p>
     <w:tbl>
@@ -2518,7 +2233,7 @@
           <w:sz w:val="21"/>
           <w:szCs w:val="21"/>
         </w:rPr>
-        <w:t xml:space="preserve">I know because ___.</w:t>
+        <w:t xml:space="preserve">My evidence is ___, so ___.</w:t>
       </w:r>
       <w:r>
         <w:rPr>
@@ -2529,31 +2244,7 @@
           <w:szCs w:val="19"/>
         </w:rPr>
         <w:br/>
-        <w:t xml:space="preserve">Lo sé porque ___.</w:t>
-      </w:r>
-    </w:p>
-    <w:p>
-      <w:pPr>
-        <w:spacing w:after="60"/>
-      </w:pPr>
-      <w:r>
-        <w:rPr>
-          <w:color w:val="1A2733"/>
-          <w:sz w:val="21"/>
-          <w:szCs w:val="21"/>
-        </w:rPr>
-        <w:t xml:space="preserve">So ___.</w:t>
-      </w:r>
-      <w:r>
-        <w:rPr>
-          <w:i/>
-          <w:iCs/>
-          <w:color w:val="5F6F80"/>
-          <w:sz w:val="19"/>
-          <w:szCs w:val="19"/>
-        </w:rPr>
-        <w:br/>
-        <w:t xml:space="preserve">Entonces ___.</w:t>
+        <w:t xml:space="preserve">Mi evidencia es ___, entonces ___.</w:t>
       </w:r>
     </w:p>
     <w:tbl>
@@ -2659,78 +2350,6 @@
         <w:t xml:space="preserve">Escribe una afirmación, da evidencia matemática y explica tu razonamiento.</w:t>
       </w:r>
     </w:p>
-    <w:p>
-      <w:pPr>
-        <w:spacing w:after="60"/>
-      </w:pPr>
-      <w:r>
-        <w:rPr>
-          <w:color w:val="1A2733"/>
-          <w:sz w:val="21"/>
-          <w:szCs w:val="21"/>
-        </w:rPr>
-        <w:t xml:space="preserve">My claim is ___.</w:t>
-      </w:r>
-      <w:r>
-        <w:rPr>
-          <w:i/>
-          <w:iCs/>
-          <w:color w:val="5F6F80"/>
-          <w:sz w:val="19"/>
-          <w:szCs w:val="19"/>
-        </w:rPr>
-        <w:br/>
-        <w:t xml:space="preserve">Mi afirmación es ___.</w:t>
-      </w:r>
-    </w:p>
-    <w:p>
-      <w:pPr>
-        <w:spacing w:after="60"/>
-      </w:pPr>
-      <w:r>
-        <w:rPr>
-          <w:color w:val="1A2733"/>
-          <w:sz w:val="21"/>
-          <w:szCs w:val="21"/>
-        </w:rPr>
-        <w:t xml:space="preserve">My math evidence is ___.</w:t>
-      </w:r>
-      <w:r>
-        <w:rPr>
-          <w:i/>
-          <w:iCs/>
-          <w:color w:val="5F6F80"/>
-          <w:sz w:val="19"/>
-          <w:szCs w:val="19"/>
-        </w:rPr>
-        <w:br/>
-        <w:t xml:space="preserve">Mi evidencia matemática es ___.</w:t>
-      </w:r>
-    </w:p>
-    <w:p>
-      <w:pPr>
-        <w:spacing w:after="60"/>
-      </w:pPr>
-      <w:r>
-        <w:rPr>
-          <w:color w:val="1A2733"/>
-          <w:sz w:val="21"/>
-          <w:szCs w:val="21"/>
-        </w:rPr>
-        <w:t xml:space="preserve">This proves ___ because ___.</w:t>
-      </w:r>
-      <w:r>
-        <w:rPr>
-          <w:i/>
-          <w:iCs/>
-          <w:color w:val="5F6F80"/>
-          <w:sz w:val="19"/>
-          <w:szCs w:val="19"/>
-        </w:rPr>
-        <w:br/>
-        <w:t xml:space="preserve">Esto demuestra ___ porque ___.</w:t>
-      </w:r>
-    </w:p>
     <w:tbl>
       <w:tblPr>
         <w:tblW w:type="pct" w:w="100%"/>
@@ -2813,7 +2432,7 @@
           <w:sz w:val="24"/>
           <w:szCs w:val="24"/>
         </w:rPr>
-        <w:t xml:space="preserve">4. Check Your Explanation</w:t>
+        <w:t xml:space="preserve">Check Your Explanation</w:t>
       </w:r>
       <w:r>
         <w:rPr>
@@ -2823,7 +2442,7 @@
           <w:sz w:val="19"/>
           <w:szCs w:val="19"/>
         </w:rPr>
-        <w:t xml:space="preserve">   five quick checks</w:t>
+        <w:t xml:space="preserve">   three quick checks</w:t>
       </w:r>
     </w:p>
     <w:p>
@@ -2847,17 +2466,6 @@
         </w:rPr>
         <w:t xml:space="preserve">I answered the question.</w:t>
       </w:r>
-      <w:r>
-        <w:rPr>
-          <w:i/>
-          <w:iCs/>
-          <w:color w:val="5F6F80"/>
-          <w:sz w:val="18"/>
-          <w:szCs w:val="18"/>
-        </w:rPr>
-        <w:br/>
-        <w:t xml:space="preserve">Respondí la pregunta.</w:t>
-      </w:r>
     </w:p>
     <w:p>
       <w:pPr>
@@ -2878,18 +2486,7 @@
           <w:sz w:val="20"/>
           <w:szCs w:val="20"/>
         </w:rPr>
-        <w:t xml:space="preserve">I used math evidence: numbers, an equation, a model, or a comparison.</w:t>
-      </w:r>
-      <w:r>
-        <w:rPr>
-          <w:i/>
-          <w:iCs/>
-          <w:color w:val="5F6F80"/>
-          <w:sz w:val="18"/>
-          <w:szCs w:val="18"/>
-        </w:rPr>
-        <w:br/>
-        <w:t xml:space="preserve">Usé evidencia matemática: números, una ecuación, un modelo o una comparación.</w:t>
+        <w:t xml:space="preserve">I used math evidence: numbers, an equation, or a model.</w:t>
       </w:r>
     </w:p>
     <w:p>
@@ -2911,84 +2508,7 @@
           <w:sz w:val="20"/>
           <w:szCs w:val="20"/>
         </w:rPr>
-        <w:t xml:space="preserve">I explained how the evidence proves my answer.</w:t>
-      </w:r>
-      <w:r>
-        <w:rPr>
-          <w:i/>
-          <w:iCs/>
-          <w:color w:val="5F6F80"/>
-          <w:sz w:val="18"/>
-          <w:szCs w:val="18"/>
-        </w:rPr>
-        <w:br/>
-        <w:t xml:space="preserve">Expliqué cómo la evidencia demuestra mi respuesta.</w:t>
-      </w:r>
-    </w:p>
-    <w:p>
-      <w:pPr>
-        <w:spacing w:after="80"/>
-      </w:pPr>
-      <w:r>
-        <w:rPr>
-          <w:b/>
-          <w:bCs/>
-          <w:color w:val="1FA6A2"/>
-          <w:sz w:val="22"/>
-          <w:szCs w:val="22"/>
-        </w:rPr>
-        <w:t xml:space="preserve">☐  </w:t>
-      </w:r>
-      <w:r>
-        <w:rPr>
-          <w:sz w:val="20"/>
-          <w:szCs w:val="20"/>
-        </w:rPr>
         <w:t xml:space="preserve">I used at least two math words.</w:t>
-      </w:r>
-      <w:r>
-        <w:rPr>
-          <w:i/>
-          <w:iCs/>
-          <w:color w:val="5F6F80"/>
-          <w:sz w:val="18"/>
-          <w:szCs w:val="18"/>
-        </w:rPr>
-        <w:br/>
-        <w:t xml:space="preserve">Usé por lo menos dos palabras matemáticas.</w:t>
-      </w:r>
-    </w:p>
-    <w:p>
-      <w:pPr>
-        <w:spacing w:after="80"/>
-      </w:pPr>
-      <w:r>
-        <w:rPr>
-          <w:b/>
-          <w:bCs/>
-          <w:color w:val="1FA6A2"/>
-          <w:sz w:val="22"/>
-          <w:szCs w:val="22"/>
-        </w:rPr>
-        <w:t xml:space="preserve">☐  </w:t>
-      </w:r>
-      <w:r>
-        <w:rPr>
-          <w:sz w:val="20"/>
-          <w:szCs w:val="20"/>
-        </w:rPr>
-        <w:t xml:space="preserve">I reread complete sentences and punctuation.</w:t>
-      </w:r>
-      <w:r>
-        <w:rPr>
-          <w:i/>
-          <w:iCs/>
-          <w:color w:val="5F6F80"/>
-          <w:sz w:val="18"/>
-          <w:szCs w:val="18"/>
-        </w:rPr>
-        <w:br/>
-        <w:t xml:space="preserve">Volví a leer mis oraciones completas y la puntuación.</w:t>
       </w:r>
     </w:p>
     <w:p>
@@ -3066,6 +2586,21 @@
           </w:tcPr>
           <w:p>
             <w:pPr>
+              <w:spacing w:after="60"/>
+            </w:pPr>
+            <w:r>
+              <w:rPr>
+                <w:b/>
+                <w:bCs/>
+                <w:color w:val="12355B"/>
+                <w:sz w:val="22"/>
+                <w:szCs w:val="22"/>
+              </w:rPr>
+              <w:t xml:space="preserve">Soccer Balls</w:t>
+            </w:r>
+          </w:p>
+          <w:p>
+            <w:pPr>
               <w:spacing w:after="0"/>
             </w:pPr>
             <w:r>
@@ -3073,7 +2608,7 @@
                 <w:sz w:val="21"/>
                 <w:szCs w:val="21"/>
               </w:rPr>
-              <w:t xml:space="preserve">Chef Academy students are tracking how much chocolate sauce they need for different numbers of sundaes. They know the recipe uses 2 ounces of sauce for every 1 sundae. Chef Reyes challenges them to plot the ratio table values on a coordinate grid to see the pattern. Will the points form a straight line?</w:t>
+              <w:t xml:space="preserve">The organizers of a soccer league ordered 6 of the bags shown to hold soccer balls. Each bag holds the same number of soccer balls. How many soccer balls will the bags hold?</w:t>
             </w:r>
           </w:p>
         </w:tc>
@@ -3803,54 +3338,7 @@
           <w:sz w:val="21"/>
           <w:szCs w:val="21"/>
         </w:rPr>
-        <w:t xml:space="preserve">The sundae recipe uses 2 ounces of chocolate sauce for every 1 sundae. Before you graph, what do you predict the points will look like, and which quantity goes on each axis?</w:t>
-      </w:r>
-    </w:p>
-    <w:p>
-      <w:pPr>
-        <w:spacing w:after="60"/>
-      </w:pPr>
-      <w:r>
-        <w:rPr>
-          <w:color w:val="1A2733"/>
-          <w:sz w:val="21"/>
-          <w:szCs w:val="21"/>
-        </w:rPr>
-        <w:t xml:space="preserve">Start with:  I will put ___ on the x-axis and ___ on the y-axis.</w:t>
-      </w:r>
-      <w:r>
-        <w:rPr>
-          <w:i/>
-          <w:iCs/>
-          <w:color w:val="5F6F80"/>
-          <w:sz w:val="19"/>
-          <w:szCs w:val="19"/>
-        </w:rPr>
-        <w:br/>
-        <w:t xml:space="preserve">Pondré ___ en el eje x y ___ en el eje y.</w:t>
-      </w:r>
-    </w:p>
-    <w:p>
-      <w:pPr>
-        <w:spacing w:after="80"/>
-      </w:pPr>
-      <w:r>
-        <w:rPr>
-          <w:b/>
-          <w:bCs/>
-          <w:color w:val="12355B"/>
-          <w:sz w:val="19"/>
-          <w:szCs w:val="19"/>
-        </w:rPr>
-        <w:t xml:space="preserve">Word bank:  </w:t>
-      </w:r>
-      <w:r>
-        <w:rPr>
-          <w:color w:val="1FA6A2"/>
-          <w:sz w:val="19"/>
-          <w:szCs w:val="19"/>
-        </w:rPr>
-        <w:t xml:space="preserve">Coordinate plane,  Ordered pair,  Origin</w:t>
+        <w:t xml:space="preserve">Each bag holds the same number of soccer balls, and the picture shows one bag with 6 balls. How can you use that one bag to find what 6 bags hold?</w:t>
       </w:r>
     </w:p>
     <w:p>
